--- a/04-滤波电路/05-其他滤波器/数字滤波器/数字滤波器.docx
+++ b/04-滤波电路/05-其他滤波器/数字滤波器/数字滤波器.docx
@@ -2777,6 +2777,20 @@
     </w:p>
     <w:bookmarkEnd w:id="26"/>
     <w:bookmarkEnd w:id="27"/>
+    <w:p>
+      <w:pPr>
+        <w:spacing w:before="360"/>
+        <w:jc w:val="center"/>
+      </w:pPr>
+      <w:r>
+        <w:rPr>
+          <w:rFonts w:ascii="Times New Roman" w:hAnsi="Times New Roman"/>
+          <w:color w:val="555555"/>
+          <w:sz w:val="21"/>
+        </w:rPr>
+        <w:t>材料收集者：杜文杰</w:t>
+      </w:r>
+    </w:p>
     <w:sectPr>
       <w:headerReference r:id="rId9" w:type="default"/>
       <w:footerReference r:id="rId10" w:type="default"/>

--- a/04-滤波电路/05-其他滤波器/数字滤波器/数字滤波器.docx
+++ b/04-滤波电路/05-其他滤波器/数字滤波器/数字滤波器.docx
@@ -1,6 +1,6 @@
 
 <file path=word/document.xml><?xml version="1.0" encoding="utf-8"?>
-<w:document xmlns:w="http://schemas.openxmlformats.org/wordprocessingml/2006/main" xmlns:m="http://schemas.openxmlformats.org/officeDocument/2006/math" xmlns:r="http://schemas.openxmlformats.org/officeDocument/2006/relationships" xmlns:o="urn:schemas-microsoft-com:office:office" xmlns:v="urn:schemas-microsoft-com:vml" xmlns:w10="urn:schemas-microsoft-com:office:word" xmlns:a="http://schemas.openxmlformats.org/drawingml/2006/main" xmlns:pic="http://schemas.openxmlformats.org/drawingml/2006/picture" xmlns:wp="http://schemas.openxmlformats.org/drawingml/2006/wordprocessingDrawing">
+<w:document xmlns:m="http://schemas.openxmlformats.org/officeDocument/2006/math" xmlns:r="http://schemas.openxmlformats.org/officeDocument/2006/relationships" xmlns:w="http://schemas.openxmlformats.org/wordprocessingml/2006/main" xmlns:o="urn:schemas-microsoft-com:office:office" xmlns:v="urn:schemas-microsoft-com:vml" xmlns:w10="urn:schemas-microsoft-com:office:word" xmlns:a="http://schemas.openxmlformats.org/drawingml/2006/main" xmlns:pic="http://schemas.openxmlformats.org/drawingml/2006/picture" xmlns:wp="http://schemas.openxmlformats.org/drawingml/2006/wordprocessingDrawing">
   <w:body>
     <w:bookmarkStart w:id="27" w:name="数字滤波器"/>
     <w:p>
@@ -9,7 +9,7 @@
       </w:pPr>
       <w:r>
         <w:rPr>
-          <w:rFonts w:hint="eastAsia"/>
+          <w:rFonts w:hint="eastAsia" w:eastAsia="黑体"/>
         </w:rPr>
         <w:t xml:space="preserve">数字滤波器</w:t>
       </w:r>
@@ -21,7 +21,7 @@
       </w:pPr>
       <w:r>
         <w:rPr>
-          <w:rFonts w:hint="eastAsia"/>
+          <w:rFonts w:hint="eastAsia" w:eastAsia="黑体"/>
         </w:rPr>
         <w:t xml:space="preserve">拓扑描述</w:t>
       </w:r>
@@ -32,25 +32,31 @@
       </w:pPr>
       <w:r>
         <w:rPr>
-          <w:rFonts w:hint="eastAsia"/>
+          <w:rFonts w:hint="eastAsia" w:eastAsia="黑体"/>
         </w:rPr>
         <w:t xml:space="preserve">本电路并非由</w:t>
       </w:r>
       <w:r>
+        <w:rPr>
+          <w:rFonts w:eastAsia="黑体"/>
+        </w:rPr>
         <w:t xml:space="preserve"> R、C、L </w:t>
       </w:r>
       <w:r>
         <w:rPr>
-          <w:rFonts w:hint="eastAsia"/>
+          <w:rFonts w:hint="eastAsia" w:eastAsia="黑体"/>
         </w:rPr>
         <w:t xml:space="preserve">等模拟元件搭建，而是以</w:t>
       </w:r>
       <w:r>
+        <w:rPr>
+          <w:rFonts w:eastAsia="黑体"/>
+        </w:rPr>
         <w:t xml:space="preserve"> </w:t>
       </w:r>
       <w:r>
         <w:rPr>
-          <w:rFonts w:hint="eastAsia"/>
+          <w:rFonts w:hint="eastAsia" w:eastAsia="黑体"/>
           <w:b/>
           <w:bCs/>
         </w:rPr>
@@ -58,6 +64,7 @@
       </w:r>
       <w:r>
         <w:rPr>
+          <w:rFonts w:eastAsia="黑体"/>
           <w:b/>
           <w:bCs/>
         </w:rPr>
@@ -79,6 +86,7 @@
       </m:oMath>
       <w:r>
         <w:rPr>
+          <w:rFonts w:eastAsia="黑体"/>
           <w:b/>
           <w:bCs/>
         </w:rPr>
@@ -100,7 +108,7 @@
       </m:oMath>
       <w:r>
         <w:rPr>
-          <w:rFonts w:hint="eastAsia"/>
+          <w:rFonts w:hint="eastAsia" w:eastAsia="黑体"/>
           <w:b/>
           <w:bCs/>
         </w:rPr>
@@ -108,6 +116,7 @@
       </w:r>
       <w:r>
         <w:rPr>
+          <w:rFonts w:eastAsia="黑体"/>
           <w:b/>
           <w:bCs/>
         </w:rPr>
@@ -134,60 +143,81 @@
         </m:sSup>
       </m:oMath>
       <w:r>
+        <w:rPr>
+          <w:rFonts w:eastAsia="黑体"/>
+        </w:rPr>
         <w:t xml:space="preserve"> </w:t>
       </w:r>
       <w:r>
         <w:rPr>
-          <w:rFonts w:hint="eastAsia"/>
+          <w:rFonts w:hint="eastAsia" w:eastAsia="黑体"/>
         </w:rPr>
         <w:t xml:space="preserve">组成的离散时间运算结构，按拓扑分为</w:t>
       </w:r>
       <w:r>
+        <w:rPr>
+          <w:rFonts w:eastAsia="黑体"/>
+        </w:rPr>
         <w:t xml:space="preserve"> FIR </w:t>
       </w:r>
       <w:r>
         <w:rPr>
-          <w:rFonts w:hint="eastAsia"/>
+          <w:rFonts w:hint="eastAsia" w:eastAsia="黑体"/>
         </w:rPr>
         <w:t xml:space="preserve">与</w:t>
       </w:r>
       <w:r>
+        <w:rPr>
+          <w:rFonts w:eastAsia="黑体"/>
+        </w:rPr>
         <w:t xml:space="preserve"> </w:t>
       </w:r>
       <w:r>
         <w:rPr>
-          <w:rFonts w:hint="eastAsia"/>
+          <w:rFonts w:hint="eastAsia" w:eastAsia="黑体"/>
         </w:rPr>
         <w:t xml:space="preserve">IIR（IIR</w:t>
       </w:r>
       <w:r>
+        <w:rPr>
+          <w:rFonts w:eastAsia="黑体"/>
+        </w:rPr>
         <w:t xml:space="preserve"> </w:t>
       </w:r>
       <w:r>
         <w:rPr>
-          <w:rFonts w:hint="eastAsia"/>
+          <w:rFonts w:hint="eastAsia" w:eastAsia="黑体"/>
         </w:rPr>
         <w:t xml:space="preserve">可展开为直接</w:t>
       </w:r>
       <w:r>
+        <w:rPr>
+          <w:rFonts w:eastAsia="黑体"/>
+        </w:rPr>
         <w:t xml:space="preserve"> I </w:t>
       </w:r>
       <w:r>
         <w:rPr>
-          <w:rFonts w:hint="eastAsia"/>
+          <w:rFonts w:hint="eastAsia" w:eastAsia="黑体"/>
         </w:rPr>
         <w:t xml:space="preserve">型、直接</w:t>
       </w:r>
       <w:r>
+        <w:rPr>
+          <w:rFonts w:eastAsia="黑体"/>
+        </w:rPr>
         <w:t xml:space="preserve"> II </w:t>
       </w:r>
       <w:r>
         <w:rPr>
-          <w:rFonts w:hint="eastAsia"/>
+          <w:rFonts w:hint="eastAsia" w:eastAsia="黑体"/>
         </w:rPr>
         <w:t xml:space="preserve">型、级联型、并联型）。关键节点命名如下：输入采样节点</w:t>
       </w:r>
       <w:r>
+        <w:rPr>
+          <w:rFonts w:eastAsia="黑体"/>
+        </w:rPr>
         <w:t xml:space="preserve"> </w:t>
       </w:r>
       <m:oMath>
@@ -208,15 +238,21 @@
         </m:sSub>
       </m:oMath>
       <w:r>
+        <w:rPr>
+          <w:rFonts w:eastAsia="黑体"/>
+        </w:rPr>
         <w:t xml:space="preserve"> </w:t>
       </w:r>
       <w:r>
         <w:rPr>
-          <w:rFonts w:hint="eastAsia"/>
+          <w:rFonts w:hint="eastAsia" w:eastAsia="黑体"/>
         </w:rPr>
         <w:t xml:space="preserve">接收输入序列</w:t>
       </w:r>
       <w:r>
+        <w:rPr>
+          <w:rFonts w:eastAsia="黑体"/>
+        </w:rPr>
         <w:t xml:space="preserve"> </w:t>
       </w:r>
       <m:oMath>
@@ -241,11 +277,14 @@
       </m:oMath>
       <w:r>
         <w:rPr>
-          <w:rFonts w:hint="eastAsia"/>
+          <w:rFonts w:hint="eastAsia" w:eastAsia="黑体"/>
         </w:rPr>
         <w:t xml:space="preserve">，输出节点</w:t>
       </w:r>
       <w:r>
+        <w:rPr>
+          <w:rFonts w:eastAsia="黑体"/>
+        </w:rPr>
         <w:t xml:space="preserve"> </w:t>
       </w:r>
       <m:oMath>
@@ -269,15 +308,21 @@
         </m:sSub>
       </m:oMath>
       <w:r>
+        <w:rPr>
+          <w:rFonts w:eastAsia="黑体"/>
+        </w:rPr>
         <w:t xml:space="preserve"> </w:t>
       </w:r>
       <w:r>
         <w:rPr>
-          <w:rFonts w:hint="eastAsia"/>
+          <w:rFonts w:hint="eastAsia" w:eastAsia="黑体"/>
         </w:rPr>
         <w:t xml:space="preserve">给出输出序列</w:t>
       </w:r>
       <w:r>
+        <w:rPr>
+          <w:rFonts w:eastAsia="黑体"/>
+        </w:rPr>
         <w:t xml:space="preserve"> </w:t>
       </w:r>
       <m:oMath>
@@ -302,11 +347,14 @@
       </m:oMath>
       <w:r>
         <w:rPr>
-          <w:rFonts w:hint="eastAsia"/>
+          <w:rFonts w:hint="eastAsia" w:eastAsia="黑体"/>
         </w:rPr>
         <w:t xml:space="preserve">，各延迟节点</w:t>
       </w:r>
       <w:r>
+        <w:rPr>
+          <w:rFonts w:eastAsia="黑体"/>
+        </w:rPr>
         <w:t xml:space="preserve"> </w:t>
       </w:r>
       <m:oMath>
@@ -327,6 +375,9 @@
         </m:sSub>
       </m:oMath>
       <w:r>
+        <w:rPr>
+          <w:rFonts w:eastAsia="黑体"/>
+        </w:rPr>
         <w:t xml:space="preserve">、</w:t>
       </w:r>
       <m:oMath>
@@ -347,15 +398,21 @@
         </m:sSub>
       </m:oMath>
       <w:r>
+        <w:rPr>
+          <w:rFonts w:eastAsia="黑体"/>
+        </w:rPr>
         <w:t xml:space="preserve">、… </w:t>
       </w:r>
       <w:r>
         <w:rPr>
-          <w:rFonts w:hint="eastAsia"/>
+          <w:rFonts w:hint="eastAsia" w:eastAsia="黑体"/>
         </w:rPr>
         <w:t xml:space="preserve">为每个单位延迟单元</w:t>
       </w:r>
       <w:r>
+        <w:rPr>
+          <w:rFonts w:eastAsia="黑体"/>
+        </w:rPr>
         <w:t xml:space="preserve"> </w:t>
       </w:r>
       <m:oMath>
@@ -379,15 +436,21 @@
         </m:sSup>
       </m:oMath>
       <w:r>
+        <w:rPr>
+          <w:rFonts w:eastAsia="黑体"/>
+        </w:rPr>
         <w:t xml:space="preserve"> </w:t>
       </w:r>
       <w:r>
         <w:rPr>
-          <w:rFonts w:hint="eastAsia"/>
+          <w:rFonts w:hint="eastAsia" w:eastAsia="黑体"/>
         </w:rPr>
         <w:t xml:space="preserve">的输出端，即历史采样值的存储或连线点；求和节点</w:t>
       </w:r>
       <w:r>
+        <w:rPr>
+          <w:rFonts w:eastAsia="黑体"/>
+        </w:rPr>
         <w:t xml:space="preserve"> </w:t>
       </w:r>
       <m:oMath>
@@ -408,11 +471,14 @@
         </m:sSub>
       </m:oMath>
       <w:r>
+        <w:rPr>
+          <w:rFonts w:eastAsia="黑体"/>
+        </w:rPr>
         <w:t xml:space="preserve"> </w:t>
       </w:r>
       <w:r>
         <w:rPr>
-          <w:rFonts w:hint="eastAsia"/>
+          <w:rFonts w:hint="eastAsia" w:eastAsia="黑体"/>
         </w:rPr>
         <w:t xml:space="preserve">为各乘加结果的汇聚处。</w:t>
       </w:r>
@@ -421,11 +487,14 @@
       <w:pPr/>
       <w:r>
         <w:rPr>
-          <w:rFonts w:hint="eastAsia"/>
+          <w:rFonts w:hint="eastAsia" w:eastAsia="黑体"/>
         </w:rPr>
         <w:t xml:space="preserve">各支路连接：每个前馈支路把输入采样</w:t>
       </w:r>
       <w:r>
+        <w:rPr>
+          <w:rFonts w:eastAsia="黑体"/>
+        </w:rPr>
         <w:t xml:space="preserve"> </w:t>
       </w:r>
       <m:oMath>
@@ -450,11 +519,14 @@
       </m:oMath>
       <w:r>
         <w:rPr>
-          <w:rFonts w:hint="eastAsia"/>
+          <w:rFonts w:hint="eastAsia" w:eastAsia="黑体"/>
         </w:rPr>
         <w:t xml:space="preserve">（或其延迟版本）经乘法器乘以前馈系数</w:t>
       </w:r>
       <w:r>
+        <w:rPr>
+          <w:rFonts w:eastAsia="黑体"/>
+        </w:rPr>
         <w:t xml:space="preserve"> </w:t>
       </w:r>
       <m:oMath>
@@ -472,15 +544,21 @@
         </m:sSub>
       </m:oMath>
       <w:r>
+        <w:rPr>
+          <w:rFonts w:eastAsia="黑体"/>
+        </w:rPr>
         <w:t xml:space="preserve"> </w:t>
       </w:r>
       <w:r>
         <w:rPr>
-          <w:rFonts w:hint="eastAsia"/>
+          <w:rFonts w:hint="eastAsia" w:eastAsia="黑体"/>
         </w:rPr>
         <w:t xml:space="preserve">后送入求和节点</w:t>
       </w:r>
       <w:r>
+        <w:rPr>
+          <w:rFonts w:eastAsia="黑体"/>
+        </w:rPr>
         <w:t xml:space="preserve"> </w:t>
       </w:r>
       <m:oMath>
@@ -502,11 +580,14 @@
       </m:oMath>
       <w:r>
         <w:rPr>
-          <w:rFonts w:hint="eastAsia"/>
+          <w:rFonts w:hint="eastAsia" w:eastAsia="黑体"/>
         </w:rPr>
         <w:t xml:space="preserve">；每个反馈支路把输出延迟节点</w:t>
       </w:r>
       <w:r>
+        <w:rPr>
+          <w:rFonts w:eastAsia="黑体"/>
+        </w:rPr>
         <w:t xml:space="preserve"> </w:t>
       </w:r>
       <m:oMath>
@@ -527,15 +608,21 @@
         </m:sSub>
       </m:oMath>
       <w:r>
+        <w:rPr>
+          <w:rFonts w:eastAsia="黑体"/>
+        </w:rPr>
         <w:t xml:space="preserve"> </w:t>
       </w:r>
       <w:r>
         <w:rPr>
-          <w:rFonts w:hint="eastAsia"/>
+          <w:rFonts w:hint="eastAsia" w:eastAsia="黑体"/>
         </w:rPr>
         <w:t xml:space="preserve">的信号经乘法器乘以反馈系数</w:t>
       </w:r>
       <w:r>
+        <w:rPr>
+          <w:rFonts w:eastAsia="黑体"/>
+        </w:rPr>
         <w:t xml:space="preserve"> </w:t>
       </w:r>
       <m:oMath>
@@ -553,15 +640,21 @@
         </m:sSub>
       </m:oMath>
       <w:r>
+        <w:rPr>
+          <w:rFonts w:eastAsia="黑体"/>
+        </w:rPr>
         <w:t xml:space="preserve"> </w:t>
       </w:r>
       <w:r>
         <w:rPr>
-          <w:rFonts w:hint="eastAsia"/>
+          <w:rFonts w:hint="eastAsia" w:eastAsia="黑体"/>
         </w:rPr>
         <w:t xml:space="preserve">后反相（负）送入</w:t>
       </w:r>
       <w:r>
+        <w:rPr>
+          <w:rFonts w:eastAsia="黑体"/>
+        </w:rPr>
         <w:t xml:space="preserve"> </w:t>
       </w:r>
       <m:oMath>
@@ -583,11 +676,14 @@
       </m:oMath>
       <w:r>
         <w:rPr>
-          <w:rFonts w:hint="eastAsia"/>
+          <w:rFonts w:hint="eastAsia" w:eastAsia="黑体"/>
         </w:rPr>
         <w:t xml:space="preserve">；单位延迟单元</w:t>
       </w:r>
       <w:r>
+        <w:rPr>
+          <w:rFonts w:eastAsia="黑体"/>
+        </w:rPr>
         <w:t xml:space="preserve"> </w:t>
       </w:r>
       <m:oMath>
@@ -611,24 +707,33 @@
         </m:sSup>
       </m:oMath>
       <w:r>
+        <w:rPr>
+          <w:rFonts w:eastAsia="黑体"/>
+        </w:rPr>
         <w:t xml:space="preserve"> </w:t>
       </w:r>
       <w:r>
         <w:rPr>
-          <w:rFonts w:hint="eastAsia"/>
+          <w:rFonts w:hint="eastAsia" w:eastAsia="黑体"/>
         </w:rPr>
         <w:t xml:space="preserve">的输入端接某一采样序列、输出端接下一个延迟节点，把信号推迟一个采样周期。例如直接</w:t>
       </w:r>
       <w:r>
+        <w:rPr>
+          <w:rFonts w:eastAsia="黑体"/>
+        </w:rPr>
         <w:t xml:space="preserve"> II </w:t>
       </w:r>
       <w:r>
         <w:rPr>
-          <w:rFonts w:hint="eastAsia"/>
+          <w:rFonts w:hint="eastAsia" w:eastAsia="黑体"/>
         </w:rPr>
         <w:t xml:space="preserve">型中，输入</w:t>
       </w:r>
       <w:r>
+        <w:rPr>
+          <w:rFonts w:eastAsia="黑体"/>
+        </w:rPr>
         <w:t xml:space="preserve"> </w:t>
       </w:r>
       <m:oMath>
@@ -652,15 +757,21 @@
         </m:r>
       </m:oMath>
       <w:r>
+        <w:rPr>
+          <w:rFonts w:eastAsia="黑体"/>
+        </w:rPr>
         <w:t xml:space="preserve"> </w:t>
       </w:r>
       <w:r>
         <w:rPr>
-          <w:rFonts w:hint="eastAsia"/>
+          <w:rFonts w:hint="eastAsia" w:eastAsia="黑体"/>
         </w:rPr>
         <w:t xml:space="preserve">先进入求和节点，输出按其差分方程经反馈与前馈两条支路分别实现极点和零点，最终从</w:t>
       </w:r>
       <w:r>
+        <w:rPr>
+          <w:rFonts w:eastAsia="黑体"/>
+        </w:rPr>
         <w:t xml:space="preserve"> </w:t>
       </w:r>
       <m:oMath>
@@ -684,15 +795,21 @@
         </m:sSub>
       </m:oMath>
       <w:r>
+        <w:rPr>
+          <w:rFonts w:eastAsia="黑体"/>
+        </w:rPr>
         <w:t xml:space="preserve"> </w:t>
       </w:r>
       <w:r>
         <w:rPr>
-          <w:rFonts w:hint="eastAsia"/>
+          <w:rFonts w:hint="eastAsia" w:eastAsia="黑体"/>
         </w:rPr>
         <w:t xml:space="preserve">输出</w:t>
       </w:r>
       <w:r>
+        <w:rPr>
+          <w:rFonts w:eastAsia="黑体"/>
+        </w:rPr>
         <w:t xml:space="preserve"> </w:t>
       </w:r>
       <m:oMath>
@@ -716,6 +833,9 @@
         </m:r>
       </m:oMath>
       <w:r>
+        <w:rPr>
+          <w:rFonts w:eastAsia="黑体"/>
+        </w:rPr>
         <w:t xml:space="preserve">。</w:t>
       </w:r>
     </w:p>
@@ -723,25 +843,31 @@
       <w:pPr/>
       <w:r>
         <w:rPr>
-          <w:rFonts w:hint="eastAsia"/>
+          <w:rFonts w:hint="eastAsia" w:eastAsia="黑体"/>
         </w:rPr>
         <w:t xml:space="preserve">组态上，这是以递推差分方程组合当前与历史采样值、由系数决定零极点位置的数字滤波器组态，用于微处理器、DSP</w:t>
       </w:r>
       <w:r>
+        <w:rPr>
+          <w:rFonts w:eastAsia="黑体"/>
+        </w:rPr>
         <w:t xml:space="preserve"> </w:t>
       </w:r>
       <w:r>
         <w:rPr>
-          <w:rFonts w:hint="eastAsia"/>
+          <w:rFonts w:hint="eastAsia" w:eastAsia="黑体"/>
         </w:rPr>
         <w:t xml:space="preserve">或</w:t>
       </w:r>
       <w:r>
+        <w:rPr>
+          <w:rFonts w:eastAsia="黑体"/>
+        </w:rPr>
         <w:t xml:space="preserve"> FPGA </w:t>
       </w:r>
       <w:r>
         <w:rPr>
-          <w:rFonts w:hint="eastAsia"/>
+          <w:rFonts w:hint="eastAsia" w:eastAsia="黑体"/>
         </w:rPr>
         <w:t xml:space="preserve">中对离散数字信号做滤波。</w:t>
       </w:r>
@@ -754,7 +880,7 @@
       </w:pPr>
       <w:r>
         <w:rPr>
-          <w:rFonts w:hint="eastAsia"/>
+          <w:rFonts w:hint="eastAsia" w:eastAsia="黑体"/>
         </w:rPr>
         <w:t xml:space="preserve">工作原理</w:t>
       </w:r>
@@ -765,11 +891,14 @@
       </w:pPr>
       <w:r>
         <w:rPr>
-          <w:rFonts w:hint="eastAsia"/>
+          <w:rFonts w:hint="eastAsia" w:eastAsia="黑体"/>
         </w:rPr>
         <w:t xml:space="preserve">数字滤波器通过递归或非递归地组合当前与历史采样值、乘以相应系数得到输出，用离散差分方程实现对频率的选择性。单位延迟</w:t>
       </w:r>
       <w:r>
+        <w:rPr>
+          <w:rFonts w:eastAsia="黑体"/>
+        </w:rPr>
         <w:t xml:space="preserve"> </w:t>
       </w:r>
       <m:oMath>
@@ -793,11 +922,14 @@
         </m:sSup>
       </m:oMath>
       <w:r>
+        <w:rPr>
+          <w:rFonts w:eastAsia="黑体"/>
+        </w:rPr>
         <w:t xml:space="preserve"> </w:t>
       </w:r>
       <w:r>
         <w:rPr>
-          <w:rFonts w:hint="eastAsia"/>
+          <w:rFonts w:hint="eastAsia" w:eastAsia="黑体"/>
         </w:rPr>
         <w:t xml:space="preserve">表示将信号推迟一个采样周期，系数决定零极点位置，从而决定滤波特性。</w:t>
       </w:r>
@@ -810,7 +942,7 @@
       </w:pPr>
       <w:r>
         <w:rPr>
-          <w:rFonts w:hint="eastAsia"/>
+          <w:rFonts w:hint="eastAsia" w:eastAsia="黑体"/>
         </w:rPr>
         <w:t xml:space="preserve">关键计算公式</w:t>
       </w:r>
@@ -824,7 +956,7 @@
       </w:pPr>
       <w:r>
         <w:rPr>
-          <w:rFonts w:hint="eastAsia"/>
+          <w:rFonts w:hint="eastAsia" w:eastAsia="黑体"/>
         </w:rPr>
         <w:t xml:space="preserve">通用差分方程（IIR）：</w:t>
       </w:r>
@@ -1022,11 +1154,14 @@
         </w:numPr>
       </w:pPr>
       <w:r>
+        <w:rPr>
+          <w:rFonts w:eastAsia="黑体"/>
+        </w:rPr>
         <w:t xml:space="preserve">FIR </w:t>
       </w:r>
       <w:r>
         <w:rPr>
-          <w:rFonts w:hint="eastAsia"/>
+          <w:rFonts w:hint="eastAsia" w:eastAsia="黑体"/>
         </w:rPr>
         <w:t xml:space="preserve">形式（</w:t>
       </w:r>
@@ -1055,7 +1190,7 @@
       </m:oMath>
       <w:r>
         <w:rPr>
-          <w:rFonts w:hint="eastAsia"/>
+          <w:rFonts w:hint="eastAsia" w:eastAsia="黑体"/>
         </w:rPr>
         <w:t xml:space="preserve">）：</w:t>
       </w:r>
@@ -1177,16 +1312,19 @@
       </w:pPr>
       <w:r>
         <w:rPr>
-          <w:rFonts w:hint="eastAsia"/>
+          <w:rFonts w:hint="eastAsia" w:eastAsia="黑体"/>
         </w:rPr>
         <w:t xml:space="preserve">传递函数（z</w:t>
       </w:r>
       <w:r>
+        <w:rPr>
+          <w:rFonts w:eastAsia="黑体"/>
+        </w:rPr>
         <w:t xml:space="preserve"> </w:t>
       </w:r>
       <w:r>
         <w:rPr>
-          <w:rFonts w:hint="eastAsia"/>
+          <w:rFonts w:hint="eastAsia" w:eastAsia="黑体"/>
         </w:rPr>
         <w:t xml:space="preserve">域）：</w:t>
       </w:r>
@@ -1373,7 +1511,7 @@
       </w:pPr>
       <w:r>
         <w:rPr>
-          <w:rFonts w:hint="eastAsia"/>
+          <w:rFonts w:hint="eastAsia" w:eastAsia="黑体"/>
         </w:rPr>
         <w:t xml:space="preserve">采样频率与奈奎斯特限制：</w:t>
       </w:r>
@@ -1439,7 +1577,7 @@
       </w:pPr>
       <w:r>
         <w:rPr>
-          <w:rFonts w:hint="eastAsia"/>
+          <w:rFonts w:hint="eastAsia" w:eastAsia="黑体"/>
         </w:rPr>
         <w:t xml:space="preserve">归一化角频率：</w:t>
       </w:r>
@@ -1527,7 +1665,7 @@
             </w:pPr>
             <w:r>
               <w:rPr>
-                <w:rFonts w:hint="eastAsia"/>
+                <w:rFonts w:hint="eastAsia" w:eastAsia="黑体"/>
               </w:rPr>
               <w:t xml:space="preserve">符号</w:t>
             </w:r>
@@ -1541,7 +1679,7 @@
             </w:pPr>
             <w:r>
               <w:rPr>
-                <w:rFonts w:hint="eastAsia"/>
+                <w:rFonts w:hint="eastAsia" w:eastAsia="黑体"/>
               </w:rPr>
               <w:t xml:space="preserve">含义</w:t>
             </w:r>
@@ -1555,7 +1693,7 @@
             </w:pPr>
             <w:r>
               <w:rPr>
-                <w:rFonts w:hint="eastAsia"/>
+                <w:rFonts w:hint="eastAsia" w:eastAsia="黑体"/>
               </w:rPr>
               <w:t xml:space="preserve">单位</w:t>
             </w:r>
@@ -1590,6 +1728,9 @@
               </m:r>
             </m:oMath>
             <w:r>
+              <w:rPr>
+                <w:rFonts w:eastAsia="黑体"/>
+              </w:rPr>
               <w:t xml:space="preserve">​</w:t>
             </w:r>
           </w:p>
@@ -1602,7 +1743,7 @@
             </w:pPr>
             <w:r>
               <w:rPr>
-                <w:rFonts w:hint="eastAsia"/>
+                <w:rFonts w:hint="eastAsia" w:eastAsia="黑体"/>
               </w:rPr>
               <w:t xml:space="preserve">输入序列</w:t>
             </w:r>
@@ -1615,6 +1756,9 @@
               <w:pStyle w:val="Compact"/>
             </w:pPr>
             <w:r>
+              <w:rPr>
+                <w:rFonts w:eastAsia="黑体"/>
+              </w:rPr>
               <w:t xml:space="preserve">—</w:t>
             </w:r>
           </w:p>
@@ -1648,6 +1792,9 @@
               </m:r>
             </m:oMath>
             <w:r>
+              <w:rPr>
+                <w:rFonts w:eastAsia="黑体"/>
+              </w:rPr>
               <w:t xml:space="preserve">​</w:t>
             </w:r>
           </w:p>
@@ -1660,7 +1807,7 @@
             </w:pPr>
             <w:r>
               <w:rPr>
-                <w:rFonts w:hint="eastAsia"/>
+                <w:rFonts w:hint="eastAsia" w:eastAsia="黑体"/>
               </w:rPr>
               <w:t xml:space="preserve">输出序列</w:t>
             </w:r>
@@ -1673,6 +1820,9 @@
               <w:pStyle w:val="Compact"/>
             </w:pPr>
             <w:r>
+              <w:rPr>
+                <w:rFonts w:eastAsia="黑体"/>
+              </w:rPr>
               <w:t xml:space="preserve">—</w:t>
             </w:r>
           </w:p>
@@ -1700,6 +1850,9 @@
               </m:sSub>
             </m:oMath>
             <w:r>
+              <w:rPr>
+                <w:rFonts w:eastAsia="黑体"/>
+              </w:rPr>
               <w:t xml:space="preserve">​</w:t>
             </w:r>
           </w:p>
@@ -1712,7 +1865,7 @@
             </w:pPr>
             <w:r>
               <w:rPr>
-                <w:rFonts w:hint="eastAsia"/>
+                <w:rFonts w:hint="eastAsia" w:eastAsia="黑体"/>
               </w:rPr>
               <w:t xml:space="preserve">前馈（零点）系数</w:t>
             </w:r>
@@ -1725,6 +1878,9 @@
               <w:pStyle w:val="Compact"/>
             </w:pPr>
             <w:r>
+              <w:rPr>
+                <w:rFonts w:eastAsia="黑体"/>
+              </w:rPr>
               <w:t xml:space="preserve">—</w:t>
             </w:r>
           </w:p>
@@ -1752,6 +1908,9 @@
               </m:sSub>
             </m:oMath>
             <w:r>
+              <w:rPr>
+                <w:rFonts w:eastAsia="黑体"/>
+              </w:rPr>
               <w:t xml:space="preserve">​</w:t>
             </w:r>
           </w:p>
@@ -1764,7 +1923,7 @@
             </w:pPr>
             <w:r>
               <w:rPr>
-                <w:rFonts w:hint="eastAsia"/>
+                <w:rFonts w:hint="eastAsia" w:eastAsia="黑体"/>
               </w:rPr>
               <w:t xml:space="preserve">反馈（极点）系数</w:t>
             </w:r>
@@ -1777,6 +1936,9 @@
               <w:pStyle w:val="Compact"/>
             </w:pPr>
             <w:r>
+              <w:rPr>
+                <w:rFonts w:eastAsia="黑体"/>
+              </w:rPr>
               <w:t xml:space="preserve">—</w:t>
             </w:r>
           </w:p>
@@ -1804,6 +1966,9 @@
               </m:r>
             </m:oMath>
             <w:r>
+              <w:rPr>
+                <w:rFonts w:eastAsia="黑体"/>
+              </w:rPr>
               <w:t xml:space="preserve">​</w:t>
             </w:r>
           </w:p>
@@ -1816,7 +1981,7 @@
             </w:pPr>
             <w:r>
               <w:rPr>
-                <w:rFonts w:hint="eastAsia"/>
+                <w:rFonts w:hint="eastAsia" w:eastAsia="黑体"/>
               </w:rPr>
               <w:t xml:space="preserve">滤波器阶数相关项数</w:t>
             </w:r>
@@ -1829,6 +1994,9 @@
               <w:pStyle w:val="Compact"/>
             </w:pPr>
             <w:r>
+              <w:rPr>
+                <w:rFonts w:eastAsia="黑体"/>
+              </w:rPr>
               <w:t xml:space="preserve">—</w:t>
             </w:r>
           </w:p>
@@ -1856,6 +2024,9 @@
               </m:sSub>
             </m:oMath>
             <w:r>
+              <w:rPr>
+                <w:rFonts w:eastAsia="黑体"/>
+              </w:rPr>
               <w:t xml:space="preserve">​</w:t>
             </w:r>
           </w:p>
@@ -1868,7 +2039,7 @@
             </w:pPr>
             <w:r>
               <w:rPr>
-                <w:rFonts w:hint="eastAsia"/>
+                <w:rFonts w:hint="eastAsia" w:eastAsia="黑体"/>
               </w:rPr>
               <w:t xml:space="preserve">采样频率</w:t>
             </w:r>
@@ -1881,6 +2052,9 @@
               <w:pStyle w:val="Compact"/>
             </w:pPr>
             <w:r>
+              <w:rPr>
+                <w:rFonts w:eastAsia="黑体"/>
+              </w:rPr>
               <w:t xml:space="preserve">Hz</w:t>
             </w:r>
           </w:p>
@@ -1914,6 +2088,9 @@
               </m:sSub>
             </m:oMath>
             <w:r>
+              <w:rPr>
+                <w:rFonts w:eastAsia="黑体"/>
+              </w:rPr>
               <w:t xml:space="preserve">​</w:t>
             </w:r>
           </w:p>
@@ -1926,7 +2103,7 @@
             </w:pPr>
             <w:r>
               <w:rPr>
-                <w:rFonts w:hint="eastAsia"/>
+                <w:rFonts w:hint="eastAsia" w:eastAsia="黑体"/>
               </w:rPr>
               <w:t xml:space="preserve">信号最高频率</w:t>
             </w:r>
@@ -1939,6 +2116,9 @@
               <w:pStyle w:val="Compact"/>
             </w:pPr>
             <w:r>
+              <w:rPr>
+                <w:rFonts w:eastAsia="黑体"/>
+              </w:rPr>
               <w:t xml:space="preserve">Hz</w:t>
             </w:r>
           </w:p>
@@ -1953,7 +2133,7 @@
       </w:pPr>
       <w:r>
         <w:rPr>
-          <w:rFonts w:hint="eastAsia"/>
+          <w:rFonts w:hint="eastAsia" w:eastAsia="黑体"/>
         </w:rPr>
         <w:t xml:space="preserve">元件调整影响</w:t>
       </w:r>
@@ -1968,21 +2148,27 @@
       </w:pPr>
       <w:r>
         <w:rPr>
-          <w:rFonts w:hint="eastAsia"/>
+          <w:rFonts w:hint="eastAsia" w:eastAsia="黑体"/>
           <w:b/>
           <w:bCs/>
         </w:rPr>
         <w:t xml:space="preserve">增大阶数</w:t>
       </w:r>
       <w:r>
+        <w:rPr>
+          <w:rFonts w:eastAsia="黑体"/>
+        </w:rPr>
         <w:t xml:space="preserve"> </w:t>
       </w:r>
       <w:r>
+        <w:rPr>
+          <w:rFonts w:eastAsia="黑体"/>
+        </w:rPr>
         <w:t xml:space="preserve">→ </w:t>
       </w:r>
       <w:r>
         <w:rPr>
-          <w:rFonts w:hint="eastAsia"/>
+          <w:rFonts w:hint="eastAsia" w:eastAsia="黑体"/>
         </w:rPr>
         <w:t xml:space="preserve">阻带更陡、过渡带更窄，但运算量与延迟增大。</w:t>
       </w:r>
@@ -1997,30 +2183,39 @@
       </w:pPr>
       <w:r>
         <w:rPr>
-          <w:rFonts w:hint="eastAsia"/>
+          <w:rFonts w:hint="eastAsia" w:eastAsia="黑体"/>
           <w:b/>
           <w:bCs/>
         </w:rPr>
         <w:t xml:space="preserve">系数精度（字长）降低</w:t>
       </w:r>
       <w:r>
+        <w:rPr>
+          <w:rFonts w:eastAsia="黑体"/>
+        </w:rPr>
         <w:t xml:space="preserve"> </w:t>
       </w:r>
       <w:r>
+        <w:rPr>
+          <w:rFonts w:eastAsia="黑体"/>
+        </w:rPr>
         <w:t xml:space="preserve">→ </w:t>
       </w:r>
       <w:r>
         <w:rPr>
-          <w:rFonts w:hint="eastAsia"/>
+          <w:rFonts w:hint="eastAsia" w:eastAsia="黑体"/>
         </w:rPr>
         <w:t xml:space="preserve">量化噪声增大，IIR</w:t>
       </w:r>
       <w:r>
+        <w:rPr>
+          <w:rFonts w:eastAsia="黑体"/>
+        </w:rPr>
         <w:t xml:space="preserve"> </w:t>
       </w:r>
       <w:r>
         <w:rPr>
-          <w:rFonts w:hint="eastAsia"/>
+          <w:rFonts w:hint="eastAsia" w:eastAsia="黑体"/>
         </w:rPr>
         <w:t xml:space="preserve">极点可能偏移甚至不稳定。</w:t>
       </w:r>
@@ -2035,7 +2230,7 @@
       </w:pPr>
       <w:r>
         <w:rPr>
-          <w:rFonts w:hint="eastAsia"/>
+          <w:rFonts w:hint="eastAsia" w:eastAsia="黑体"/>
           <w:b/>
           <w:bCs/>
         </w:rPr>
@@ -2043,6 +2238,7 @@
       </w:r>
       <w:r>
         <w:rPr>
+          <w:rFonts w:eastAsia="黑体"/>
           <w:b/>
           <w:bCs/>
         </w:rPr>
@@ -2064,6 +2260,7 @@
       </m:oMath>
       <w:r>
         <w:rPr>
+          <w:rFonts w:eastAsia="黑体"/>
           <w:b/>
           <w:bCs/>
         </w:rPr>
@@ -2071,21 +2268,27 @@
       </w:r>
       <w:r>
         <w:rPr>
-          <w:rFonts w:hint="eastAsia"/>
+          <w:rFonts w:hint="eastAsia" w:eastAsia="黑体"/>
           <w:b/>
           <w:bCs/>
         </w:rPr>
         <w:t xml:space="preserve">升高</w:t>
       </w:r>
       <w:r>
+        <w:rPr>
+          <w:rFonts w:eastAsia="黑体"/>
+        </w:rPr>
         <w:t xml:space="preserve"> </w:t>
       </w:r>
       <w:r>
+        <w:rPr>
+          <w:rFonts w:eastAsia="黑体"/>
+        </w:rPr>
         <w:t xml:space="preserve">→ </w:t>
       </w:r>
       <w:r>
         <w:rPr>
-          <w:rFonts w:hint="eastAsia"/>
+          <w:rFonts w:hint="eastAsia" w:eastAsia="黑体"/>
         </w:rPr>
         <w:t xml:space="preserve">可用带宽增大、混叠风险降低，但运算量与功耗上升。</w:t>
       </w:r>
@@ -2100,16 +2303,19 @@
       </w:pPr>
       <w:r>
         <w:rPr>
-          <w:rFonts w:hint="eastAsia"/>
+          <w:rFonts w:hint="eastAsia" w:eastAsia="黑体"/>
         </w:rPr>
         <w:t xml:space="preserve">系数决定零极点位置：调整系数即改变通带</w:t>
       </w:r>
       <w:r>
+        <w:rPr>
+          <w:rFonts w:eastAsia="黑体"/>
+        </w:rPr>
         <w:t xml:space="preserve"> / </w:t>
       </w:r>
       <w:r>
         <w:rPr>
-          <w:rFonts w:hint="eastAsia"/>
+          <w:rFonts w:hint="eastAsia" w:eastAsia="黑体"/>
         </w:rPr>
         <w:t xml:space="preserve">阻带和截止频率。</w:t>
       </w:r>
@@ -2122,7 +2328,7 @@
       </w:pPr>
       <w:r>
         <w:rPr>
-          <w:rFonts w:hint="eastAsia"/>
+          <w:rFonts w:hint="eastAsia" w:eastAsia="黑体"/>
         </w:rPr>
         <w:t xml:space="preserve">典型参数示例</w:t>
       </w:r>
@@ -2137,16 +2343,19 @@
       </w:pPr>
       <w:r>
         <w:rPr>
-          <w:rFonts w:hint="eastAsia"/>
+          <w:rFonts w:hint="eastAsia" w:eastAsia="黑体"/>
         </w:rPr>
         <w:t xml:space="preserve">一阶</w:t>
       </w:r>
       <w:r>
+        <w:rPr>
+          <w:rFonts w:eastAsia="黑体"/>
+        </w:rPr>
         <w:t xml:space="preserve"> IIR </w:t>
       </w:r>
       <w:r>
         <w:rPr>
-          <w:rFonts w:hint="eastAsia"/>
+          <w:rFonts w:hint="eastAsia" w:eastAsia="黑体"/>
         </w:rPr>
         <w:t xml:space="preserve">低通：</w:t>
       </w:r>
@@ -2262,11 +2471,14 @@
       </m:oMath>
       <w:r>
         <w:rPr>
-          <w:rFonts w:hint="eastAsia"/>
+          <w:rFonts w:hint="eastAsia" w:eastAsia="黑体"/>
         </w:rPr>
         <w:t xml:space="preserve">。取</w:t>
       </w:r>
       <w:r>
+        <w:rPr>
+          <w:rFonts w:eastAsia="黑体"/>
+        </w:rPr>
         <w:t xml:space="preserve"> </w:t>
       </w:r>
       <m:oMath>
@@ -2284,6 +2496,9 @@
         </m:r>
       </m:oMath>
       <w:r>
+        <w:rPr>
+          <w:rFonts w:eastAsia="黑体"/>
+        </w:rPr>
         <w:t xml:space="preserve">、</w:t>
       </w:r>
       <m:oMath>
@@ -2320,24 +2535,33 @@
         </m:r>
       </m:oMath>
       <w:r>
+        <w:rPr>
+          <w:rFonts w:eastAsia="黑体"/>
+        </w:rPr>
         <w:t xml:space="preserve"> </w:t>
       </w:r>
       <w:r>
         <w:rPr>
-          <w:rFonts w:hint="eastAsia"/>
+          <w:rFonts w:hint="eastAsia" w:eastAsia="黑体"/>
         </w:rPr>
         <w:t xml:space="preserve">时，其</w:t>
       </w:r>
       <w:r>
+        <w:rPr>
+          <w:rFonts w:eastAsia="黑体"/>
+        </w:rPr>
         <w:t xml:space="preserve"> -3 dB </w:t>
       </w:r>
       <w:r>
         <w:rPr>
-          <w:rFonts w:hint="eastAsia"/>
+          <w:rFonts w:hint="eastAsia" w:eastAsia="黑体"/>
         </w:rPr>
         <w:t xml:space="preserve">截止频率约</w:t>
       </w:r>
       <w:r>
+        <w:rPr>
+          <w:rFonts w:eastAsia="黑体"/>
+        </w:rPr>
         <w:t xml:space="preserve"> </w:t>
       </w:r>
       <m:oMath>
@@ -2404,11 +2628,14 @@
       </m:oMath>
       <w:r>
         <w:rPr>
-          <w:rFonts w:hint="eastAsia"/>
+          <w:rFonts w:hint="eastAsia" w:eastAsia="黑体"/>
         </w:rPr>
         <w:t xml:space="preserve">，代入</w:t>
       </w:r>
       <w:r>
+        <w:rPr>
+          <w:rFonts w:eastAsia="黑体"/>
+        </w:rPr>
         <w:t xml:space="preserve"> </w:t>
       </w:r>
       <m:oMath>
@@ -2445,15 +2672,21 @@
         </m:r>
       </m:oMath>
       <w:r>
+        <w:rPr>
+          <w:rFonts w:eastAsia="黑体"/>
+        </w:rPr>
         <w:t xml:space="preserve"> </w:t>
       </w:r>
       <w:r>
         <w:rPr>
-          <w:rFonts w:hint="eastAsia"/>
+          <w:rFonts w:hint="eastAsia" w:eastAsia="黑体"/>
         </w:rPr>
         <w:t xml:space="preserve">得</w:t>
       </w:r>
       <w:r>
+        <w:rPr>
+          <w:rFonts w:eastAsia="黑体"/>
+        </w:rPr>
         <w:t xml:space="preserve"> </w:t>
       </w:r>
       <m:oMath>
@@ -2538,6 +2771,9 @@
         </m:r>
       </m:oMath>
       <w:r>
+        <w:rPr>
+          <w:rFonts w:eastAsia="黑体"/>
+        </w:rPr>
         <w:t xml:space="preserve">。</w:t>
       </w:r>
     </w:p>
@@ -2549,7 +2785,7 @@
       </w:pPr>
       <w:r>
         <w:rPr>
-          <w:rFonts w:hint="eastAsia"/>
+          <w:rFonts w:hint="eastAsia" w:eastAsia="黑体"/>
         </w:rPr>
         <w:t xml:space="preserve">常见器件型号</w:t>
       </w:r>
@@ -2564,25 +2800,31 @@
       </w:pPr>
       <w:r>
         <w:rPr>
-          <w:rFonts w:hint="eastAsia"/>
+          <w:rFonts w:hint="eastAsia" w:eastAsia="黑体"/>
         </w:rPr>
         <w:t xml:space="preserve">DSP：TMS320</w:t>
       </w:r>
       <w:r>
+        <w:rPr>
+          <w:rFonts w:eastAsia="黑体"/>
+        </w:rPr>
         <w:t xml:space="preserve"> </w:t>
       </w:r>
       <w:r>
         <w:rPr>
-          <w:rFonts w:hint="eastAsia"/>
+          <w:rFonts w:hint="eastAsia" w:eastAsia="黑体"/>
         </w:rPr>
         <w:t xml:space="preserve">系列、ADSP-21xx</w:t>
       </w:r>
       <w:r>
+        <w:rPr>
+          <w:rFonts w:eastAsia="黑体"/>
+        </w:rPr>
         <w:t xml:space="preserve"> </w:t>
       </w:r>
       <w:r>
         <w:rPr>
-          <w:rFonts w:hint="eastAsia"/>
+          <w:rFonts w:hint="eastAsia" w:eastAsia="黑体"/>
         </w:rPr>
         <w:t xml:space="preserve">系列。</w:t>
       </w:r>
@@ -2597,34 +2839,43 @@
       </w:pPr>
       <w:r>
         <w:rPr>
-          <w:rFonts w:hint="eastAsia"/>
+          <w:rFonts w:hint="eastAsia" w:eastAsia="黑体"/>
         </w:rPr>
         <w:t xml:space="preserve">FPGA：Xilinx</w:t>
       </w:r>
       <w:r>
+        <w:rPr>
+          <w:rFonts w:eastAsia="黑体"/>
+        </w:rPr>
         <w:t xml:space="preserve"> / Intel </w:t>
       </w:r>
       <w:r>
         <w:rPr>
-          <w:rFonts w:hint="eastAsia"/>
+          <w:rFonts w:hint="eastAsia" w:eastAsia="黑体"/>
         </w:rPr>
         <w:t xml:space="preserve">FPGA（结合</w:t>
       </w:r>
       <w:r>
+        <w:rPr>
+          <w:rFonts w:eastAsia="黑体"/>
+        </w:rPr>
         <w:t xml:space="preserve"> IP </w:t>
       </w:r>
       <w:r>
         <w:rPr>
-          <w:rFonts w:hint="eastAsia"/>
+          <w:rFonts w:hint="eastAsia" w:eastAsia="黑体"/>
         </w:rPr>
         <w:t xml:space="preserve">核或手写</w:t>
       </w:r>
       <w:r>
+        <w:rPr>
+          <w:rFonts w:eastAsia="黑体"/>
+        </w:rPr>
         <w:t xml:space="preserve"> </w:t>
       </w:r>
       <w:r>
         <w:rPr>
-          <w:rFonts w:hint="eastAsia"/>
+          <w:rFonts w:hint="eastAsia" w:eastAsia="黑体"/>
         </w:rPr>
         <w:t xml:space="preserve">FIR/IIR）。</w:t>
       </w:r>
@@ -2639,20 +2890,26 @@
       </w:pPr>
       <w:r>
         <w:rPr>
-          <w:rFonts w:hint="eastAsia"/>
+          <w:rFonts w:hint="eastAsia" w:eastAsia="黑体"/>
         </w:rPr>
         <w:t xml:space="preserve">单片机：STM32（Cortex-M，含</w:t>
       </w:r>
       <w:r>
+        <w:rPr>
+          <w:rFonts w:eastAsia="黑体"/>
+        </w:rPr>
         <w:t xml:space="preserve"> CMSIS-DSP </w:t>
       </w:r>
       <w:r>
         <w:rPr>
-          <w:rFonts w:hint="eastAsia"/>
+          <w:rFonts w:hint="eastAsia" w:eastAsia="黑体"/>
         </w:rPr>
         <w:t xml:space="preserve">库）、ADI</w:t>
       </w:r>
       <w:r>
+        <w:rPr>
+          <w:rFonts w:eastAsia="黑体"/>
+        </w:rPr>
         <w:t xml:space="preserve"> Blackfin。</w:t>
       </w:r>
     </w:p>
@@ -2664,7 +2921,7 @@
       </w:pPr>
       <w:r>
         <w:rPr>
-          <w:rFonts w:hint="eastAsia"/>
+          <w:rFonts w:hint="eastAsia" w:eastAsia="黑体"/>
         </w:rPr>
         <w:t xml:space="preserve">注意事项</w:t>
       </w:r>
@@ -2679,7 +2936,7 @@
       </w:pPr>
       <w:r>
         <w:rPr>
-          <w:rFonts w:hint="eastAsia"/>
+          <w:rFonts w:hint="eastAsia" w:eastAsia="黑体"/>
         </w:rPr>
         <w:t xml:space="preserve">采样前需加模拟抗混叠低通滤波器。</w:t>
       </w:r>
@@ -2693,11 +2950,14 @@
         </w:numPr>
       </w:pPr>
       <w:r>
+        <w:rPr>
+          <w:rFonts w:eastAsia="黑体"/>
+        </w:rPr>
         <w:t xml:space="preserve">IIR </w:t>
       </w:r>
       <w:r>
         <w:rPr>
-          <w:rFonts w:hint="eastAsia"/>
+          <w:rFonts w:hint="eastAsia" w:eastAsia="黑体"/>
         </w:rPr>
         <w:t xml:space="preserve">结构量化误差可能造成不稳定，需校核极点是否在单位圆内。</w:t>
       </w:r>
@@ -2712,7 +2972,7 @@
       </w:pPr>
       <w:r>
         <w:rPr>
-          <w:rFonts w:hint="eastAsia"/>
+          <w:rFonts w:hint="eastAsia" w:eastAsia="黑体"/>
         </w:rPr>
         <w:t xml:space="preserve">设计时注意系数定标，避免定点运算溢出。</w:t>
       </w:r>
@@ -2725,7 +2985,7 @@
       </w:pPr>
       <w:r>
         <w:rPr>
-          <w:rFonts w:hint="eastAsia"/>
+          <w:rFonts w:hint="eastAsia" w:eastAsia="黑体"/>
         </w:rPr>
         <w:t xml:space="preserve">参考资料</w:t>
       </w:r>
@@ -2739,6 +2999,9 @@
         </w:numPr>
       </w:pPr>
       <w:r>
+        <w:rPr>
+          <w:rFonts w:eastAsia="黑体"/>
+        </w:rPr>
         <w:t xml:space="preserve">Wikipedia: Digital filter。</w:t>
       </w:r>
     </w:p>
@@ -2752,7 +3015,7 @@
       </w:pPr>
       <w:r>
         <w:rPr>
-          <w:rFonts w:hint="eastAsia"/>
+          <w:rFonts w:hint="eastAsia" w:eastAsia="黑体"/>
         </w:rPr>
         <w:t xml:space="preserve">《数字信号处理》（奥本海姆）。</w:t>
       </w:r>
@@ -2766,11 +3029,14 @@
         </w:numPr>
       </w:pPr>
       <w:r>
+        <w:rPr>
+          <w:rFonts w:eastAsia="黑体"/>
+        </w:rPr>
         <w:t xml:space="preserve">TI DSP </w:t>
       </w:r>
       <w:r>
         <w:rPr>
-          <w:rFonts w:hint="eastAsia"/>
+          <w:rFonts w:hint="eastAsia" w:eastAsia="黑体"/>
         </w:rPr>
         <w:t xml:space="preserve">滤波器应用笔记。</w:t>
       </w:r>
@@ -2784,11 +3050,11 @@
       </w:pPr>
       <w:r>
         <w:rPr>
-          <w:rFonts w:ascii="Times New Roman" w:hAnsi="Times New Roman"/>
+          <w:rFonts w:ascii="Times New Roman" w:hAnsi="Times New Roman" w:eastAsia="黑体"/>
           <w:color w:val="555555"/>
           <w:sz w:val="21"/>
         </w:rPr>
-        <w:t>材料收集者：杜文杰</w:t>
+        <w:t>材料收集者：杜文杰，WX手机：19519196569，QQ:3478827729</w:t>
       </w:r>
     </w:p>
     <w:sectPr>
@@ -2808,7 +3074,7 @@
 </file>
 
 <file path=word/footer1.xml><?xml version="1.0" encoding="utf-8"?>
-<w:ftr xmlns:m="http://schemas.openxmlformats.org/officeDocument/2006/math" xmlns:mc="http://schemas.openxmlformats.org/markup-compatibility/2006" xmlns:mo="http://schemas.microsoft.com/office/mac/office/2008/main" xmlns:mv="urn:schemas-microsoft-com:mac:vml" xmlns:o="urn:schemas-microsoft-com:office:office" xmlns:r="http://schemas.openxmlformats.org/officeDocument/2006/relationships" xmlns:v="urn:schemas-microsoft-com:vml" xmlns:w10="urn:schemas-microsoft-com:office:word" xmlns:w14="http://schemas.microsoft.com/office/word/2010/wordml" xmlns:w="http://schemas.openxmlformats.org/wordprocessingml/2006/main" xmlns:wne="http://schemas.microsoft.com/office/word/2006/wordml" xmlns:wp14="http://schemas.microsoft.com/office/word/2010/wordprocessingDrawing" xmlns:wp="http://schemas.openxmlformats.org/drawingml/2006/wordprocessingDrawing" xmlns:wpc="http://schemas.microsoft.com/office/word/2010/wordprocessingCanvas" xmlns:wpg="http://schemas.microsoft.com/office/word/2010/wordprocessingGroup" xmlns:wpi="http://schemas.microsoft.com/office/word/2010/wordprocessingInk" xmlns:wps="http://schemas.microsoft.com/office/word/2010/wordprocessingShape" mc:Ignorable="w14 wp14">
+<w:ftr xmlns:mc="http://schemas.openxmlformats.org/markup-compatibility/2006" xmlns:w="http://schemas.openxmlformats.org/wordprocessingml/2006/main" xmlns:m="http://schemas.openxmlformats.org/officeDocument/2006/math" xmlns:mo="http://schemas.microsoft.com/office/mac/office/2008/main" xmlns:mv="urn:schemas-microsoft-com:mac:vml" xmlns:o="urn:schemas-microsoft-com:office:office" xmlns:r="http://schemas.openxmlformats.org/officeDocument/2006/relationships" xmlns:v="urn:schemas-microsoft-com:vml" xmlns:w10="urn:schemas-microsoft-com:office:word" xmlns:w14="http://schemas.microsoft.com/office/word/2010/wordml" xmlns:wne="http://schemas.microsoft.com/office/word/2006/wordml" xmlns:wp14="http://schemas.microsoft.com/office/word/2010/wordprocessingDrawing" xmlns:wp="http://schemas.openxmlformats.org/drawingml/2006/wordprocessingDrawing" xmlns:wpc="http://schemas.microsoft.com/office/word/2010/wordprocessingCanvas" xmlns:wpg="http://schemas.microsoft.com/office/word/2010/wordprocessingGroup" xmlns:wpi="http://schemas.microsoft.com/office/word/2010/wordprocessingInk" xmlns:wps="http://schemas.microsoft.com/office/word/2010/wordprocessingShape" mc:Ignorable="w14 wp14">
   <w:p>
     <w:pPr>
       <w:pStyle w:val="Footer"/>
@@ -2816,12 +3082,14 @@
     </w:pPr>
     <w:r>
       <w:rPr>
+        <w:rFonts w:eastAsia="黑体"/>
         <w:sz w:val="18"/>
       </w:rPr>
       <w:t xml:space="preserve">第 </w:t>
     </w:r>
     <w:r>
       <w:rPr>
+        <w:rFonts w:eastAsia="黑体"/>
         <w:sz w:val="18"/>
       </w:rPr>
       <w:fldChar w:fldCharType="begin"/>
@@ -2830,6 +3098,7 @@
     </w:r>
     <w:r>
       <w:rPr>
+        <w:rFonts w:eastAsia="黑体"/>
         <w:sz w:val="18"/>
       </w:rPr>
       <w:t xml:space="preserve"> 页</w:t>
@@ -2843,6 +3112,9 @@
   <w:footnote w:type="continuationSeparator" w:id="0">
     <w:p>
       <w:r>
+        <w:rPr>
+          <w:rFonts w:eastAsia="黑体"/>
+        </w:rPr>
         <w:continuationSeparator/>
       </w:r>
     </w:p>
@@ -2850,6 +3122,9 @@
   <w:footnote w:type="separator" w:id="-1">
     <w:p>
       <w:r>
+        <w:rPr>
+          <w:rFonts w:eastAsia="黑体"/>
+        </w:rPr>
         <w:separator/>
       </w:r>
     </w:p>
@@ -2858,7 +3133,7 @@
 </file>
 
 <file path=word/header1.xml><?xml version="1.0" encoding="utf-8"?>
-<w:hdr xmlns:m="http://schemas.openxmlformats.org/officeDocument/2006/math" xmlns:mc="http://schemas.openxmlformats.org/markup-compatibility/2006" xmlns:mo="http://schemas.microsoft.com/office/mac/office/2008/main" xmlns:mv="urn:schemas-microsoft-com:mac:vml" xmlns:o="urn:schemas-microsoft-com:office:office" xmlns:r="http://schemas.openxmlformats.org/officeDocument/2006/relationships" xmlns:v="urn:schemas-microsoft-com:vml" xmlns:w10="urn:schemas-microsoft-com:office:word" xmlns:w14="http://schemas.microsoft.com/office/word/2010/wordml" xmlns:w="http://schemas.openxmlformats.org/wordprocessingml/2006/main" xmlns:wne="http://schemas.microsoft.com/office/word/2006/wordml" xmlns:wp14="http://schemas.microsoft.com/office/word/2010/wordprocessingDrawing" xmlns:wp="http://schemas.openxmlformats.org/drawingml/2006/wordprocessingDrawing" xmlns:wpc="http://schemas.microsoft.com/office/word/2010/wordprocessingCanvas" xmlns:wpg="http://schemas.microsoft.com/office/word/2010/wordprocessingGroup" xmlns:wpi="http://schemas.microsoft.com/office/word/2010/wordprocessingInk" xmlns:wps="http://schemas.microsoft.com/office/word/2010/wordprocessingShape" mc:Ignorable="w14 wp14">
+<w:hdr xmlns:mc="http://schemas.openxmlformats.org/markup-compatibility/2006" xmlns:w="http://schemas.openxmlformats.org/wordprocessingml/2006/main" xmlns:m="http://schemas.openxmlformats.org/officeDocument/2006/math" xmlns:mo="http://schemas.microsoft.com/office/mac/office/2008/main" xmlns:mv="urn:schemas-microsoft-com:mac:vml" xmlns:o="urn:schemas-microsoft-com:office:office" xmlns:r="http://schemas.openxmlformats.org/officeDocument/2006/relationships" xmlns:v="urn:schemas-microsoft-com:vml" xmlns:w10="urn:schemas-microsoft-com:office:word" xmlns:w14="http://schemas.microsoft.com/office/word/2010/wordml" xmlns:wne="http://schemas.microsoft.com/office/word/2006/wordml" xmlns:wp14="http://schemas.microsoft.com/office/word/2010/wordprocessingDrawing" xmlns:wp="http://schemas.openxmlformats.org/drawingml/2006/wordprocessingDrawing" xmlns:wpc="http://schemas.microsoft.com/office/word/2010/wordprocessingCanvas" xmlns:wpg="http://schemas.microsoft.com/office/word/2010/wordprocessingGroup" xmlns:wpi="http://schemas.microsoft.com/office/word/2010/wordprocessingInk" xmlns:wps="http://schemas.microsoft.com/office/word/2010/wordprocessingShape" mc:Ignorable="w14 wp14">
   <w:p>
     <w:pPr>
       <w:pStyle w:val="Header"/>
@@ -2866,7 +3141,7 @@
     </w:pPr>
     <w:r>
       <w:rPr>
-        <w:rFonts w:ascii="Times New Roman" w:hAnsi="Times New Roman"/>
+        <w:rFonts w:ascii="Times New Roman" w:hAnsi="Times New Roman" w:eastAsia="黑体"/>
         <w:sz w:val="18"/>
         <w:rFonts w:eastAsia="黑体"/>
         <w:rFonts w:eastAsia="黑体"/>
@@ -2878,7 +3153,7 @@
 </file>
 
 <file path=word/numbering.xml><?xml version="1.0" encoding="utf-8"?>
-<w:numbering xmlns:m="http://schemas.openxmlformats.org/officeDocument/2006/math" xmlns:mc="http://schemas.openxmlformats.org/markup-compatibility/2006" xmlns:mo="http://schemas.microsoft.com/office/mac/office/2008/main" xmlns:mv="urn:schemas-microsoft-com:mac:vml" xmlns:o="urn:schemas-microsoft-com:office:office" xmlns:r="http://schemas.openxmlformats.org/officeDocument/2006/relationships" xmlns:v="urn:schemas-microsoft-com:vml" xmlns:w="http://schemas.openxmlformats.org/wordprocessingml/2006/main" xmlns:w10="urn:schemas-microsoft-com:office:word" xmlns:w14="http://schemas.microsoft.com/office/word/2010/wordml" xmlns:wne="http://schemas.microsoft.com/office/word/2006/wordml" xmlns:wp="http://schemas.openxmlformats.org/drawingml/2006/wordprocessingDrawing" xmlns:wp14="http://schemas.microsoft.com/office/word/2010/wordprocessingDrawing" xmlns:wpc="http://schemas.microsoft.com/office/word/2010/wordprocessingCanvas" xmlns:wpg="http://schemas.microsoft.com/office/word/2010/wordprocessingGroup" xmlns:wpi="http://schemas.microsoft.com/office/word/2010/wordprocessingInk" xmlns:wps="http://schemas.microsoft.com/office/word/2010/wordprocessingShape" mc:Ignorable="w14 wp14">
+<w:numbering xmlns:mc="http://schemas.openxmlformats.org/markup-compatibility/2006" xmlns:w="http://schemas.openxmlformats.org/wordprocessingml/2006/main" xmlns:m="http://schemas.openxmlformats.org/officeDocument/2006/math" xmlns:mo="http://schemas.microsoft.com/office/mac/office/2008/main" xmlns:mv="urn:schemas-microsoft-com:mac:vml" xmlns:o="urn:schemas-microsoft-com:office:office" xmlns:r="http://schemas.openxmlformats.org/officeDocument/2006/relationships" xmlns:v="urn:schemas-microsoft-com:vml" xmlns:w10="urn:schemas-microsoft-com:office:word" xmlns:w14="http://schemas.microsoft.com/office/word/2010/wordml" xmlns:wne="http://schemas.microsoft.com/office/word/2006/wordml" xmlns:wp="http://schemas.openxmlformats.org/drawingml/2006/wordprocessingDrawing" xmlns:wp14="http://schemas.microsoft.com/office/word/2010/wordprocessingDrawing" xmlns:wpc="http://schemas.microsoft.com/office/word/2010/wordprocessingCanvas" xmlns:wpg="http://schemas.microsoft.com/office/word/2010/wordprocessingGroup" xmlns:wpi="http://schemas.microsoft.com/office/word/2010/wordprocessingInk" xmlns:wps="http://schemas.microsoft.com/office/word/2010/wordprocessingShape" mc:Ignorable="w14 wp14">
   <w:abstractNum w:abstractNumId="0">
     <w:nsid w:val="FFFFFF7C"/>
     <w:multiLevelType w:val="singleLevel"/>
@@ -2965,7 +3240,7 @@
         <w:ind w:hanging="360" w:left="1440"/>
       </w:pPr>
       <w:rPr>
-        <w:rFonts w:ascii="Symbol" w:hAnsi="Symbol" w:hint="default"/>
+        <w:rFonts w:ascii="Symbol" w:hAnsi="Symbol" w:hint="default" w:eastAsia="黑体"/>
       </w:rPr>
     </w:lvl>
   </w:abstractNum>
@@ -2986,7 +3261,7 @@
         <w:ind w:hanging="360" w:left="1080"/>
       </w:pPr>
       <w:rPr>
-        <w:rFonts w:ascii="Symbol" w:hAnsi="Symbol" w:hint="default"/>
+        <w:rFonts w:ascii="Symbol" w:hAnsi="Symbol" w:hint="default" w:eastAsia="黑体"/>
       </w:rPr>
     </w:lvl>
   </w:abstractNum>
@@ -3007,7 +3282,7 @@
         <w:ind w:hanging="360" w:left="720"/>
       </w:pPr>
       <w:rPr>
-        <w:rFonts w:ascii="Symbol" w:hAnsi="Symbol" w:hint="default"/>
+        <w:rFonts w:ascii="Symbol" w:hAnsi="Symbol" w:hint="default" w:eastAsia="黑体"/>
       </w:rPr>
     </w:lvl>
   </w:abstractNum>
@@ -3046,7 +3321,7 @@
         <w:ind w:hanging="360" w:left="360"/>
       </w:pPr>
       <w:rPr>
-        <w:rFonts w:ascii="Symbol" w:hAnsi="Symbol" w:hint="default"/>
+        <w:rFonts w:ascii="Symbol" w:hAnsi="Symbol" w:hint="default" w:eastAsia="黑体"/>
       </w:rPr>
     </w:lvl>
   </w:abstractNum>
@@ -3137,7 +3412,7 @@
         <w:ind w:left="720" w:hanging="360"/>
       </w:pPr>
       <w:rPr>
-        <w:rFonts w:ascii="Symbol" w:hAnsi="Symbol" w:cs="Symbol" w:hint="default"/>
+        <w:rFonts w:ascii="Symbol" w:hAnsi="Symbol" w:cs="Symbol" w:hint="default" w:eastAsia="黑体"/>
       </w:rPr>
     </w:lvl>
     <w:lvl w:ilvl="1">
@@ -3148,7 +3423,7 @@
         <w:ind w:left="1440" w:hanging="360"/>
       </w:pPr>
       <w:rPr>
-        <w:rFonts w:ascii="Courier New" w:hAnsi="Courier New" w:cs="Courier New" w:hint="default"/>
+        <w:rFonts w:ascii="Courier New" w:hAnsi="Courier New" w:cs="Courier New" w:hint="default" w:eastAsia="黑体"/>
       </w:rPr>
     </w:lvl>
     <w:lvl w:ilvl="2">
@@ -3159,7 +3434,7 @@
         <w:ind w:left="2160" w:hanging="360"/>
       </w:pPr>
       <w:rPr>
-        <w:rFonts w:ascii="Wingdings" w:hAnsi="Wingdings" w:cs="Wingdings" w:hint="default"/>
+        <w:rFonts w:ascii="Wingdings" w:hAnsi="Wingdings" w:cs="Wingdings" w:hint="default" w:eastAsia="黑体"/>
       </w:rPr>
     </w:lvl>
     <w:lvl w:ilvl="3">
@@ -3170,7 +3445,7 @@
         <w:ind w:left="2880" w:hanging="360"/>
       </w:pPr>
       <w:rPr>
-        <w:rFonts w:ascii="Symbol" w:hAnsi="Symbol" w:cs="Symbol" w:hint="default"/>
+        <w:rFonts w:ascii="Symbol" w:hAnsi="Symbol" w:cs="Symbol" w:hint="default" w:eastAsia="黑体"/>
       </w:rPr>
     </w:lvl>
     <w:lvl w:ilvl="4">
@@ -3181,7 +3456,7 @@
         <w:ind w:left="3600" w:hanging="360"/>
       </w:pPr>
       <w:rPr>
-        <w:rFonts w:ascii="Courier New" w:hAnsi="Courier New" w:cs="Courier New" w:hint="default"/>
+        <w:rFonts w:ascii="Courier New" w:hAnsi="Courier New" w:cs="Courier New" w:hint="default" w:eastAsia="黑体"/>
       </w:rPr>
     </w:lvl>
     <w:lvl w:ilvl="5">
@@ -3192,7 +3467,7 @@
         <w:ind w:left="4320" w:hanging="360"/>
       </w:pPr>
       <w:rPr>
-        <w:rFonts w:ascii="Wingdings" w:hAnsi="Wingdings" w:cs="Wingdings" w:hint="default"/>
+        <w:rFonts w:ascii="Wingdings" w:hAnsi="Wingdings" w:cs="Wingdings" w:hint="default" w:eastAsia="黑体"/>
       </w:rPr>
     </w:lvl>
     <w:lvl w:ilvl="6">
@@ -3203,7 +3478,7 @@
         <w:ind w:left="5040" w:hanging="360"/>
       </w:pPr>
       <w:rPr>
-        <w:rFonts w:ascii="Symbol" w:hAnsi="Symbol" w:cs="Symbol" w:hint="default"/>
+        <w:rFonts w:ascii="Symbol" w:hAnsi="Symbol" w:cs="Symbol" w:hint="default" w:eastAsia="黑体"/>
       </w:rPr>
     </w:lvl>
     <w:lvl w:ilvl="7">
@@ -3214,7 +3489,7 @@
         <w:ind w:left="5760" w:hanging="360"/>
       </w:pPr>
       <w:rPr>
-        <w:rFonts w:ascii="Courier New" w:hAnsi="Courier New" w:cs="Courier New" w:hint="default"/>
+        <w:rFonts w:ascii="Courier New" w:hAnsi="Courier New" w:cs="Courier New" w:hint="default" w:eastAsia="黑体"/>
       </w:rPr>
     </w:lvl>
     <w:lvl w:ilvl="8">
@@ -3225,7 +3500,7 @@
         <w:ind w:left="6480" w:hanging="360"/>
       </w:pPr>
       <w:rPr>
-        <w:rFonts w:ascii="Wingdings" w:hAnsi="Wingdings" w:cs="Wingdings" w:hint="default"/>
+        <w:rFonts w:ascii="Wingdings" w:hAnsi="Wingdings" w:cs="Wingdings" w:hint="default" w:eastAsia="黑体"/>
       </w:rPr>
     </w:lvl>
   </w:abstractNum>
@@ -3281,11 +3556,11 @@
 </file>
 
 <file path=word/styles.xml><?xml version="1.0" encoding="utf-8"?>
-<w:styles xmlns:mc="http://schemas.openxmlformats.org/markup-compatibility/2006" xmlns:r="http://schemas.openxmlformats.org/officeDocument/2006/relationships" xmlns:w="http://schemas.openxmlformats.org/wordprocessingml/2006/main" xmlns:w14="http://schemas.microsoft.com/office/word/2010/wordml" mc:Ignorable="w14">
+<w:styles xmlns:mc="http://schemas.openxmlformats.org/markup-compatibility/2006" xmlns:w="http://schemas.openxmlformats.org/wordprocessingml/2006/main" xmlns:r="http://schemas.openxmlformats.org/officeDocument/2006/relationships" xmlns:w14="http://schemas.microsoft.com/office/word/2010/wordml" mc:Ignorable="w14">
   <w:docDefaults>
     <w:rPrDefault>
       <w:rPr>
-        <w:rFonts w:asciiTheme="minorHAnsi" w:cstheme="minorBidi" w:eastAsiaTheme="minorEastAsia" w:hAnsiTheme="minorHAnsi"/>
+        <w:rFonts w:asciiTheme="minorHAnsi" w:cstheme="minorBidi" w:hAnsiTheme="minorHAnsi" w:eastAsia="黑体"/>
         <w:sz w:val="22"/>
         <w:szCs w:val="22"/>
         <w:lang w:bidi="ar-SA" w:eastAsia="en-US" w:val="en-US"/>
@@ -3507,7 +3782,7 @@
       <w:outlineLvl w:val="0"/>
     </w:pPr>
     <w:rPr>
-      <w:rFonts w:ascii="Times New Roman" w:asciiTheme="majorHAnsi" w:cstheme="majorBidi" w:eastAsia="黑体" w:eastAsiaTheme="majorEastAsia" w:hAnsi="Times New Roman" w:hAnsiTheme="majorHAnsi"/>
+      <w:rFonts w:ascii="Times New Roman" w:asciiTheme="majorHAnsi" w:cstheme="majorBidi" w:eastAsia="黑体" w:hAnsi="Times New Roman" w:hAnsiTheme="majorHAnsi"/>
       <w:b/>
       <w:bCs/>
       <w:color w:val="1F3864"/>
@@ -3531,7 +3806,7 @@
       <w:outlineLvl w:val="1"/>
     </w:pPr>
     <w:rPr>
-      <w:rFonts w:ascii="Times New Roman" w:asciiTheme="majorHAnsi" w:cstheme="majorBidi" w:eastAsia="黑体" w:eastAsiaTheme="majorEastAsia" w:hAnsi="Times New Roman" w:hAnsiTheme="majorHAnsi"/>
+      <w:rFonts w:ascii="Times New Roman" w:asciiTheme="majorHAnsi" w:cstheme="majorBidi" w:eastAsia="黑体" w:hAnsi="Times New Roman" w:hAnsiTheme="majorHAnsi"/>
       <w:b/>
       <w:bCs/>
       <w:color w:val="2E4E7E"/>
@@ -3555,7 +3830,7 @@
       <w:outlineLvl w:val="2"/>
     </w:pPr>
     <w:rPr>
-      <w:rFonts w:ascii="Times New Roman" w:asciiTheme="majorHAnsi" w:cstheme="majorBidi" w:eastAsia="黑体" w:eastAsiaTheme="majorEastAsia" w:hAnsi="Times New Roman" w:hAnsiTheme="majorHAnsi"/>
+      <w:rFonts w:ascii="Times New Roman" w:asciiTheme="majorHAnsi" w:cstheme="majorBidi" w:eastAsia="黑体" w:hAnsi="Times New Roman" w:hAnsiTheme="majorHAnsi"/>
       <w:b/>
       <w:bCs/>
       <w:color w:val="2E4E7E"/>
@@ -3579,7 +3854,7 @@
       <w:outlineLvl w:val="3"/>
     </w:pPr>
     <w:rPr>
-      <w:rFonts w:ascii="Times New Roman" w:asciiTheme="majorHAnsi" w:cstheme="majorBidi" w:eastAsia="黑体" w:eastAsiaTheme="majorEastAsia" w:hAnsi="Times New Roman" w:hAnsiTheme="majorHAnsi"/>
+      <w:rFonts w:ascii="Times New Roman" w:asciiTheme="majorHAnsi" w:cstheme="majorBidi" w:eastAsia="黑体" w:hAnsi="Times New Roman" w:hAnsiTheme="majorHAnsi"/>
       <w:b/>
       <w:bCs/>
       <w:i/>
@@ -3605,7 +3880,7 @@
       <w:outlineLvl w:val="4"/>
     </w:pPr>
     <w:rPr>
-      <w:rFonts w:ascii="Times New Roman" w:asciiTheme="majorHAnsi" w:cstheme="majorBidi" w:eastAsia="黑体" w:eastAsiaTheme="majorEastAsia" w:hAnsi="Times New Roman" w:hAnsiTheme="majorHAnsi"/>
+      <w:rFonts w:ascii="Times New Roman" w:asciiTheme="majorHAnsi" w:cstheme="majorBidi" w:eastAsia="黑体" w:hAnsi="Times New Roman" w:hAnsiTheme="majorHAnsi"/>
       <w:b/>
       <w:color w:val="333333"/>
       <w:sz w:val="22"/>
@@ -3628,7 +3903,7 @@
       <w:outlineLvl w:val="5"/>
     </w:pPr>
     <w:rPr>
-      <w:rFonts w:asciiTheme="majorHAnsi" w:cstheme="majorBidi" w:eastAsiaTheme="majorEastAsia" w:hAnsiTheme="majorHAnsi"/>
+      <w:rFonts w:asciiTheme="majorHAnsi" w:cstheme="majorBidi" w:hAnsiTheme="majorHAnsi" w:eastAsia="黑体"/>
       <w:i/>
       <w:iCs/>
       <w:color w:themeColor="accent1" w:themeShade="7F" w:val="243F60"/>
@@ -3651,7 +3926,7 @@
       <w:outlineLvl w:val="6"/>
     </w:pPr>
     <w:rPr>
-      <w:rFonts w:asciiTheme="majorHAnsi" w:cstheme="majorBidi" w:eastAsiaTheme="majorEastAsia" w:hAnsiTheme="majorHAnsi"/>
+      <w:rFonts w:asciiTheme="majorHAnsi" w:cstheme="majorBidi" w:hAnsiTheme="majorHAnsi" w:eastAsia="黑体"/>
       <w:i/>
       <w:iCs/>
       <w:color w:themeColor="text1" w:themeTint="BF" w:val="404040"/>
@@ -3674,7 +3949,7 @@
       <w:outlineLvl w:val="7"/>
     </w:pPr>
     <w:rPr>
-      <w:rFonts w:asciiTheme="majorHAnsi" w:cstheme="majorBidi" w:eastAsiaTheme="majorEastAsia" w:hAnsiTheme="majorHAnsi"/>
+      <w:rFonts w:asciiTheme="majorHAnsi" w:cstheme="majorBidi" w:hAnsiTheme="majorHAnsi" w:eastAsia="黑体"/>
       <w:color w:themeColor="accent1" w:val="4F81BD"/>
       <w:sz w:val="20"/>
       <w:szCs w:val="20"/>
@@ -3697,7 +3972,7 @@
       <w:outlineLvl w:val="8"/>
     </w:pPr>
     <w:rPr>
-      <w:rFonts w:asciiTheme="majorHAnsi" w:cstheme="majorBidi" w:eastAsiaTheme="majorEastAsia" w:hAnsiTheme="majorHAnsi"/>
+      <w:rFonts w:asciiTheme="majorHAnsi" w:cstheme="majorBidi" w:hAnsiTheme="majorHAnsi" w:eastAsia="黑体"/>
       <w:i/>
       <w:iCs/>
       <w:color w:themeColor="text1" w:themeTint="BF" w:val="404040"/>
@@ -3748,7 +4023,7 @@
     <w:uiPriority w:val="9"/>
     <w:rsid w:val="00FC693F"/>
     <w:rPr>
-      <w:rFonts w:asciiTheme="majorHAnsi" w:cstheme="majorBidi" w:eastAsiaTheme="majorEastAsia" w:hAnsiTheme="majorHAnsi"/>
+      <w:rFonts w:asciiTheme="majorHAnsi" w:cstheme="majorBidi" w:hAnsiTheme="majorHAnsi" w:eastAsia="黑体"/>
       <w:b/>
       <w:bCs/>
       <w:color w:themeColor="accent1" w:themeShade="BF" w:val="365F91"/>
@@ -3763,7 +4038,7 @@
     <w:uiPriority w:val="9"/>
     <w:rsid w:val="00FC693F"/>
     <w:rPr>
-      <w:rFonts w:asciiTheme="majorHAnsi" w:cstheme="majorBidi" w:eastAsiaTheme="majorEastAsia" w:hAnsiTheme="majorHAnsi"/>
+      <w:rFonts w:asciiTheme="majorHAnsi" w:cstheme="majorBidi" w:hAnsiTheme="majorHAnsi" w:eastAsia="黑体"/>
       <w:b/>
       <w:bCs/>
       <w:color w:themeColor="accent1" w:val="4F81BD"/>
@@ -3778,7 +4053,7 @@
     <w:uiPriority w:val="9"/>
     <w:rsid w:val="00FC693F"/>
     <w:rPr>
-      <w:rFonts w:asciiTheme="majorHAnsi" w:cstheme="majorBidi" w:eastAsiaTheme="majorEastAsia" w:hAnsiTheme="majorHAnsi"/>
+      <w:rFonts w:asciiTheme="majorHAnsi" w:cstheme="majorBidi" w:hAnsiTheme="majorHAnsi" w:eastAsia="黑体"/>
       <w:b/>
       <w:bCs/>
       <w:color w:themeColor="accent1" w:val="4F81BD"/>
@@ -3801,7 +4076,7 @@
       <w:contextualSpacing/>
     </w:pPr>
     <w:rPr>
-      <w:rFonts w:ascii="Times New Roman" w:asciiTheme="majorHAnsi" w:cstheme="majorBidi" w:eastAsia="黑体" w:eastAsiaTheme="majorEastAsia" w:hAnsi="Times New Roman" w:hAnsiTheme="majorHAnsi"/>
+      <w:rFonts w:ascii="Times New Roman" w:asciiTheme="majorHAnsi" w:cstheme="majorBidi" w:eastAsia="黑体" w:hAnsi="Times New Roman" w:hAnsiTheme="majorHAnsi"/>
       <w:b/>
       <w:color w:val="1F3864"/>
       <w:spacing w:val="5"/>
@@ -3817,7 +4092,7 @@
     <w:uiPriority w:val="10"/>
     <w:rsid w:val="00FC693F"/>
     <w:rPr>
-      <w:rFonts w:asciiTheme="majorHAnsi" w:cstheme="majorBidi" w:eastAsiaTheme="majorEastAsia" w:hAnsiTheme="majorHAnsi"/>
+      <w:rFonts w:asciiTheme="majorHAnsi" w:cstheme="majorBidi" w:hAnsiTheme="majorHAnsi" w:eastAsia="黑体"/>
       <w:color w:themeColor="text2" w:themeShade="BF" w:val="17365D"/>
       <w:spacing w:val="5"/>
       <w:kern w:val="28"/>
@@ -3839,7 +4114,7 @@
       </w:numPr>
     </w:pPr>
     <w:rPr>
-      <w:rFonts w:asciiTheme="majorHAnsi" w:cstheme="majorBidi" w:eastAsiaTheme="majorEastAsia" w:hAnsiTheme="majorHAnsi"/>
+      <w:rFonts w:asciiTheme="majorHAnsi" w:cstheme="majorBidi" w:hAnsiTheme="majorHAnsi" w:eastAsia="黑体"/>
       <w:i/>
       <w:iCs/>
       <w:color w:themeColor="accent1" w:val="4F81BD"/>
@@ -3855,7 +4130,7 @@
     <w:uiPriority w:val="11"/>
     <w:rsid w:val="00FC693F"/>
     <w:rPr>
-      <w:rFonts w:asciiTheme="majorHAnsi" w:cstheme="majorBidi" w:eastAsiaTheme="majorEastAsia" w:hAnsiTheme="majorHAnsi"/>
+      <w:rFonts w:asciiTheme="majorHAnsi" w:cstheme="majorBidi" w:hAnsiTheme="majorHAnsi" w:eastAsia="黑体"/>
       <w:i/>
       <w:iCs/>
       <w:color w:themeColor="accent1" w:val="4F81BD"/>
@@ -3922,6 +4197,7 @@
       <w:spacing w:after="120"/>
     </w:pPr>
     <w:rPr>
+      <w:rFonts w:eastAsia="黑体"/>
       <w:sz w:val="16"/>
       <w:szCs w:val="16"/>
     </w:rPr>
@@ -3933,6 +4209,7 @@
     <w:uiPriority w:val="99"/>
     <w:rsid w:val="00AA1D8D"/>
     <w:rPr>
+      <w:rFonts w:eastAsia="黑体"/>
       <w:sz w:val="16"/>
       <w:szCs w:val="16"/>
     </w:rPr>
@@ -4102,7 +4379,7 @@
       </w:tabs>
     </w:pPr>
     <w:rPr>
-      <w:rFonts w:ascii="Courier" w:hAnsi="Courier"/>
+      <w:rFonts w:ascii="Courier" w:hAnsi="Courier" w:eastAsia="黑体"/>
       <w:sz w:val="20"/>
       <w:szCs w:val="20"/>
     </w:rPr>
@@ -4114,7 +4391,7 @@
     <w:uiPriority w:val="99"/>
     <w:rsid w:val="0029639D"/>
     <w:rPr>
-      <w:rFonts w:ascii="Courier" w:hAnsi="Courier"/>
+      <w:rFonts w:ascii="Courier" w:hAnsi="Courier" w:eastAsia="黑体"/>
       <w:sz w:val="20"/>
       <w:szCs w:val="20"/>
     </w:rPr>
@@ -4150,6 +4427,7 @@
     <w:uiPriority w:val="29"/>
     <w:rsid w:val="00FC693F"/>
     <w:rPr>
+      <w:rFonts w:eastAsia="黑体"/>
       <w:i/>
       <w:iCs/>
       <w:color w:themeColor="text1" w:val="000000"/>
@@ -4163,7 +4441,7 @@
     <w:semiHidden/>
     <w:rsid w:val="00FC693F"/>
     <w:rPr>
-      <w:rFonts w:asciiTheme="majorHAnsi" w:cstheme="majorBidi" w:eastAsiaTheme="majorEastAsia" w:hAnsiTheme="majorHAnsi"/>
+      <w:rFonts w:asciiTheme="majorHAnsi" w:cstheme="majorBidi" w:hAnsiTheme="majorHAnsi" w:eastAsia="黑体"/>
       <w:b/>
       <w:bCs/>
       <w:i/>
@@ -4179,7 +4457,7 @@
     <w:semiHidden/>
     <w:rsid w:val="00FC693F"/>
     <w:rPr>
-      <w:rFonts w:asciiTheme="majorHAnsi" w:cstheme="majorBidi" w:eastAsiaTheme="majorEastAsia" w:hAnsiTheme="majorHAnsi"/>
+      <w:rFonts w:asciiTheme="majorHAnsi" w:cstheme="majorBidi" w:hAnsiTheme="majorHAnsi" w:eastAsia="黑体"/>
       <w:color w:themeColor="accent1" w:themeShade="7F" w:val="243F60"/>
     </w:rPr>
   </w:style>
@@ -4191,7 +4469,7 @@
     <w:semiHidden/>
     <w:rsid w:val="00FC693F"/>
     <w:rPr>
-      <w:rFonts w:asciiTheme="majorHAnsi" w:cstheme="majorBidi" w:eastAsiaTheme="majorEastAsia" w:hAnsiTheme="majorHAnsi"/>
+      <w:rFonts w:asciiTheme="majorHAnsi" w:cstheme="majorBidi" w:hAnsiTheme="majorHAnsi" w:eastAsia="黑体"/>
       <w:i/>
       <w:iCs/>
       <w:color w:themeColor="accent1" w:themeShade="7F" w:val="243F60"/>
@@ -4205,7 +4483,7 @@
     <w:semiHidden/>
     <w:rsid w:val="00FC693F"/>
     <w:rPr>
-      <w:rFonts w:asciiTheme="majorHAnsi" w:cstheme="majorBidi" w:eastAsiaTheme="majorEastAsia" w:hAnsiTheme="majorHAnsi"/>
+      <w:rFonts w:asciiTheme="majorHAnsi" w:cstheme="majorBidi" w:hAnsiTheme="majorHAnsi" w:eastAsia="黑体"/>
       <w:i/>
       <w:iCs/>
       <w:color w:themeColor="text1" w:themeTint="BF" w:val="404040"/>
@@ -4219,7 +4497,7 @@
     <w:semiHidden/>
     <w:rsid w:val="00FC693F"/>
     <w:rPr>
-      <w:rFonts w:asciiTheme="majorHAnsi" w:cstheme="majorBidi" w:eastAsiaTheme="majorEastAsia" w:hAnsiTheme="majorHAnsi"/>
+      <w:rFonts w:asciiTheme="majorHAnsi" w:cstheme="majorBidi" w:hAnsiTheme="majorHAnsi" w:eastAsia="黑体"/>
       <w:color w:themeColor="accent1" w:val="4F81BD"/>
       <w:sz w:val="20"/>
       <w:szCs w:val="20"/>
@@ -4233,7 +4511,7 @@
     <w:semiHidden/>
     <w:rsid w:val="00FC693F"/>
     <w:rPr>
-      <w:rFonts w:asciiTheme="majorHAnsi" w:cstheme="majorBidi" w:eastAsiaTheme="majorEastAsia" w:hAnsiTheme="majorHAnsi"/>
+      <w:rFonts w:asciiTheme="majorHAnsi" w:cstheme="majorBidi" w:hAnsiTheme="majorHAnsi" w:eastAsia="黑体"/>
       <w:i/>
       <w:iCs/>
       <w:color w:themeColor="text1" w:themeTint="BF" w:val="404040"/>
@@ -4254,6 +4532,7 @@
       <w:spacing w:line="240" w:lineRule="auto"/>
     </w:pPr>
     <w:rPr>
+      <w:rFonts w:eastAsia="黑体"/>
       <w:b/>
       <w:bCs/>
       <w:color w:themeColor="accent1" w:val="4F81BD"/>
@@ -4268,6 +4547,7 @@
     <w:qFormat/>
     <w:rsid w:val="00FC693F"/>
     <w:rPr>
+      <w:rFonts w:eastAsia="黑体"/>
       <w:b/>
       <w:bCs/>
     </w:rPr>
@@ -4279,6 +4559,7 @@
     <w:qFormat/>
     <w:rsid w:val="00FC693F"/>
     <w:rPr>
+      <w:rFonts w:eastAsia="黑体"/>
       <w:i/>
       <w:iCs/>
     </w:rPr>
@@ -4299,6 +4580,7 @@
       <w:ind w:left="936" w:right="936"/>
     </w:pPr>
     <w:rPr>
+      <w:rFonts w:eastAsia="黑体"/>
       <w:b/>
       <w:bCs/>
       <w:i/>
@@ -4313,6 +4595,7 @@
     <w:uiPriority w:val="30"/>
     <w:rsid w:val="00FC693F"/>
     <w:rPr>
+      <w:rFonts w:eastAsia="黑体"/>
       <w:b/>
       <w:bCs/>
       <w:i/>
@@ -4327,6 +4610,7 @@
     <w:qFormat/>
     <w:rsid w:val="00FC693F"/>
     <w:rPr>
+      <w:rFonts w:eastAsia="黑体"/>
       <w:i/>
       <w:iCs/>
       <w:color w:themeColor="text1" w:themeTint="7F" w:val="808080"/>
@@ -4339,6 +4623,7 @@
     <w:qFormat/>
     <w:rsid w:val="00FC693F"/>
     <w:rPr>
+      <w:rFonts w:eastAsia="黑体"/>
       <w:b/>
       <w:bCs/>
       <w:i/>
@@ -4353,6 +4638,7 @@
     <w:qFormat/>
     <w:rsid w:val="00FC693F"/>
     <w:rPr>
+      <w:rFonts w:eastAsia="黑体"/>
       <w:smallCaps/>
       <w:color w:themeColor="accent2" w:val="C0504D"/>
       <w:u w:val="single"/>
@@ -4365,6 +4651,7 @@
     <w:qFormat/>
     <w:rsid w:val="00FC693F"/>
     <w:rPr>
+      <w:rFonts w:eastAsia="黑体"/>
       <w:b/>
       <w:bCs/>
       <w:smallCaps/>
@@ -4380,6 +4667,7 @@
     <w:qFormat/>
     <w:rsid w:val="00FC693F"/>
     <w:rPr>
+      <w:rFonts w:eastAsia="黑体"/>
       <w:b/>
       <w:bCs/>
       <w:smallCaps/>
@@ -4434,6 +4722,7 @@
       <w:spacing w:after="0" w:line="240" w:lineRule="auto"/>
     </w:pPr>
     <w:rPr>
+      <w:rFonts w:eastAsia="黑体"/>
       <w:color w:themeColor="text1" w:themeShade="BF" w:val="000000"/>
     </w:rPr>
     <w:tblPr>
@@ -4456,6 +4745,7 @@
         <w:spacing w:after="0" w:before="0" w:line="240" w:lineRule="auto"/>
       </w:pPr>
       <w:rPr>
+        <w:rFonts w:eastAsia="黑体"/>
         <w:b/>
         <w:bCs/>
       </w:rPr>
@@ -4476,6 +4766,7 @@
         <w:spacing w:after="0" w:before="0" w:line="240" w:lineRule="auto"/>
       </w:pPr>
       <w:rPr>
+        <w:rFonts w:eastAsia="黑体"/>
         <w:b/>
         <w:bCs/>
       </w:rPr>
@@ -4493,12 +4784,14 @@
     </w:tblStylePr>
     <w:tblStylePr w:type="firstCol">
       <w:rPr>
+        <w:rFonts w:eastAsia="黑体"/>
         <w:b/>
         <w:bCs/>
       </w:rPr>
     </w:tblStylePr>
     <w:tblStylePr w:type="lastCol">
       <w:rPr>
+        <w:rFonts w:eastAsia="黑体"/>
         <w:b/>
         <w:bCs/>
       </w:rPr>
@@ -4537,6 +4830,7 @@
       <w:spacing w:after="0" w:line="240" w:lineRule="auto"/>
     </w:pPr>
     <w:rPr>
+      <w:rFonts w:eastAsia="黑体"/>
       <w:color w:themeColor="accent1" w:themeShade="BF" w:val="365F91"/>
     </w:rPr>
     <w:tblPr>
@@ -4559,6 +4853,7 @@
         <w:spacing w:after="0" w:before="0" w:line="240" w:lineRule="auto"/>
       </w:pPr>
       <w:rPr>
+        <w:rFonts w:eastAsia="黑体"/>
         <w:b/>
         <w:bCs/>
       </w:rPr>
@@ -4579,6 +4874,7 @@
         <w:spacing w:after="0" w:before="0" w:line="240" w:lineRule="auto"/>
       </w:pPr>
       <w:rPr>
+        <w:rFonts w:eastAsia="黑体"/>
         <w:b/>
         <w:bCs/>
       </w:rPr>
@@ -4596,12 +4892,14 @@
     </w:tblStylePr>
     <w:tblStylePr w:type="firstCol">
       <w:rPr>
+        <w:rFonts w:eastAsia="黑体"/>
         <w:b/>
         <w:bCs/>
       </w:rPr>
     </w:tblStylePr>
     <w:tblStylePr w:type="lastCol">
       <w:rPr>
+        <w:rFonts w:eastAsia="黑体"/>
         <w:b/>
         <w:bCs/>
       </w:rPr>
@@ -4640,6 +4938,7 @@
       <w:spacing w:after="0" w:line="240" w:lineRule="auto"/>
     </w:pPr>
     <w:rPr>
+      <w:rFonts w:eastAsia="黑体"/>
       <w:color w:themeColor="accent2" w:themeShade="BF" w:val="943634"/>
     </w:rPr>
     <w:tblPr>
@@ -4662,6 +4961,7 @@
         <w:spacing w:after="0" w:before="0" w:line="240" w:lineRule="auto"/>
       </w:pPr>
       <w:rPr>
+        <w:rFonts w:eastAsia="黑体"/>
         <w:b/>
         <w:bCs/>
       </w:rPr>
@@ -4682,6 +4982,7 @@
         <w:spacing w:after="0" w:before="0" w:line="240" w:lineRule="auto"/>
       </w:pPr>
       <w:rPr>
+        <w:rFonts w:eastAsia="黑体"/>
         <w:b/>
         <w:bCs/>
       </w:rPr>
@@ -4699,12 +5000,14 @@
     </w:tblStylePr>
     <w:tblStylePr w:type="firstCol">
       <w:rPr>
+        <w:rFonts w:eastAsia="黑体"/>
         <w:b/>
         <w:bCs/>
       </w:rPr>
     </w:tblStylePr>
     <w:tblStylePr w:type="lastCol">
       <w:rPr>
+        <w:rFonts w:eastAsia="黑体"/>
         <w:b/>
         <w:bCs/>
       </w:rPr>
@@ -4743,6 +5046,7 @@
       <w:spacing w:after="0" w:line="240" w:lineRule="auto"/>
     </w:pPr>
     <w:rPr>
+      <w:rFonts w:eastAsia="黑体"/>
       <w:color w:themeColor="accent3" w:themeShade="BF" w:val="76923C"/>
     </w:rPr>
     <w:tblPr>
@@ -4765,6 +5069,7 @@
         <w:spacing w:after="0" w:before="0" w:line="240" w:lineRule="auto"/>
       </w:pPr>
       <w:rPr>
+        <w:rFonts w:eastAsia="黑体"/>
         <w:b/>
         <w:bCs/>
       </w:rPr>
@@ -4785,6 +5090,7 @@
         <w:spacing w:after="0" w:before="0" w:line="240" w:lineRule="auto"/>
       </w:pPr>
       <w:rPr>
+        <w:rFonts w:eastAsia="黑体"/>
         <w:b/>
         <w:bCs/>
       </w:rPr>
@@ -4802,12 +5108,14 @@
     </w:tblStylePr>
     <w:tblStylePr w:type="firstCol">
       <w:rPr>
+        <w:rFonts w:eastAsia="黑体"/>
         <w:b/>
         <w:bCs/>
       </w:rPr>
     </w:tblStylePr>
     <w:tblStylePr w:type="lastCol">
       <w:rPr>
+        <w:rFonts w:eastAsia="黑体"/>
         <w:b/>
         <w:bCs/>
       </w:rPr>
@@ -4846,6 +5154,7 @@
       <w:spacing w:after="0" w:line="240" w:lineRule="auto"/>
     </w:pPr>
     <w:rPr>
+      <w:rFonts w:eastAsia="黑体"/>
       <w:color w:themeColor="accent4" w:themeShade="BF" w:val="5F497A"/>
     </w:rPr>
     <w:tblPr>
@@ -4868,6 +5177,7 @@
         <w:spacing w:after="0" w:before="0" w:line="240" w:lineRule="auto"/>
       </w:pPr>
       <w:rPr>
+        <w:rFonts w:eastAsia="黑体"/>
         <w:b/>
         <w:bCs/>
       </w:rPr>
@@ -4888,6 +5198,7 @@
         <w:spacing w:after="0" w:before="0" w:line="240" w:lineRule="auto"/>
       </w:pPr>
       <w:rPr>
+        <w:rFonts w:eastAsia="黑体"/>
         <w:b/>
         <w:bCs/>
       </w:rPr>
@@ -4905,12 +5216,14 @@
     </w:tblStylePr>
     <w:tblStylePr w:type="firstCol">
       <w:rPr>
+        <w:rFonts w:eastAsia="黑体"/>
         <w:b/>
         <w:bCs/>
       </w:rPr>
     </w:tblStylePr>
     <w:tblStylePr w:type="lastCol">
       <w:rPr>
+        <w:rFonts w:eastAsia="黑体"/>
         <w:b/>
         <w:bCs/>
       </w:rPr>
@@ -4949,6 +5262,7 @@
       <w:spacing w:after="0" w:line="240" w:lineRule="auto"/>
     </w:pPr>
     <w:rPr>
+      <w:rFonts w:eastAsia="黑体"/>
       <w:color w:themeColor="accent5" w:themeShade="BF" w:val="31849B"/>
     </w:rPr>
     <w:tblPr>
@@ -4971,6 +5285,7 @@
         <w:spacing w:after="0" w:before="0" w:line="240" w:lineRule="auto"/>
       </w:pPr>
       <w:rPr>
+        <w:rFonts w:eastAsia="黑体"/>
         <w:b/>
         <w:bCs/>
       </w:rPr>
@@ -4991,6 +5306,7 @@
         <w:spacing w:after="0" w:before="0" w:line="240" w:lineRule="auto"/>
       </w:pPr>
       <w:rPr>
+        <w:rFonts w:eastAsia="黑体"/>
         <w:b/>
         <w:bCs/>
       </w:rPr>
@@ -5008,12 +5324,14 @@
     </w:tblStylePr>
     <w:tblStylePr w:type="firstCol">
       <w:rPr>
+        <w:rFonts w:eastAsia="黑体"/>
         <w:b/>
         <w:bCs/>
       </w:rPr>
     </w:tblStylePr>
     <w:tblStylePr w:type="lastCol">
       <w:rPr>
+        <w:rFonts w:eastAsia="黑体"/>
         <w:b/>
         <w:bCs/>
       </w:rPr>
@@ -5052,6 +5370,7 @@
       <w:spacing w:after="0" w:line="240" w:lineRule="auto"/>
     </w:pPr>
     <w:rPr>
+      <w:rFonts w:eastAsia="黑体"/>
       <w:color w:themeColor="accent6" w:themeShade="BF" w:val="E36C0A"/>
     </w:rPr>
     <w:tblPr>
@@ -5074,6 +5393,7 @@
         <w:spacing w:after="0" w:before="0" w:line="240" w:lineRule="auto"/>
       </w:pPr>
       <w:rPr>
+        <w:rFonts w:eastAsia="黑体"/>
         <w:b/>
         <w:bCs/>
       </w:rPr>
@@ -5094,6 +5414,7 @@
         <w:spacing w:after="0" w:before="0" w:line="240" w:lineRule="auto"/>
       </w:pPr>
       <w:rPr>
+        <w:rFonts w:eastAsia="黑体"/>
         <w:b/>
         <w:bCs/>
       </w:rPr>
@@ -5111,12 +5432,14 @@
     </w:tblStylePr>
     <w:tblStylePr w:type="firstCol">
       <w:rPr>
+        <w:rFonts w:eastAsia="黑体"/>
         <w:b/>
         <w:bCs/>
       </w:rPr>
     </w:tblStylePr>
     <w:tblStylePr w:type="lastCol">
       <w:rPr>
+        <w:rFonts w:eastAsia="黑体"/>
         <w:b/>
         <w:bCs/>
       </w:rPr>
@@ -5176,6 +5499,7 @@
         <w:spacing w:after="0" w:before="0" w:line="240" w:lineRule="auto"/>
       </w:pPr>
       <w:rPr>
+        <w:rFonts w:eastAsia="黑体"/>
         <w:b/>
         <w:bCs/>
         <w:color w:themeColor="background1" w:val="FFFFFF"/>
@@ -5190,6 +5514,7 @@
         <w:spacing w:after="0" w:before="0" w:line="240" w:lineRule="auto"/>
       </w:pPr>
       <w:rPr>
+        <w:rFonts w:eastAsia="黑体"/>
         <w:b/>
         <w:bCs/>
       </w:rPr>
@@ -5205,12 +5530,14 @@
     </w:tblStylePr>
     <w:tblStylePr w:type="firstCol">
       <w:rPr>
+        <w:rFonts w:eastAsia="黑体"/>
         <w:b/>
         <w:bCs/>
       </w:rPr>
     </w:tblStylePr>
     <w:tblStylePr w:type="lastCol">
       <w:rPr>
+        <w:rFonts w:eastAsia="黑体"/>
         <w:b/>
         <w:bCs/>
       </w:rPr>
@@ -5268,6 +5595,7 @@
         <w:spacing w:after="0" w:before="0" w:line="240" w:lineRule="auto"/>
       </w:pPr>
       <w:rPr>
+        <w:rFonts w:eastAsia="黑体"/>
         <w:b/>
         <w:bCs/>
         <w:color w:themeColor="background1" w:val="FFFFFF"/>
@@ -5282,6 +5610,7 @@
         <w:spacing w:after="0" w:before="0" w:line="240" w:lineRule="auto"/>
       </w:pPr>
       <w:rPr>
+        <w:rFonts w:eastAsia="黑体"/>
         <w:b/>
         <w:bCs/>
       </w:rPr>
@@ -5297,12 +5626,14 @@
     </w:tblStylePr>
     <w:tblStylePr w:type="firstCol">
       <w:rPr>
+        <w:rFonts w:eastAsia="黑体"/>
         <w:b/>
         <w:bCs/>
       </w:rPr>
     </w:tblStylePr>
     <w:tblStylePr w:type="lastCol">
       <w:rPr>
+        <w:rFonts w:eastAsia="黑体"/>
         <w:b/>
         <w:bCs/>
       </w:rPr>
@@ -5360,6 +5691,7 @@
         <w:spacing w:after="0" w:before="0" w:line="240" w:lineRule="auto"/>
       </w:pPr>
       <w:rPr>
+        <w:rFonts w:eastAsia="黑体"/>
         <w:b/>
         <w:bCs/>
         <w:color w:themeColor="background1" w:val="FFFFFF"/>
@@ -5374,6 +5706,7 @@
         <w:spacing w:after="0" w:before="0" w:line="240" w:lineRule="auto"/>
       </w:pPr>
       <w:rPr>
+        <w:rFonts w:eastAsia="黑体"/>
         <w:b/>
         <w:bCs/>
       </w:rPr>
@@ -5389,12 +5722,14 @@
     </w:tblStylePr>
     <w:tblStylePr w:type="firstCol">
       <w:rPr>
+        <w:rFonts w:eastAsia="黑体"/>
         <w:b/>
         <w:bCs/>
       </w:rPr>
     </w:tblStylePr>
     <w:tblStylePr w:type="lastCol">
       <w:rPr>
+        <w:rFonts w:eastAsia="黑体"/>
         <w:b/>
         <w:bCs/>
       </w:rPr>
@@ -5452,6 +5787,7 @@
         <w:spacing w:after="0" w:before="0" w:line="240" w:lineRule="auto"/>
       </w:pPr>
       <w:rPr>
+        <w:rFonts w:eastAsia="黑体"/>
         <w:b/>
         <w:bCs/>
         <w:color w:themeColor="background1" w:val="FFFFFF"/>
@@ -5466,6 +5802,7 @@
         <w:spacing w:after="0" w:before="0" w:line="240" w:lineRule="auto"/>
       </w:pPr>
       <w:rPr>
+        <w:rFonts w:eastAsia="黑体"/>
         <w:b/>
         <w:bCs/>
       </w:rPr>
@@ -5481,12 +5818,14 @@
     </w:tblStylePr>
     <w:tblStylePr w:type="firstCol">
       <w:rPr>
+        <w:rFonts w:eastAsia="黑体"/>
         <w:b/>
         <w:bCs/>
       </w:rPr>
     </w:tblStylePr>
     <w:tblStylePr w:type="lastCol">
       <w:rPr>
+        <w:rFonts w:eastAsia="黑体"/>
         <w:b/>
         <w:bCs/>
       </w:rPr>
@@ -5544,6 +5883,7 @@
         <w:spacing w:after="0" w:before="0" w:line="240" w:lineRule="auto"/>
       </w:pPr>
       <w:rPr>
+        <w:rFonts w:eastAsia="黑体"/>
         <w:b/>
         <w:bCs/>
         <w:color w:themeColor="background1" w:val="FFFFFF"/>
@@ -5558,6 +5898,7 @@
         <w:spacing w:after="0" w:before="0" w:line="240" w:lineRule="auto"/>
       </w:pPr>
       <w:rPr>
+        <w:rFonts w:eastAsia="黑体"/>
         <w:b/>
         <w:bCs/>
       </w:rPr>
@@ -5573,12 +5914,14 @@
     </w:tblStylePr>
     <w:tblStylePr w:type="firstCol">
       <w:rPr>
+        <w:rFonts w:eastAsia="黑体"/>
         <w:b/>
         <w:bCs/>
       </w:rPr>
     </w:tblStylePr>
     <w:tblStylePr w:type="lastCol">
       <w:rPr>
+        <w:rFonts w:eastAsia="黑体"/>
         <w:b/>
         <w:bCs/>
       </w:rPr>
@@ -5636,6 +5979,7 @@
         <w:spacing w:after="0" w:before="0" w:line="240" w:lineRule="auto"/>
       </w:pPr>
       <w:rPr>
+        <w:rFonts w:eastAsia="黑体"/>
         <w:b/>
         <w:bCs/>
         <w:color w:themeColor="background1" w:val="FFFFFF"/>
@@ -5650,6 +5994,7 @@
         <w:spacing w:after="0" w:before="0" w:line="240" w:lineRule="auto"/>
       </w:pPr>
       <w:rPr>
+        <w:rFonts w:eastAsia="黑体"/>
         <w:b/>
         <w:bCs/>
       </w:rPr>
@@ -5665,12 +6010,14 @@
     </w:tblStylePr>
     <w:tblStylePr w:type="firstCol">
       <w:rPr>
+        <w:rFonts w:eastAsia="黑体"/>
         <w:b/>
         <w:bCs/>
       </w:rPr>
     </w:tblStylePr>
     <w:tblStylePr w:type="lastCol">
       <w:rPr>
+        <w:rFonts w:eastAsia="黑体"/>
         <w:b/>
         <w:bCs/>
       </w:rPr>
@@ -5728,6 +6075,7 @@
         <w:spacing w:after="0" w:before="0" w:line="240" w:lineRule="auto"/>
       </w:pPr>
       <w:rPr>
+        <w:rFonts w:eastAsia="黑体"/>
         <w:b/>
         <w:bCs/>
         <w:color w:themeColor="background1" w:val="FFFFFF"/>
@@ -5742,6 +6090,7 @@
         <w:spacing w:after="0" w:before="0" w:line="240" w:lineRule="auto"/>
       </w:pPr>
       <w:rPr>
+        <w:rFonts w:eastAsia="黑体"/>
         <w:b/>
         <w:bCs/>
       </w:rPr>
@@ -5757,12 +6106,14 @@
     </w:tblStylePr>
     <w:tblStylePr w:type="firstCol">
       <w:rPr>
+        <w:rFonts w:eastAsia="黑体"/>
         <w:b/>
         <w:bCs/>
       </w:rPr>
     </w:tblStylePr>
     <w:tblStylePr w:type="lastCol">
       <w:rPr>
+        <w:rFonts w:eastAsia="黑体"/>
         <w:b/>
         <w:bCs/>
       </w:rPr>
@@ -5822,7 +6173,7 @@
         <w:spacing w:after="0" w:before="0" w:line="240" w:lineRule="auto"/>
       </w:pPr>
       <w:rPr>
-        <w:rFonts w:asciiTheme="majorHAnsi" w:cstheme="majorBidi" w:eastAsiaTheme="majorEastAsia" w:hAnsiTheme="majorHAnsi"/>
+        <w:rFonts w:asciiTheme="majorHAnsi" w:cstheme="majorBidi" w:hAnsiTheme="majorHAnsi" w:eastAsia="黑体"/>
         <w:b/>
         <w:bCs/>
       </w:rPr>
@@ -5843,7 +6194,7 @@
         <w:spacing w:after="0" w:before="0" w:line="240" w:lineRule="auto"/>
       </w:pPr>
       <w:rPr>
-        <w:rFonts w:asciiTheme="majorHAnsi" w:cstheme="majorBidi" w:eastAsiaTheme="majorEastAsia" w:hAnsiTheme="majorHAnsi"/>
+        <w:rFonts w:asciiTheme="majorHAnsi" w:cstheme="majorBidi" w:hAnsiTheme="majorHAnsi" w:eastAsia="黑体"/>
         <w:b/>
         <w:bCs/>
       </w:rPr>
@@ -5861,14 +6212,14 @@
     </w:tblStylePr>
     <w:tblStylePr w:type="firstCol">
       <w:rPr>
-        <w:rFonts w:asciiTheme="majorHAnsi" w:cstheme="majorBidi" w:eastAsiaTheme="majorEastAsia" w:hAnsiTheme="majorHAnsi"/>
+        <w:rFonts w:asciiTheme="majorHAnsi" w:cstheme="majorBidi" w:hAnsiTheme="majorHAnsi" w:eastAsia="黑体"/>
         <w:b/>
         <w:bCs/>
       </w:rPr>
     </w:tblStylePr>
     <w:tblStylePr w:type="lastCol">
       <w:rPr>
-        <w:rFonts w:asciiTheme="majorHAnsi" w:cstheme="majorBidi" w:eastAsiaTheme="majorEastAsia" w:hAnsiTheme="majorHAnsi"/>
+        <w:rFonts w:asciiTheme="majorHAnsi" w:cstheme="majorBidi" w:hAnsiTheme="majorHAnsi" w:eastAsia="黑体"/>
         <w:b/>
         <w:bCs/>
       </w:rPr>
@@ -5952,7 +6303,7 @@
         <w:spacing w:after="0" w:before="0" w:line="240" w:lineRule="auto"/>
       </w:pPr>
       <w:rPr>
-        <w:rFonts w:asciiTheme="majorHAnsi" w:cstheme="majorBidi" w:eastAsiaTheme="majorEastAsia" w:hAnsiTheme="majorHAnsi"/>
+        <w:rFonts w:asciiTheme="majorHAnsi" w:cstheme="majorBidi" w:hAnsiTheme="majorHAnsi" w:eastAsia="黑体"/>
         <w:b/>
         <w:bCs/>
       </w:rPr>
@@ -5973,7 +6324,7 @@
         <w:spacing w:after="0" w:before="0" w:line="240" w:lineRule="auto"/>
       </w:pPr>
       <w:rPr>
-        <w:rFonts w:asciiTheme="majorHAnsi" w:cstheme="majorBidi" w:eastAsiaTheme="majorEastAsia" w:hAnsiTheme="majorHAnsi"/>
+        <w:rFonts w:asciiTheme="majorHAnsi" w:cstheme="majorBidi" w:hAnsiTheme="majorHAnsi" w:eastAsia="黑体"/>
         <w:b/>
         <w:bCs/>
       </w:rPr>
@@ -5991,14 +6342,14 @@
     </w:tblStylePr>
     <w:tblStylePr w:type="firstCol">
       <w:rPr>
-        <w:rFonts w:asciiTheme="majorHAnsi" w:cstheme="majorBidi" w:eastAsiaTheme="majorEastAsia" w:hAnsiTheme="majorHAnsi"/>
+        <w:rFonts w:asciiTheme="majorHAnsi" w:cstheme="majorBidi" w:hAnsiTheme="majorHAnsi" w:eastAsia="黑体"/>
         <w:b/>
         <w:bCs/>
       </w:rPr>
     </w:tblStylePr>
     <w:tblStylePr w:type="lastCol">
       <w:rPr>
-        <w:rFonts w:asciiTheme="majorHAnsi" w:cstheme="majorBidi" w:eastAsiaTheme="majorEastAsia" w:hAnsiTheme="majorHAnsi"/>
+        <w:rFonts w:asciiTheme="majorHAnsi" w:cstheme="majorBidi" w:hAnsiTheme="majorHAnsi" w:eastAsia="黑体"/>
         <w:b/>
         <w:bCs/>
       </w:rPr>
@@ -6082,7 +6433,7 @@
         <w:spacing w:after="0" w:before="0" w:line="240" w:lineRule="auto"/>
       </w:pPr>
       <w:rPr>
-        <w:rFonts w:asciiTheme="majorHAnsi" w:cstheme="majorBidi" w:eastAsiaTheme="majorEastAsia" w:hAnsiTheme="majorHAnsi"/>
+        <w:rFonts w:asciiTheme="majorHAnsi" w:cstheme="majorBidi" w:hAnsiTheme="majorHAnsi" w:eastAsia="黑体"/>
         <w:b/>
         <w:bCs/>
       </w:rPr>
@@ -6103,7 +6454,7 @@
         <w:spacing w:after="0" w:before="0" w:line="240" w:lineRule="auto"/>
       </w:pPr>
       <w:rPr>
-        <w:rFonts w:asciiTheme="majorHAnsi" w:cstheme="majorBidi" w:eastAsiaTheme="majorEastAsia" w:hAnsiTheme="majorHAnsi"/>
+        <w:rFonts w:asciiTheme="majorHAnsi" w:cstheme="majorBidi" w:hAnsiTheme="majorHAnsi" w:eastAsia="黑体"/>
         <w:b/>
         <w:bCs/>
       </w:rPr>
@@ -6121,14 +6472,14 @@
     </w:tblStylePr>
     <w:tblStylePr w:type="firstCol">
       <w:rPr>
-        <w:rFonts w:asciiTheme="majorHAnsi" w:cstheme="majorBidi" w:eastAsiaTheme="majorEastAsia" w:hAnsiTheme="majorHAnsi"/>
+        <w:rFonts w:asciiTheme="majorHAnsi" w:cstheme="majorBidi" w:hAnsiTheme="majorHAnsi" w:eastAsia="黑体"/>
         <w:b/>
         <w:bCs/>
       </w:rPr>
     </w:tblStylePr>
     <w:tblStylePr w:type="lastCol">
       <w:rPr>
-        <w:rFonts w:asciiTheme="majorHAnsi" w:cstheme="majorBidi" w:eastAsiaTheme="majorEastAsia" w:hAnsiTheme="majorHAnsi"/>
+        <w:rFonts w:asciiTheme="majorHAnsi" w:cstheme="majorBidi" w:hAnsiTheme="majorHAnsi" w:eastAsia="黑体"/>
         <w:b/>
         <w:bCs/>
       </w:rPr>
@@ -6212,7 +6563,7 @@
         <w:spacing w:after="0" w:before="0" w:line="240" w:lineRule="auto"/>
       </w:pPr>
       <w:rPr>
-        <w:rFonts w:asciiTheme="majorHAnsi" w:cstheme="majorBidi" w:eastAsiaTheme="majorEastAsia" w:hAnsiTheme="majorHAnsi"/>
+        <w:rFonts w:asciiTheme="majorHAnsi" w:cstheme="majorBidi" w:hAnsiTheme="majorHAnsi" w:eastAsia="黑体"/>
         <w:b/>
         <w:bCs/>
       </w:rPr>
@@ -6233,7 +6584,7 @@
         <w:spacing w:after="0" w:before="0" w:line="240" w:lineRule="auto"/>
       </w:pPr>
       <w:rPr>
-        <w:rFonts w:asciiTheme="majorHAnsi" w:cstheme="majorBidi" w:eastAsiaTheme="majorEastAsia" w:hAnsiTheme="majorHAnsi"/>
+        <w:rFonts w:asciiTheme="majorHAnsi" w:cstheme="majorBidi" w:hAnsiTheme="majorHAnsi" w:eastAsia="黑体"/>
         <w:b/>
         <w:bCs/>
       </w:rPr>
@@ -6251,14 +6602,14 @@
     </w:tblStylePr>
     <w:tblStylePr w:type="firstCol">
       <w:rPr>
-        <w:rFonts w:asciiTheme="majorHAnsi" w:cstheme="majorBidi" w:eastAsiaTheme="majorEastAsia" w:hAnsiTheme="majorHAnsi"/>
+        <w:rFonts w:asciiTheme="majorHAnsi" w:cstheme="majorBidi" w:hAnsiTheme="majorHAnsi" w:eastAsia="黑体"/>
         <w:b/>
         <w:bCs/>
       </w:rPr>
     </w:tblStylePr>
     <w:tblStylePr w:type="lastCol">
       <w:rPr>
-        <w:rFonts w:asciiTheme="majorHAnsi" w:cstheme="majorBidi" w:eastAsiaTheme="majorEastAsia" w:hAnsiTheme="majorHAnsi"/>
+        <w:rFonts w:asciiTheme="majorHAnsi" w:cstheme="majorBidi" w:hAnsiTheme="majorHAnsi" w:eastAsia="黑体"/>
         <w:b/>
         <w:bCs/>
       </w:rPr>
@@ -6342,7 +6693,7 @@
         <w:spacing w:after="0" w:before="0" w:line="240" w:lineRule="auto"/>
       </w:pPr>
       <w:rPr>
-        <w:rFonts w:asciiTheme="majorHAnsi" w:cstheme="majorBidi" w:eastAsiaTheme="majorEastAsia" w:hAnsiTheme="majorHAnsi"/>
+        <w:rFonts w:asciiTheme="majorHAnsi" w:cstheme="majorBidi" w:hAnsiTheme="majorHAnsi" w:eastAsia="黑体"/>
         <w:b/>
         <w:bCs/>
       </w:rPr>
@@ -6363,7 +6714,7 @@
         <w:spacing w:after="0" w:before="0" w:line="240" w:lineRule="auto"/>
       </w:pPr>
       <w:rPr>
-        <w:rFonts w:asciiTheme="majorHAnsi" w:cstheme="majorBidi" w:eastAsiaTheme="majorEastAsia" w:hAnsiTheme="majorHAnsi"/>
+        <w:rFonts w:asciiTheme="majorHAnsi" w:cstheme="majorBidi" w:hAnsiTheme="majorHAnsi" w:eastAsia="黑体"/>
         <w:b/>
         <w:bCs/>
       </w:rPr>
@@ -6381,14 +6732,14 @@
     </w:tblStylePr>
     <w:tblStylePr w:type="firstCol">
       <w:rPr>
-        <w:rFonts w:asciiTheme="majorHAnsi" w:cstheme="majorBidi" w:eastAsiaTheme="majorEastAsia" w:hAnsiTheme="majorHAnsi"/>
+        <w:rFonts w:asciiTheme="majorHAnsi" w:cstheme="majorBidi" w:hAnsiTheme="majorHAnsi" w:eastAsia="黑体"/>
         <w:b/>
         <w:bCs/>
       </w:rPr>
     </w:tblStylePr>
     <w:tblStylePr w:type="lastCol">
       <w:rPr>
-        <w:rFonts w:asciiTheme="majorHAnsi" w:cstheme="majorBidi" w:eastAsiaTheme="majorEastAsia" w:hAnsiTheme="majorHAnsi"/>
+        <w:rFonts w:asciiTheme="majorHAnsi" w:cstheme="majorBidi" w:hAnsiTheme="majorHAnsi" w:eastAsia="黑体"/>
         <w:b/>
         <w:bCs/>
       </w:rPr>
@@ -6472,7 +6823,7 @@
         <w:spacing w:after="0" w:before="0" w:line="240" w:lineRule="auto"/>
       </w:pPr>
       <w:rPr>
-        <w:rFonts w:asciiTheme="majorHAnsi" w:cstheme="majorBidi" w:eastAsiaTheme="majorEastAsia" w:hAnsiTheme="majorHAnsi"/>
+        <w:rFonts w:asciiTheme="majorHAnsi" w:cstheme="majorBidi" w:hAnsiTheme="majorHAnsi" w:eastAsia="黑体"/>
         <w:b/>
         <w:bCs/>
       </w:rPr>
@@ -6493,7 +6844,7 @@
         <w:spacing w:after="0" w:before="0" w:line="240" w:lineRule="auto"/>
       </w:pPr>
       <w:rPr>
-        <w:rFonts w:asciiTheme="majorHAnsi" w:cstheme="majorBidi" w:eastAsiaTheme="majorEastAsia" w:hAnsiTheme="majorHAnsi"/>
+        <w:rFonts w:asciiTheme="majorHAnsi" w:cstheme="majorBidi" w:hAnsiTheme="majorHAnsi" w:eastAsia="黑体"/>
         <w:b/>
         <w:bCs/>
       </w:rPr>
@@ -6511,14 +6862,14 @@
     </w:tblStylePr>
     <w:tblStylePr w:type="firstCol">
       <w:rPr>
-        <w:rFonts w:asciiTheme="majorHAnsi" w:cstheme="majorBidi" w:eastAsiaTheme="majorEastAsia" w:hAnsiTheme="majorHAnsi"/>
+        <w:rFonts w:asciiTheme="majorHAnsi" w:cstheme="majorBidi" w:hAnsiTheme="majorHAnsi" w:eastAsia="黑体"/>
         <w:b/>
         <w:bCs/>
       </w:rPr>
     </w:tblStylePr>
     <w:tblStylePr w:type="lastCol">
       <w:rPr>
-        <w:rFonts w:asciiTheme="majorHAnsi" w:cstheme="majorBidi" w:eastAsiaTheme="majorEastAsia" w:hAnsiTheme="majorHAnsi"/>
+        <w:rFonts w:asciiTheme="majorHAnsi" w:cstheme="majorBidi" w:hAnsiTheme="majorHAnsi" w:eastAsia="黑体"/>
         <w:b/>
         <w:bCs/>
       </w:rPr>
@@ -6602,7 +6953,7 @@
         <w:spacing w:after="0" w:before="0" w:line="240" w:lineRule="auto"/>
       </w:pPr>
       <w:rPr>
-        <w:rFonts w:asciiTheme="majorHAnsi" w:cstheme="majorBidi" w:eastAsiaTheme="majorEastAsia" w:hAnsiTheme="majorHAnsi"/>
+        <w:rFonts w:asciiTheme="majorHAnsi" w:cstheme="majorBidi" w:hAnsiTheme="majorHAnsi" w:eastAsia="黑体"/>
         <w:b/>
         <w:bCs/>
       </w:rPr>
@@ -6623,7 +6974,7 @@
         <w:spacing w:after="0" w:before="0" w:line="240" w:lineRule="auto"/>
       </w:pPr>
       <w:rPr>
-        <w:rFonts w:asciiTheme="majorHAnsi" w:cstheme="majorBidi" w:eastAsiaTheme="majorEastAsia" w:hAnsiTheme="majorHAnsi"/>
+        <w:rFonts w:asciiTheme="majorHAnsi" w:cstheme="majorBidi" w:hAnsiTheme="majorHAnsi" w:eastAsia="黑体"/>
         <w:b/>
         <w:bCs/>
       </w:rPr>
@@ -6641,14 +6992,14 @@
     </w:tblStylePr>
     <w:tblStylePr w:type="firstCol">
       <w:rPr>
-        <w:rFonts w:asciiTheme="majorHAnsi" w:cstheme="majorBidi" w:eastAsiaTheme="majorEastAsia" w:hAnsiTheme="majorHAnsi"/>
+        <w:rFonts w:asciiTheme="majorHAnsi" w:cstheme="majorBidi" w:hAnsiTheme="majorHAnsi" w:eastAsia="黑体"/>
         <w:b/>
         <w:bCs/>
       </w:rPr>
     </w:tblStylePr>
     <w:tblStylePr w:type="lastCol">
       <w:rPr>
-        <w:rFonts w:asciiTheme="majorHAnsi" w:cstheme="majorBidi" w:eastAsiaTheme="majorEastAsia" w:hAnsiTheme="majorHAnsi"/>
+        <w:rFonts w:asciiTheme="majorHAnsi" w:cstheme="majorBidi" w:hAnsiTheme="majorHAnsi" w:eastAsia="黑体"/>
         <w:b/>
         <w:bCs/>
       </w:rPr>
@@ -6731,6 +7082,7 @@
         <w:spacing w:after="0" w:before="0" w:line="240" w:lineRule="auto"/>
       </w:pPr>
       <w:rPr>
+        <w:rFonts w:eastAsia="黑体"/>
         <w:b/>
         <w:bCs/>
         <w:color w:themeColor="background1" w:val="FFFFFF"/>
@@ -6753,6 +7105,7 @@
         <w:spacing w:after="0" w:before="0" w:line="240" w:lineRule="auto"/>
       </w:pPr>
       <w:rPr>
+        <w:rFonts w:eastAsia="黑体"/>
         <w:b/>
         <w:bCs/>
       </w:rPr>
@@ -6770,12 +7123,14 @@
     </w:tblStylePr>
     <w:tblStylePr w:type="firstCol">
       <w:rPr>
+        <w:rFonts w:eastAsia="黑体"/>
         <w:b/>
         <w:bCs/>
       </w:rPr>
     </w:tblStylePr>
     <w:tblStylePr w:type="lastCol">
       <w:rPr>
+        <w:rFonts w:eastAsia="黑体"/>
         <w:b/>
         <w:bCs/>
       </w:rPr>
@@ -6837,6 +7192,7 @@
         <w:spacing w:after="0" w:before="0" w:line="240" w:lineRule="auto"/>
       </w:pPr>
       <w:rPr>
+        <w:rFonts w:eastAsia="黑体"/>
         <w:b/>
         <w:bCs/>
         <w:color w:themeColor="background1" w:val="FFFFFF"/>
@@ -6859,6 +7215,7 @@
         <w:spacing w:after="0" w:before="0" w:line="240" w:lineRule="auto"/>
       </w:pPr>
       <w:rPr>
+        <w:rFonts w:eastAsia="黑体"/>
         <w:b/>
         <w:bCs/>
       </w:rPr>
@@ -6876,12 +7233,14 @@
     </w:tblStylePr>
     <w:tblStylePr w:type="firstCol">
       <w:rPr>
+        <w:rFonts w:eastAsia="黑体"/>
         <w:b/>
         <w:bCs/>
       </w:rPr>
     </w:tblStylePr>
     <w:tblStylePr w:type="lastCol">
       <w:rPr>
+        <w:rFonts w:eastAsia="黑体"/>
         <w:b/>
         <w:bCs/>
       </w:rPr>
@@ -6943,6 +7302,7 @@
         <w:spacing w:after="0" w:before="0" w:line="240" w:lineRule="auto"/>
       </w:pPr>
       <w:rPr>
+        <w:rFonts w:eastAsia="黑体"/>
         <w:b/>
         <w:bCs/>
         <w:color w:themeColor="background1" w:val="FFFFFF"/>
@@ -6965,6 +7325,7 @@
         <w:spacing w:after="0" w:before="0" w:line="240" w:lineRule="auto"/>
       </w:pPr>
       <w:rPr>
+        <w:rFonts w:eastAsia="黑体"/>
         <w:b/>
         <w:bCs/>
       </w:rPr>
@@ -6982,12 +7343,14 @@
     </w:tblStylePr>
     <w:tblStylePr w:type="firstCol">
       <w:rPr>
+        <w:rFonts w:eastAsia="黑体"/>
         <w:b/>
         <w:bCs/>
       </w:rPr>
     </w:tblStylePr>
     <w:tblStylePr w:type="lastCol">
       <w:rPr>
+        <w:rFonts w:eastAsia="黑体"/>
         <w:b/>
         <w:bCs/>
       </w:rPr>
@@ -7049,6 +7412,7 @@
         <w:spacing w:after="0" w:before="0" w:line="240" w:lineRule="auto"/>
       </w:pPr>
       <w:rPr>
+        <w:rFonts w:eastAsia="黑体"/>
         <w:b/>
         <w:bCs/>
         <w:color w:themeColor="background1" w:val="FFFFFF"/>
@@ -7071,6 +7435,7 @@
         <w:spacing w:after="0" w:before="0" w:line="240" w:lineRule="auto"/>
       </w:pPr>
       <w:rPr>
+        <w:rFonts w:eastAsia="黑体"/>
         <w:b/>
         <w:bCs/>
       </w:rPr>
@@ -7088,12 +7453,14 @@
     </w:tblStylePr>
     <w:tblStylePr w:type="firstCol">
       <w:rPr>
+        <w:rFonts w:eastAsia="黑体"/>
         <w:b/>
         <w:bCs/>
       </w:rPr>
     </w:tblStylePr>
     <w:tblStylePr w:type="lastCol">
       <w:rPr>
+        <w:rFonts w:eastAsia="黑体"/>
         <w:b/>
         <w:bCs/>
       </w:rPr>
@@ -7155,6 +7522,7 @@
         <w:spacing w:after="0" w:before="0" w:line="240" w:lineRule="auto"/>
       </w:pPr>
       <w:rPr>
+        <w:rFonts w:eastAsia="黑体"/>
         <w:b/>
         <w:bCs/>
         <w:color w:themeColor="background1" w:val="FFFFFF"/>
@@ -7177,6 +7545,7 @@
         <w:spacing w:after="0" w:before="0" w:line="240" w:lineRule="auto"/>
       </w:pPr>
       <w:rPr>
+        <w:rFonts w:eastAsia="黑体"/>
         <w:b/>
         <w:bCs/>
       </w:rPr>
@@ -7194,12 +7563,14 @@
     </w:tblStylePr>
     <w:tblStylePr w:type="firstCol">
       <w:rPr>
+        <w:rFonts w:eastAsia="黑体"/>
         <w:b/>
         <w:bCs/>
       </w:rPr>
     </w:tblStylePr>
     <w:tblStylePr w:type="lastCol">
       <w:rPr>
+        <w:rFonts w:eastAsia="黑体"/>
         <w:b/>
         <w:bCs/>
       </w:rPr>
@@ -7261,6 +7632,7 @@
         <w:spacing w:after="0" w:before="0" w:line="240" w:lineRule="auto"/>
       </w:pPr>
       <w:rPr>
+        <w:rFonts w:eastAsia="黑体"/>
         <w:b/>
         <w:bCs/>
         <w:color w:themeColor="background1" w:val="FFFFFF"/>
@@ -7283,6 +7655,7 @@
         <w:spacing w:after="0" w:before="0" w:line="240" w:lineRule="auto"/>
       </w:pPr>
       <w:rPr>
+        <w:rFonts w:eastAsia="黑体"/>
         <w:b/>
         <w:bCs/>
       </w:rPr>
@@ -7300,12 +7673,14 @@
     </w:tblStylePr>
     <w:tblStylePr w:type="firstCol">
       <w:rPr>
+        <w:rFonts w:eastAsia="黑体"/>
         <w:b/>
         <w:bCs/>
       </w:rPr>
     </w:tblStylePr>
     <w:tblStylePr w:type="lastCol">
       <w:rPr>
+        <w:rFonts w:eastAsia="黑体"/>
         <w:b/>
         <w:bCs/>
       </w:rPr>
@@ -7367,6 +7742,7 @@
         <w:spacing w:after="0" w:before="0" w:line="240" w:lineRule="auto"/>
       </w:pPr>
       <w:rPr>
+        <w:rFonts w:eastAsia="黑体"/>
         <w:b/>
         <w:bCs/>
         <w:color w:themeColor="background1" w:val="FFFFFF"/>
@@ -7389,6 +7765,7 @@
         <w:spacing w:after="0" w:before="0" w:line="240" w:lineRule="auto"/>
       </w:pPr>
       <w:rPr>
+        <w:rFonts w:eastAsia="黑体"/>
         <w:b/>
         <w:bCs/>
       </w:rPr>
@@ -7406,12 +7783,14 @@
     </w:tblStylePr>
     <w:tblStylePr w:type="firstCol">
       <w:rPr>
+        <w:rFonts w:eastAsia="黑体"/>
         <w:b/>
         <w:bCs/>
       </w:rPr>
     </w:tblStylePr>
     <w:tblStylePr w:type="lastCol">
       <w:rPr>
+        <w:rFonts w:eastAsia="黑体"/>
         <w:b/>
         <w:bCs/>
       </w:rPr>
@@ -7470,6 +7849,7 @@
         <w:spacing w:after="0" w:before="0" w:line="240" w:lineRule="auto"/>
       </w:pPr>
       <w:rPr>
+        <w:rFonts w:eastAsia="黑体"/>
         <w:b/>
         <w:bCs/>
         <w:color w:themeColor="background1" w:val="FFFFFF"/>
@@ -7492,6 +7872,7 @@
         <w:spacing w:after="0" w:before="0" w:line="240" w:lineRule="auto"/>
       </w:pPr>
       <w:rPr>
+        <w:rFonts w:eastAsia="黑体"/>
         <w:color w:val="auto"/>
       </w:rPr>
       <w:tblPr/>
@@ -7509,6 +7890,7 @@
     </w:tblStylePr>
     <w:tblStylePr w:type="firstCol">
       <w:rPr>
+        <w:rFonts w:eastAsia="黑体"/>
         <w:b/>
         <w:bCs/>
         <w:color w:themeColor="background1" w:val="FFFFFF"/>
@@ -7528,6 +7910,7 @@
     </w:tblStylePr>
     <w:tblStylePr w:type="lastCol">
       <w:rPr>
+        <w:rFonts w:eastAsia="黑体"/>
         <w:b/>
         <w:bCs/>
         <w:color w:themeColor="background1" w:val="FFFFFF"/>
@@ -7576,6 +7959,7 @@
     </w:tblStylePr>
     <w:tblStylePr w:type="nwCell">
       <w:rPr>
+        <w:rFonts w:eastAsia="黑体"/>
         <w:color w:themeColor="background1" w:val="FFFFFF"/>
       </w:rPr>
       <w:tblPr/>
@@ -7619,6 +8003,7 @@
         <w:spacing w:after="0" w:before="0" w:line="240" w:lineRule="auto"/>
       </w:pPr>
       <w:rPr>
+        <w:rFonts w:eastAsia="黑体"/>
         <w:b/>
         <w:bCs/>
         <w:color w:themeColor="background1" w:val="FFFFFF"/>
@@ -7641,6 +8026,7 @@
         <w:spacing w:after="0" w:before="0" w:line="240" w:lineRule="auto"/>
       </w:pPr>
       <w:rPr>
+        <w:rFonts w:eastAsia="黑体"/>
         <w:color w:val="auto"/>
       </w:rPr>
       <w:tblPr/>
@@ -7658,6 +8044,7 @@
     </w:tblStylePr>
     <w:tblStylePr w:type="firstCol">
       <w:rPr>
+        <w:rFonts w:eastAsia="黑体"/>
         <w:b/>
         <w:bCs/>
         <w:color w:themeColor="background1" w:val="FFFFFF"/>
@@ -7677,6 +8064,7 @@
     </w:tblStylePr>
     <w:tblStylePr w:type="lastCol">
       <w:rPr>
+        <w:rFonts w:eastAsia="黑体"/>
         <w:b/>
         <w:bCs/>
         <w:color w:themeColor="background1" w:val="FFFFFF"/>
@@ -7725,6 +8113,7 @@
     </w:tblStylePr>
     <w:tblStylePr w:type="nwCell">
       <w:rPr>
+        <w:rFonts w:eastAsia="黑体"/>
         <w:color w:themeColor="background1" w:val="FFFFFF"/>
       </w:rPr>
       <w:tblPr/>
@@ -7768,6 +8157,7 @@
         <w:spacing w:after="0" w:before="0" w:line="240" w:lineRule="auto"/>
       </w:pPr>
       <w:rPr>
+        <w:rFonts w:eastAsia="黑体"/>
         <w:b/>
         <w:bCs/>
         <w:color w:themeColor="background1" w:val="FFFFFF"/>
@@ -7790,6 +8180,7 @@
         <w:spacing w:after="0" w:before="0" w:line="240" w:lineRule="auto"/>
       </w:pPr>
       <w:rPr>
+        <w:rFonts w:eastAsia="黑体"/>
         <w:color w:val="auto"/>
       </w:rPr>
       <w:tblPr/>
@@ -7807,6 +8198,7 @@
     </w:tblStylePr>
     <w:tblStylePr w:type="firstCol">
       <w:rPr>
+        <w:rFonts w:eastAsia="黑体"/>
         <w:b/>
         <w:bCs/>
         <w:color w:themeColor="background1" w:val="FFFFFF"/>
@@ -7826,6 +8218,7 @@
     </w:tblStylePr>
     <w:tblStylePr w:type="lastCol">
       <w:rPr>
+        <w:rFonts w:eastAsia="黑体"/>
         <w:b/>
         <w:bCs/>
         <w:color w:themeColor="background1" w:val="FFFFFF"/>
@@ -7874,6 +8267,7 @@
     </w:tblStylePr>
     <w:tblStylePr w:type="nwCell">
       <w:rPr>
+        <w:rFonts w:eastAsia="黑体"/>
         <w:color w:themeColor="background1" w:val="FFFFFF"/>
       </w:rPr>
       <w:tblPr/>
@@ -7917,6 +8311,7 @@
         <w:spacing w:after="0" w:before="0" w:line="240" w:lineRule="auto"/>
       </w:pPr>
       <w:rPr>
+        <w:rFonts w:eastAsia="黑体"/>
         <w:b/>
         <w:bCs/>
         <w:color w:themeColor="background1" w:val="FFFFFF"/>
@@ -7939,6 +8334,7 @@
         <w:spacing w:after="0" w:before="0" w:line="240" w:lineRule="auto"/>
       </w:pPr>
       <w:rPr>
+        <w:rFonts w:eastAsia="黑体"/>
         <w:color w:val="auto"/>
       </w:rPr>
       <w:tblPr/>
@@ -7956,6 +8352,7 @@
     </w:tblStylePr>
     <w:tblStylePr w:type="firstCol">
       <w:rPr>
+        <w:rFonts w:eastAsia="黑体"/>
         <w:b/>
         <w:bCs/>
         <w:color w:themeColor="background1" w:val="FFFFFF"/>
@@ -7975,6 +8372,7 @@
     </w:tblStylePr>
     <w:tblStylePr w:type="lastCol">
       <w:rPr>
+        <w:rFonts w:eastAsia="黑体"/>
         <w:b/>
         <w:bCs/>
         <w:color w:themeColor="background1" w:val="FFFFFF"/>
@@ -8023,6 +8421,7 @@
     </w:tblStylePr>
     <w:tblStylePr w:type="nwCell">
       <w:rPr>
+        <w:rFonts w:eastAsia="黑体"/>
         <w:color w:themeColor="background1" w:val="FFFFFF"/>
       </w:rPr>
       <w:tblPr/>
@@ -8066,6 +8465,7 @@
         <w:spacing w:after="0" w:before="0" w:line="240" w:lineRule="auto"/>
       </w:pPr>
       <w:rPr>
+        <w:rFonts w:eastAsia="黑体"/>
         <w:b/>
         <w:bCs/>
         <w:color w:themeColor="background1" w:val="FFFFFF"/>
@@ -8088,6 +8488,7 @@
         <w:spacing w:after="0" w:before="0" w:line="240" w:lineRule="auto"/>
       </w:pPr>
       <w:rPr>
+        <w:rFonts w:eastAsia="黑体"/>
         <w:color w:val="auto"/>
       </w:rPr>
       <w:tblPr/>
@@ -8105,6 +8506,7 @@
     </w:tblStylePr>
     <w:tblStylePr w:type="firstCol">
       <w:rPr>
+        <w:rFonts w:eastAsia="黑体"/>
         <w:b/>
         <w:bCs/>
         <w:color w:themeColor="background1" w:val="FFFFFF"/>
@@ -8124,6 +8526,7 @@
     </w:tblStylePr>
     <w:tblStylePr w:type="lastCol">
       <w:rPr>
+        <w:rFonts w:eastAsia="黑体"/>
         <w:b/>
         <w:bCs/>
         <w:color w:themeColor="background1" w:val="FFFFFF"/>
@@ -8172,6 +8575,7 @@
     </w:tblStylePr>
     <w:tblStylePr w:type="nwCell">
       <w:rPr>
+        <w:rFonts w:eastAsia="黑体"/>
         <w:color w:themeColor="background1" w:val="FFFFFF"/>
       </w:rPr>
       <w:tblPr/>
@@ -8215,6 +8619,7 @@
         <w:spacing w:after="0" w:before="0" w:line="240" w:lineRule="auto"/>
       </w:pPr>
       <w:rPr>
+        <w:rFonts w:eastAsia="黑体"/>
         <w:b/>
         <w:bCs/>
         <w:color w:themeColor="background1" w:val="FFFFFF"/>
@@ -8237,6 +8642,7 @@
         <w:spacing w:after="0" w:before="0" w:line="240" w:lineRule="auto"/>
       </w:pPr>
       <w:rPr>
+        <w:rFonts w:eastAsia="黑体"/>
         <w:color w:val="auto"/>
       </w:rPr>
       <w:tblPr/>
@@ -8254,6 +8660,7 @@
     </w:tblStylePr>
     <w:tblStylePr w:type="firstCol">
       <w:rPr>
+        <w:rFonts w:eastAsia="黑体"/>
         <w:b/>
         <w:bCs/>
         <w:color w:themeColor="background1" w:val="FFFFFF"/>
@@ -8273,6 +8680,7 @@
     </w:tblStylePr>
     <w:tblStylePr w:type="lastCol">
       <w:rPr>
+        <w:rFonts w:eastAsia="黑体"/>
         <w:b/>
         <w:bCs/>
         <w:color w:themeColor="background1" w:val="FFFFFF"/>
@@ -8321,6 +8729,7 @@
     </w:tblStylePr>
     <w:tblStylePr w:type="nwCell">
       <w:rPr>
+        <w:rFonts w:eastAsia="黑体"/>
         <w:color w:themeColor="background1" w:val="FFFFFF"/>
       </w:rPr>
       <w:tblPr/>
@@ -8364,6 +8773,7 @@
         <w:spacing w:after="0" w:before="0" w:line="240" w:lineRule="auto"/>
       </w:pPr>
       <w:rPr>
+        <w:rFonts w:eastAsia="黑体"/>
         <w:b/>
         <w:bCs/>
         <w:color w:themeColor="background1" w:val="FFFFFF"/>
@@ -8386,6 +8796,7 @@
         <w:spacing w:after="0" w:before="0" w:line="240" w:lineRule="auto"/>
       </w:pPr>
       <w:rPr>
+        <w:rFonts w:eastAsia="黑体"/>
         <w:color w:val="auto"/>
       </w:rPr>
       <w:tblPr/>
@@ -8403,6 +8814,7 @@
     </w:tblStylePr>
     <w:tblStylePr w:type="firstCol">
       <w:rPr>
+        <w:rFonts w:eastAsia="黑体"/>
         <w:b/>
         <w:bCs/>
         <w:color w:themeColor="background1" w:val="FFFFFF"/>
@@ -8422,6 +8834,7 @@
     </w:tblStylePr>
     <w:tblStylePr w:type="lastCol">
       <w:rPr>
+        <w:rFonts w:eastAsia="黑体"/>
         <w:b/>
         <w:bCs/>
         <w:color w:themeColor="background1" w:val="FFFFFF"/>
@@ -8470,6 +8883,7 @@
     </w:tblStylePr>
     <w:tblStylePr w:type="nwCell">
       <w:rPr>
+        <w:rFonts w:eastAsia="黑体"/>
         <w:color w:themeColor="background1" w:val="FFFFFF"/>
       </w:rPr>
       <w:tblPr/>
@@ -8494,6 +8908,7 @@
       <w:spacing w:after="0" w:line="240" w:lineRule="auto"/>
     </w:pPr>
     <w:rPr>
+      <w:rFonts w:eastAsia="黑体"/>
       <w:color w:themeColor="text1" w:val="000000"/>
     </w:rPr>
     <w:tblPr>
@@ -8513,7 +8928,7 @@
     </w:tblPr>
     <w:tblStylePr w:type="firstRow">
       <w:rPr>
-        <w:rFonts w:asciiTheme="majorHAnsi" w:cstheme="majorBidi" w:eastAsiaTheme="majorEastAsia" w:hAnsiTheme="majorHAnsi"/>
+        <w:rFonts w:asciiTheme="majorHAnsi" w:cstheme="majorBidi" w:hAnsiTheme="majorHAnsi" w:eastAsia="黑体"/>
       </w:rPr>
       <w:tblPr/>
       <w:tcPr>
@@ -8525,6 +8940,7 @@
     </w:tblStylePr>
     <w:tblStylePr w:type="lastRow">
       <w:rPr>
+        <w:rFonts w:eastAsia="黑体"/>
         <w:b/>
         <w:bCs/>
         <w:color w:themeColor="text2" w:val="1F497D"/>
@@ -8539,12 +8955,14 @@
     </w:tblStylePr>
     <w:tblStylePr w:type="firstCol">
       <w:rPr>
+        <w:rFonts w:eastAsia="黑体"/>
         <w:b/>
         <w:bCs/>
       </w:rPr>
     </w:tblStylePr>
     <w:tblStylePr w:type="lastCol">
       <w:rPr>
+        <w:rFonts w:eastAsia="黑体"/>
         <w:b/>
         <w:bCs/>
       </w:rPr>
@@ -8578,6 +8996,7 @@
       <w:spacing w:after="0" w:line="240" w:lineRule="auto"/>
     </w:pPr>
     <w:rPr>
+      <w:rFonts w:eastAsia="黑体"/>
       <w:color w:themeColor="text1" w:val="000000"/>
     </w:rPr>
     <w:tblPr>
@@ -8597,7 +9016,7 @@
     </w:tblPr>
     <w:tblStylePr w:type="firstRow">
       <w:rPr>
-        <w:rFonts w:asciiTheme="majorHAnsi" w:cstheme="majorBidi" w:eastAsiaTheme="majorEastAsia" w:hAnsiTheme="majorHAnsi"/>
+        <w:rFonts w:asciiTheme="majorHAnsi" w:cstheme="majorBidi" w:hAnsiTheme="majorHAnsi" w:eastAsia="黑体"/>
       </w:rPr>
       <w:tblPr/>
       <w:tcPr>
@@ -8609,6 +9028,7 @@
     </w:tblStylePr>
     <w:tblStylePr w:type="lastRow">
       <w:rPr>
+        <w:rFonts w:eastAsia="黑体"/>
         <w:b/>
         <w:bCs/>
         <w:color w:themeColor="text2" w:val="1F497D"/>
@@ -8623,12 +9043,14 @@
     </w:tblStylePr>
     <w:tblStylePr w:type="firstCol">
       <w:rPr>
+        <w:rFonts w:eastAsia="黑体"/>
         <w:b/>
         <w:bCs/>
       </w:rPr>
     </w:tblStylePr>
     <w:tblStylePr w:type="lastCol">
       <w:rPr>
+        <w:rFonts w:eastAsia="黑体"/>
         <w:b/>
         <w:bCs/>
       </w:rPr>
@@ -8662,6 +9084,7 @@
       <w:spacing w:after="0" w:line="240" w:lineRule="auto"/>
     </w:pPr>
     <w:rPr>
+      <w:rFonts w:eastAsia="黑体"/>
       <w:color w:themeColor="text1" w:val="000000"/>
     </w:rPr>
     <w:tblPr>
@@ -8681,7 +9104,7 @@
     </w:tblPr>
     <w:tblStylePr w:type="firstRow">
       <w:rPr>
-        <w:rFonts w:asciiTheme="majorHAnsi" w:cstheme="majorBidi" w:eastAsiaTheme="majorEastAsia" w:hAnsiTheme="majorHAnsi"/>
+        <w:rFonts w:asciiTheme="majorHAnsi" w:cstheme="majorBidi" w:hAnsiTheme="majorHAnsi" w:eastAsia="黑体"/>
       </w:rPr>
       <w:tblPr/>
       <w:tcPr>
@@ -8693,6 +9116,7 @@
     </w:tblStylePr>
     <w:tblStylePr w:type="lastRow">
       <w:rPr>
+        <w:rFonts w:eastAsia="黑体"/>
         <w:b/>
         <w:bCs/>
         <w:color w:themeColor="text2" w:val="1F497D"/>
@@ -8707,12 +9131,14 @@
     </w:tblStylePr>
     <w:tblStylePr w:type="firstCol">
       <w:rPr>
+        <w:rFonts w:eastAsia="黑体"/>
         <w:b/>
         <w:bCs/>
       </w:rPr>
     </w:tblStylePr>
     <w:tblStylePr w:type="lastCol">
       <w:rPr>
+        <w:rFonts w:eastAsia="黑体"/>
         <w:b/>
         <w:bCs/>
       </w:rPr>
@@ -8746,6 +9172,7 @@
       <w:spacing w:after="0" w:line="240" w:lineRule="auto"/>
     </w:pPr>
     <w:rPr>
+      <w:rFonts w:eastAsia="黑体"/>
       <w:color w:themeColor="text1" w:val="000000"/>
     </w:rPr>
     <w:tblPr>
@@ -8765,7 +9192,7 @@
     </w:tblPr>
     <w:tblStylePr w:type="firstRow">
       <w:rPr>
-        <w:rFonts w:asciiTheme="majorHAnsi" w:cstheme="majorBidi" w:eastAsiaTheme="majorEastAsia" w:hAnsiTheme="majorHAnsi"/>
+        <w:rFonts w:asciiTheme="majorHAnsi" w:cstheme="majorBidi" w:hAnsiTheme="majorHAnsi" w:eastAsia="黑体"/>
       </w:rPr>
       <w:tblPr/>
       <w:tcPr>
@@ -8777,6 +9204,7 @@
     </w:tblStylePr>
     <w:tblStylePr w:type="lastRow">
       <w:rPr>
+        <w:rFonts w:eastAsia="黑体"/>
         <w:b/>
         <w:bCs/>
         <w:color w:themeColor="text2" w:val="1F497D"/>
@@ -8791,12 +9219,14 @@
     </w:tblStylePr>
     <w:tblStylePr w:type="firstCol">
       <w:rPr>
+        <w:rFonts w:eastAsia="黑体"/>
         <w:b/>
         <w:bCs/>
       </w:rPr>
     </w:tblStylePr>
     <w:tblStylePr w:type="lastCol">
       <w:rPr>
+        <w:rFonts w:eastAsia="黑体"/>
         <w:b/>
         <w:bCs/>
       </w:rPr>
@@ -8830,6 +9260,7 @@
       <w:spacing w:after="0" w:line="240" w:lineRule="auto"/>
     </w:pPr>
     <w:rPr>
+      <w:rFonts w:eastAsia="黑体"/>
       <w:color w:themeColor="text1" w:val="000000"/>
     </w:rPr>
     <w:tblPr>
@@ -8849,7 +9280,7 @@
     </w:tblPr>
     <w:tblStylePr w:type="firstRow">
       <w:rPr>
-        <w:rFonts w:asciiTheme="majorHAnsi" w:cstheme="majorBidi" w:eastAsiaTheme="majorEastAsia" w:hAnsiTheme="majorHAnsi"/>
+        <w:rFonts w:asciiTheme="majorHAnsi" w:cstheme="majorBidi" w:hAnsiTheme="majorHAnsi" w:eastAsia="黑体"/>
       </w:rPr>
       <w:tblPr/>
       <w:tcPr>
@@ -8861,6 +9292,7 @@
     </w:tblStylePr>
     <w:tblStylePr w:type="lastRow">
       <w:rPr>
+        <w:rFonts w:eastAsia="黑体"/>
         <w:b/>
         <w:bCs/>
         <w:color w:themeColor="text2" w:val="1F497D"/>
@@ -8875,12 +9307,14 @@
     </w:tblStylePr>
     <w:tblStylePr w:type="firstCol">
       <w:rPr>
+        <w:rFonts w:eastAsia="黑体"/>
         <w:b/>
         <w:bCs/>
       </w:rPr>
     </w:tblStylePr>
     <w:tblStylePr w:type="lastCol">
       <w:rPr>
+        <w:rFonts w:eastAsia="黑体"/>
         <w:b/>
         <w:bCs/>
       </w:rPr>
@@ -8914,6 +9348,7 @@
       <w:spacing w:after="0" w:line="240" w:lineRule="auto"/>
     </w:pPr>
     <w:rPr>
+      <w:rFonts w:eastAsia="黑体"/>
       <w:color w:themeColor="text1" w:val="000000"/>
     </w:rPr>
     <w:tblPr>
@@ -8933,7 +9368,7 @@
     </w:tblPr>
     <w:tblStylePr w:type="firstRow">
       <w:rPr>
-        <w:rFonts w:asciiTheme="majorHAnsi" w:cstheme="majorBidi" w:eastAsiaTheme="majorEastAsia" w:hAnsiTheme="majorHAnsi"/>
+        <w:rFonts w:asciiTheme="majorHAnsi" w:cstheme="majorBidi" w:hAnsiTheme="majorHAnsi" w:eastAsia="黑体"/>
       </w:rPr>
       <w:tblPr/>
       <w:tcPr>
@@ -8945,6 +9380,7 @@
     </w:tblStylePr>
     <w:tblStylePr w:type="lastRow">
       <w:rPr>
+        <w:rFonts w:eastAsia="黑体"/>
         <w:b/>
         <w:bCs/>
         <w:color w:themeColor="text2" w:val="1F497D"/>
@@ -8959,12 +9395,14 @@
     </w:tblStylePr>
     <w:tblStylePr w:type="firstCol">
       <w:rPr>
+        <w:rFonts w:eastAsia="黑体"/>
         <w:b/>
         <w:bCs/>
       </w:rPr>
     </w:tblStylePr>
     <w:tblStylePr w:type="lastCol">
       <w:rPr>
+        <w:rFonts w:eastAsia="黑体"/>
         <w:b/>
         <w:bCs/>
       </w:rPr>
@@ -8998,6 +9436,7 @@
       <w:spacing w:after="0" w:line="240" w:lineRule="auto"/>
     </w:pPr>
     <w:rPr>
+      <w:rFonts w:eastAsia="黑体"/>
       <w:color w:themeColor="text1" w:val="000000"/>
     </w:rPr>
     <w:tblPr>
@@ -9017,7 +9456,7 @@
     </w:tblPr>
     <w:tblStylePr w:type="firstRow">
       <w:rPr>
-        <w:rFonts w:asciiTheme="majorHAnsi" w:cstheme="majorBidi" w:eastAsiaTheme="majorEastAsia" w:hAnsiTheme="majorHAnsi"/>
+        <w:rFonts w:asciiTheme="majorHAnsi" w:cstheme="majorBidi" w:hAnsiTheme="majorHAnsi" w:eastAsia="黑体"/>
       </w:rPr>
       <w:tblPr/>
       <w:tcPr>
@@ -9029,6 +9468,7 @@
     </w:tblStylePr>
     <w:tblStylePr w:type="lastRow">
       <w:rPr>
+        <w:rFonts w:eastAsia="黑体"/>
         <w:b/>
         <w:bCs/>
         <w:color w:themeColor="text2" w:val="1F497D"/>
@@ -9043,12 +9483,14 @@
     </w:tblStylePr>
     <w:tblStylePr w:type="firstCol">
       <w:rPr>
+        <w:rFonts w:eastAsia="黑体"/>
         <w:b/>
         <w:bCs/>
       </w:rPr>
     </w:tblStylePr>
     <w:tblStylePr w:type="lastCol">
       <w:rPr>
+        <w:rFonts w:eastAsia="黑体"/>
         <w:b/>
         <w:bCs/>
       </w:rPr>
@@ -9082,7 +9524,7 @@
       <w:spacing w:after="0" w:line="240" w:lineRule="auto"/>
     </w:pPr>
     <w:rPr>
-      <w:rFonts w:asciiTheme="majorHAnsi" w:cstheme="majorBidi" w:eastAsiaTheme="majorEastAsia" w:hAnsiTheme="majorHAnsi"/>
+      <w:rFonts w:asciiTheme="majorHAnsi" w:cstheme="majorBidi" w:hAnsiTheme="majorHAnsi" w:eastAsia="黑体"/>
       <w:color w:themeColor="text1" w:val="000000"/>
     </w:rPr>
     <w:tblPr>
@@ -9104,6 +9546,7 @@
     </w:tblPr>
     <w:tblStylePr w:type="firstRow">
       <w:rPr>
+        <w:rFonts w:eastAsia="黑体"/>
         <w:sz w:val="24"/>
         <w:szCs w:val="24"/>
       </w:rPr>
@@ -9210,7 +9653,7 @@
       <w:spacing w:after="0" w:line="240" w:lineRule="auto"/>
     </w:pPr>
     <w:rPr>
-      <w:rFonts w:asciiTheme="majorHAnsi" w:cstheme="majorBidi" w:eastAsiaTheme="majorEastAsia" w:hAnsiTheme="majorHAnsi"/>
+      <w:rFonts w:asciiTheme="majorHAnsi" w:cstheme="majorBidi" w:hAnsiTheme="majorHAnsi" w:eastAsia="黑体"/>
       <w:color w:themeColor="text1" w:val="000000"/>
     </w:rPr>
     <w:tblPr>
@@ -9232,6 +9675,7 @@
     </w:tblPr>
     <w:tblStylePr w:type="firstRow">
       <w:rPr>
+        <w:rFonts w:eastAsia="黑体"/>
         <w:sz w:val="24"/>
         <w:szCs w:val="24"/>
       </w:rPr>
@@ -9338,7 +9782,7 @@
       <w:spacing w:after="0" w:line="240" w:lineRule="auto"/>
     </w:pPr>
     <w:rPr>
-      <w:rFonts w:asciiTheme="majorHAnsi" w:cstheme="majorBidi" w:eastAsiaTheme="majorEastAsia" w:hAnsiTheme="majorHAnsi"/>
+      <w:rFonts w:asciiTheme="majorHAnsi" w:cstheme="majorBidi" w:hAnsiTheme="majorHAnsi" w:eastAsia="黑体"/>
       <w:color w:themeColor="text1" w:val="000000"/>
     </w:rPr>
     <w:tblPr>
@@ -9360,6 +9804,7 @@
     </w:tblPr>
     <w:tblStylePr w:type="firstRow">
       <w:rPr>
+        <w:rFonts w:eastAsia="黑体"/>
         <w:sz w:val="24"/>
         <w:szCs w:val="24"/>
       </w:rPr>
@@ -9466,7 +9911,7 @@
       <w:spacing w:after="0" w:line="240" w:lineRule="auto"/>
     </w:pPr>
     <w:rPr>
-      <w:rFonts w:asciiTheme="majorHAnsi" w:cstheme="majorBidi" w:eastAsiaTheme="majorEastAsia" w:hAnsiTheme="majorHAnsi"/>
+      <w:rFonts w:asciiTheme="majorHAnsi" w:cstheme="majorBidi" w:hAnsiTheme="majorHAnsi" w:eastAsia="黑体"/>
       <w:color w:themeColor="text1" w:val="000000"/>
     </w:rPr>
     <w:tblPr>
@@ -9488,6 +9933,7 @@
     </w:tblPr>
     <w:tblStylePr w:type="firstRow">
       <w:rPr>
+        <w:rFonts w:eastAsia="黑体"/>
         <w:sz w:val="24"/>
         <w:szCs w:val="24"/>
       </w:rPr>
@@ -9594,7 +10040,7 @@
       <w:spacing w:after="0" w:line="240" w:lineRule="auto"/>
     </w:pPr>
     <w:rPr>
-      <w:rFonts w:asciiTheme="majorHAnsi" w:cstheme="majorBidi" w:eastAsiaTheme="majorEastAsia" w:hAnsiTheme="majorHAnsi"/>
+      <w:rFonts w:asciiTheme="majorHAnsi" w:cstheme="majorBidi" w:hAnsiTheme="majorHAnsi" w:eastAsia="黑体"/>
       <w:color w:themeColor="text1" w:val="000000"/>
     </w:rPr>
     <w:tblPr>
@@ -9616,6 +10062,7 @@
     </w:tblPr>
     <w:tblStylePr w:type="firstRow">
       <w:rPr>
+        <w:rFonts w:eastAsia="黑体"/>
         <w:sz w:val="24"/>
         <w:szCs w:val="24"/>
       </w:rPr>
@@ -9722,7 +10169,7 @@
       <w:spacing w:after="0" w:line="240" w:lineRule="auto"/>
     </w:pPr>
     <w:rPr>
-      <w:rFonts w:asciiTheme="majorHAnsi" w:cstheme="majorBidi" w:eastAsiaTheme="majorEastAsia" w:hAnsiTheme="majorHAnsi"/>
+      <w:rFonts w:asciiTheme="majorHAnsi" w:cstheme="majorBidi" w:hAnsiTheme="majorHAnsi" w:eastAsia="黑体"/>
       <w:color w:themeColor="text1" w:val="000000"/>
     </w:rPr>
     <w:tblPr>
@@ -9744,6 +10191,7 @@
     </w:tblPr>
     <w:tblStylePr w:type="firstRow">
       <w:rPr>
+        <w:rFonts w:eastAsia="黑体"/>
         <w:sz w:val="24"/>
         <w:szCs w:val="24"/>
       </w:rPr>
@@ -9850,7 +10298,7 @@
       <w:spacing w:after="0" w:line="240" w:lineRule="auto"/>
     </w:pPr>
     <w:rPr>
-      <w:rFonts w:asciiTheme="majorHAnsi" w:cstheme="majorBidi" w:eastAsiaTheme="majorEastAsia" w:hAnsiTheme="majorHAnsi"/>
+      <w:rFonts w:asciiTheme="majorHAnsi" w:cstheme="majorBidi" w:hAnsiTheme="majorHAnsi" w:eastAsia="黑体"/>
       <w:color w:themeColor="text1" w:val="000000"/>
     </w:rPr>
     <w:tblPr>
@@ -9872,6 +10320,7 @@
     </w:tblPr>
     <w:tblStylePr w:type="firstRow">
       <w:rPr>
+        <w:rFonts w:eastAsia="黑体"/>
         <w:sz w:val="24"/>
         <w:szCs w:val="24"/>
       </w:rPr>
@@ -10001,12 +10450,14 @@
     </w:tcPr>
     <w:tblStylePr w:type="firstRow">
       <w:rPr>
+        <w:rFonts w:eastAsia="黑体"/>
         <w:b/>
         <w:bCs/>
       </w:rPr>
     </w:tblStylePr>
     <w:tblStylePr w:type="lastRow">
       <w:rPr>
+        <w:rFonts w:eastAsia="黑体"/>
         <w:b/>
         <w:bCs/>
       </w:rPr>
@@ -10019,12 +10470,14 @@
     </w:tblStylePr>
     <w:tblStylePr w:type="firstCol">
       <w:rPr>
+        <w:rFonts w:eastAsia="黑体"/>
         <w:b/>
         <w:bCs/>
       </w:rPr>
     </w:tblStylePr>
     <w:tblStylePr w:type="lastCol">
       <w:rPr>
+        <w:rFonts w:eastAsia="黑体"/>
         <w:b/>
         <w:bCs/>
       </w:rPr>
@@ -10074,12 +10527,14 @@
     </w:tcPr>
     <w:tblStylePr w:type="firstRow">
       <w:rPr>
+        <w:rFonts w:eastAsia="黑体"/>
         <w:b/>
         <w:bCs/>
       </w:rPr>
     </w:tblStylePr>
     <w:tblStylePr w:type="lastRow">
       <w:rPr>
+        <w:rFonts w:eastAsia="黑体"/>
         <w:b/>
         <w:bCs/>
       </w:rPr>
@@ -10092,12 +10547,14 @@
     </w:tblStylePr>
     <w:tblStylePr w:type="firstCol">
       <w:rPr>
+        <w:rFonts w:eastAsia="黑体"/>
         <w:b/>
         <w:bCs/>
       </w:rPr>
     </w:tblStylePr>
     <w:tblStylePr w:type="lastCol">
       <w:rPr>
+        <w:rFonts w:eastAsia="黑体"/>
         <w:b/>
         <w:bCs/>
       </w:rPr>
@@ -10147,12 +10604,14 @@
     </w:tcPr>
     <w:tblStylePr w:type="firstRow">
       <w:rPr>
+        <w:rFonts w:eastAsia="黑体"/>
         <w:b/>
         <w:bCs/>
       </w:rPr>
     </w:tblStylePr>
     <w:tblStylePr w:type="lastRow">
       <w:rPr>
+        <w:rFonts w:eastAsia="黑体"/>
         <w:b/>
         <w:bCs/>
       </w:rPr>
@@ -10165,12 +10624,14 @@
     </w:tblStylePr>
     <w:tblStylePr w:type="firstCol">
       <w:rPr>
+        <w:rFonts w:eastAsia="黑体"/>
         <w:b/>
         <w:bCs/>
       </w:rPr>
     </w:tblStylePr>
     <w:tblStylePr w:type="lastCol">
       <w:rPr>
+        <w:rFonts w:eastAsia="黑体"/>
         <w:b/>
         <w:bCs/>
       </w:rPr>
@@ -10220,12 +10681,14 @@
     </w:tcPr>
     <w:tblStylePr w:type="firstRow">
       <w:rPr>
+        <w:rFonts w:eastAsia="黑体"/>
         <w:b/>
         <w:bCs/>
       </w:rPr>
     </w:tblStylePr>
     <w:tblStylePr w:type="lastRow">
       <w:rPr>
+        <w:rFonts w:eastAsia="黑体"/>
         <w:b/>
         <w:bCs/>
       </w:rPr>
@@ -10238,12 +10701,14 @@
     </w:tblStylePr>
     <w:tblStylePr w:type="firstCol">
       <w:rPr>
+        <w:rFonts w:eastAsia="黑体"/>
         <w:b/>
         <w:bCs/>
       </w:rPr>
     </w:tblStylePr>
     <w:tblStylePr w:type="lastCol">
       <w:rPr>
+        <w:rFonts w:eastAsia="黑体"/>
         <w:b/>
         <w:bCs/>
       </w:rPr>
@@ -10293,12 +10758,14 @@
     </w:tcPr>
     <w:tblStylePr w:type="firstRow">
       <w:rPr>
+        <w:rFonts w:eastAsia="黑体"/>
         <w:b/>
         <w:bCs/>
       </w:rPr>
     </w:tblStylePr>
     <w:tblStylePr w:type="lastRow">
       <w:rPr>
+        <w:rFonts w:eastAsia="黑体"/>
         <w:b/>
         <w:bCs/>
       </w:rPr>
@@ -10311,12 +10778,14 @@
     </w:tblStylePr>
     <w:tblStylePr w:type="firstCol">
       <w:rPr>
+        <w:rFonts w:eastAsia="黑体"/>
         <w:b/>
         <w:bCs/>
       </w:rPr>
     </w:tblStylePr>
     <w:tblStylePr w:type="lastCol">
       <w:rPr>
+        <w:rFonts w:eastAsia="黑体"/>
         <w:b/>
         <w:bCs/>
       </w:rPr>
@@ -10366,12 +10835,14 @@
     </w:tcPr>
     <w:tblStylePr w:type="firstRow">
       <w:rPr>
+        <w:rFonts w:eastAsia="黑体"/>
         <w:b/>
         <w:bCs/>
       </w:rPr>
     </w:tblStylePr>
     <w:tblStylePr w:type="lastRow">
       <w:rPr>
+        <w:rFonts w:eastAsia="黑体"/>
         <w:b/>
         <w:bCs/>
       </w:rPr>
@@ -10384,12 +10855,14 @@
     </w:tblStylePr>
     <w:tblStylePr w:type="firstCol">
       <w:rPr>
+        <w:rFonts w:eastAsia="黑体"/>
         <w:b/>
         <w:bCs/>
       </w:rPr>
     </w:tblStylePr>
     <w:tblStylePr w:type="lastCol">
       <w:rPr>
+        <w:rFonts w:eastAsia="黑体"/>
         <w:b/>
         <w:bCs/>
       </w:rPr>
@@ -10439,12 +10912,14 @@
     </w:tcPr>
     <w:tblStylePr w:type="firstRow">
       <w:rPr>
+        <w:rFonts w:eastAsia="黑体"/>
         <w:b/>
         <w:bCs/>
       </w:rPr>
     </w:tblStylePr>
     <w:tblStylePr w:type="lastRow">
       <w:rPr>
+        <w:rFonts w:eastAsia="黑体"/>
         <w:b/>
         <w:bCs/>
       </w:rPr>
@@ -10457,12 +10932,14 @@
     </w:tblStylePr>
     <w:tblStylePr w:type="firstCol">
       <w:rPr>
+        <w:rFonts w:eastAsia="黑体"/>
         <w:b/>
         <w:bCs/>
       </w:rPr>
     </w:tblStylePr>
     <w:tblStylePr w:type="lastCol">
       <w:rPr>
+        <w:rFonts w:eastAsia="黑体"/>
         <w:b/>
         <w:bCs/>
       </w:rPr>
@@ -10489,7 +10966,7 @@
       <w:spacing w:after="0" w:line="240" w:lineRule="auto"/>
     </w:pPr>
     <w:rPr>
-      <w:rFonts w:asciiTheme="majorHAnsi" w:cstheme="majorBidi" w:eastAsiaTheme="majorEastAsia" w:hAnsiTheme="majorHAnsi"/>
+      <w:rFonts w:asciiTheme="majorHAnsi" w:cstheme="majorBidi" w:hAnsiTheme="majorHAnsi" w:eastAsia="黑体"/>
       <w:color w:themeColor="text1" w:val="000000"/>
     </w:rPr>
     <w:tblPr>
@@ -10516,6 +10993,7 @@
     </w:tcPr>
     <w:tblStylePr w:type="firstRow">
       <w:rPr>
+        <w:rFonts w:eastAsia="黑体"/>
         <w:b/>
         <w:bCs/>
         <w:color w:themeColor="text1" w:val="000000"/>
@@ -10527,6 +11005,7 @@
     </w:tblStylePr>
     <w:tblStylePr w:type="lastRow">
       <w:rPr>
+        <w:rFonts w:eastAsia="黑体"/>
         <w:b/>
         <w:bCs/>
         <w:color w:themeColor="text1" w:val="000000"/>
@@ -10546,6 +11025,7 @@
     </w:tblStylePr>
     <w:tblStylePr w:type="firstCol">
       <w:rPr>
+        <w:rFonts w:eastAsia="黑体"/>
         <w:b/>
         <w:bCs/>
         <w:color w:themeColor="text1" w:val="000000"/>
@@ -10565,6 +11045,7 @@
     </w:tblStylePr>
     <w:tblStylePr w:type="lastCol">
       <w:rPr>
+        <w:rFonts w:eastAsia="黑体"/>
         <w:b w:val="0"/>
         <w:bCs w:val="0"/>
         <w:color w:themeColor="text1" w:val="000000"/>
@@ -10614,7 +11095,7 @@
       <w:spacing w:after="0" w:line="240" w:lineRule="auto"/>
     </w:pPr>
     <w:rPr>
-      <w:rFonts w:asciiTheme="majorHAnsi" w:cstheme="majorBidi" w:eastAsiaTheme="majorEastAsia" w:hAnsiTheme="majorHAnsi"/>
+      <w:rFonts w:asciiTheme="majorHAnsi" w:cstheme="majorBidi" w:hAnsiTheme="majorHAnsi" w:eastAsia="黑体"/>
       <w:color w:themeColor="text1" w:val="000000"/>
     </w:rPr>
     <w:tblPr>
@@ -10641,6 +11122,7 @@
     </w:tcPr>
     <w:tblStylePr w:type="firstRow">
       <w:rPr>
+        <w:rFonts w:eastAsia="黑体"/>
         <w:b/>
         <w:bCs/>
         <w:color w:themeColor="text1" w:val="000000"/>
@@ -10652,6 +11134,7 @@
     </w:tblStylePr>
     <w:tblStylePr w:type="lastRow">
       <w:rPr>
+        <w:rFonts w:eastAsia="黑体"/>
         <w:b/>
         <w:bCs/>
         <w:color w:themeColor="text1" w:val="000000"/>
@@ -10671,6 +11154,7 @@
     </w:tblStylePr>
     <w:tblStylePr w:type="firstCol">
       <w:rPr>
+        <w:rFonts w:eastAsia="黑体"/>
         <w:b/>
         <w:bCs/>
         <w:color w:themeColor="text1" w:val="000000"/>
@@ -10690,6 +11174,7 @@
     </w:tblStylePr>
     <w:tblStylePr w:type="lastCol">
       <w:rPr>
+        <w:rFonts w:eastAsia="黑体"/>
         <w:b w:val="0"/>
         <w:bCs w:val="0"/>
         <w:color w:themeColor="text1" w:val="000000"/>
@@ -10739,7 +11224,7 @@
       <w:spacing w:after="0" w:line="240" w:lineRule="auto"/>
     </w:pPr>
     <w:rPr>
-      <w:rFonts w:asciiTheme="majorHAnsi" w:cstheme="majorBidi" w:eastAsiaTheme="majorEastAsia" w:hAnsiTheme="majorHAnsi"/>
+      <w:rFonts w:asciiTheme="majorHAnsi" w:cstheme="majorBidi" w:hAnsiTheme="majorHAnsi" w:eastAsia="黑体"/>
       <w:color w:themeColor="text1" w:val="000000"/>
     </w:rPr>
     <w:tblPr>
@@ -10766,6 +11251,7 @@
     </w:tcPr>
     <w:tblStylePr w:type="firstRow">
       <w:rPr>
+        <w:rFonts w:eastAsia="黑体"/>
         <w:b/>
         <w:bCs/>
         <w:color w:themeColor="text1" w:val="000000"/>
@@ -10777,6 +11263,7 @@
     </w:tblStylePr>
     <w:tblStylePr w:type="lastRow">
       <w:rPr>
+        <w:rFonts w:eastAsia="黑体"/>
         <w:b/>
         <w:bCs/>
         <w:color w:themeColor="text1" w:val="000000"/>
@@ -10796,6 +11283,7 @@
     </w:tblStylePr>
     <w:tblStylePr w:type="firstCol">
       <w:rPr>
+        <w:rFonts w:eastAsia="黑体"/>
         <w:b/>
         <w:bCs/>
         <w:color w:themeColor="text1" w:val="000000"/>
@@ -10815,6 +11303,7 @@
     </w:tblStylePr>
     <w:tblStylePr w:type="lastCol">
       <w:rPr>
+        <w:rFonts w:eastAsia="黑体"/>
         <w:b w:val="0"/>
         <w:bCs w:val="0"/>
         <w:color w:themeColor="text1" w:val="000000"/>
@@ -10864,7 +11353,7 @@
       <w:spacing w:after="0" w:line="240" w:lineRule="auto"/>
     </w:pPr>
     <w:rPr>
-      <w:rFonts w:asciiTheme="majorHAnsi" w:cstheme="majorBidi" w:eastAsiaTheme="majorEastAsia" w:hAnsiTheme="majorHAnsi"/>
+      <w:rFonts w:asciiTheme="majorHAnsi" w:cstheme="majorBidi" w:hAnsiTheme="majorHAnsi" w:eastAsia="黑体"/>
       <w:color w:themeColor="text1" w:val="000000"/>
     </w:rPr>
     <w:tblPr>
@@ -10891,6 +11380,7 @@
     </w:tcPr>
     <w:tblStylePr w:type="firstRow">
       <w:rPr>
+        <w:rFonts w:eastAsia="黑体"/>
         <w:b/>
         <w:bCs/>
         <w:color w:themeColor="text1" w:val="000000"/>
@@ -10902,6 +11392,7 @@
     </w:tblStylePr>
     <w:tblStylePr w:type="lastRow">
       <w:rPr>
+        <w:rFonts w:eastAsia="黑体"/>
         <w:b/>
         <w:bCs/>
         <w:color w:themeColor="text1" w:val="000000"/>
@@ -10921,6 +11412,7 @@
     </w:tblStylePr>
     <w:tblStylePr w:type="firstCol">
       <w:rPr>
+        <w:rFonts w:eastAsia="黑体"/>
         <w:b/>
         <w:bCs/>
         <w:color w:themeColor="text1" w:val="000000"/>
@@ -10940,6 +11432,7 @@
     </w:tblStylePr>
     <w:tblStylePr w:type="lastCol">
       <w:rPr>
+        <w:rFonts w:eastAsia="黑体"/>
         <w:b w:val="0"/>
         <w:bCs w:val="0"/>
         <w:color w:themeColor="text1" w:val="000000"/>
@@ -10989,7 +11482,7 @@
       <w:spacing w:after="0" w:line="240" w:lineRule="auto"/>
     </w:pPr>
     <w:rPr>
-      <w:rFonts w:asciiTheme="majorHAnsi" w:cstheme="majorBidi" w:eastAsiaTheme="majorEastAsia" w:hAnsiTheme="majorHAnsi"/>
+      <w:rFonts w:asciiTheme="majorHAnsi" w:cstheme="majorBidi" w:hAnsiTheme="majorHAnsi" w:eastAsia="黑体"/>
       <w:color w:themeColor="text1" w:val="000000"/>
     </w:rPr>
     <w:tblPr>
@@ -11016,6 +11509,7 @@
     </w:tcPr>
     <w:tblStylePr w:type="firstRow">
       <w:rPr>
+        <w:rFonts w:eastAsia="黑体"/>
         <w:b/>
         <w:bCs/>
         <w:color w:themeColor="text1" w:val="000000"/>
@@ -11027,6 +11521,7 @@
     </w:tblStylePr>
     <w:tblStylePr w:type="lastRow">
       <w:rPr>
+        <w:rFonts w:eastAsia="黑体"/>
         <w:b/>
         <w:bCs/>
         <w:color w:themeColor="text1" w:val="000000"/>
@@ -11046,6 +11541,7 @@
     </w:tblStylePr>
     <w:tblStylePr w:type="firstCol">
       <w:rPr>
+        <w:rFonts w:eastAsia="黑体"/>
         <w:b/>
         <w:bCs/>
         <w:color w:themeColor="text1" w:val="000000"/>
@@ -11065,6 +11561,7 @@
     </w:tblStylePr>
     <w:tblStylePr w:type="lastCol">
       <w:rPr>
+        <w:rFonts w:eastAsia="黑体"/>
         <w:b w:val="0"/>
         <w:bCs w:val="0"/>
         <w:color w:themeColor="text1" w:val="000000"/>
@@ -11114,7 +11611,7 @@
       <w:spacing w:after="0" w:line="240" w:lineRule="auto"/>
     </w:pPr>
     <w:rPr>
-      <w:rFonts w:asciiTheme="majorHAnsi" w:cstheme="majorBidi" w:eastAsiaTheme="majorEastAsia" w:hAnsiTheme="majorHAnsi"/>
+      <w:rFonts w:asciiTheme="majorHAnsi" w:cstheme="majorBidi" w:hAnsiTheme="majorHAnsi" w:eastAsia="黑体"/>
       <w:color w:themeColor="text1" w:val="000000"/>
     </w:rPr>
     <w:tblPr>
@@ -11141,6 +11638,7 @@
     </w:tcPr>
     <w:tblStylePr w:type="firstRow">
       <w:rPr>
+        <w:rFonts w:eastAsia="黑体"/>
         <w:b/>
         <w:bCs/>
         <w:color w:themeColor="text1" w:val="000000"/>
@@ -11152,6 +11650,7 @@
     </w:tblStylePr>
     <w:tblStylePr w:type="lastRow">
       <w:rPr>
+        <w:rFonts w:eastAsia="黑体"/>
         <w:b/>
         <w:bCs/>
         <w:color w:themeColor="text1" w:val="000000"/>
@@ -11171,6 +11670,7 @@
     </w:tblStylePr>
     <w:tblStylePr w:type="firstCol">
       <w:rPr>
+        <w:rFonts w:eastAsia="黑体"/>
         <w:b/>
         <w:bCs/>
         <w:color w:themeColor="text1" w:val="000000"/>
@@ -11190,6 +11690,7 @@
     </w:tblStylePr>
     <w:tblStylePr w:type="lastCol">
       <w:rPr>
+        <w:rFonts w:eastAsia="黑体"/>
         <w:b w:val="0"/>
         <w:bCs w:val="0"/>
         <w:color w:themeColor="text1" w:val="000000"/>
@@ -11239,7 +11740,7 @@
       <w:spacing w:after="0" w:line="240" w:lineRule="auto"/>
     </w:pPr>
     <w:rPr>
-      <w:rFonts w:asciiTheme="majorHAnsi" w:cstheme="majorBidi" w:eastAsiaTheme="majorEastAsia" w:hAnsiTheme="majorHAnsi"/>
+      <w:rFonts w:asciiTheme="majorHAnsi" w:cstheme="majorBidi" w:hAnsiTheme="majorHAnsi" w:eastAsia="黑体"/>
       <w:color w:themeColor="text1" w:val="000000"/>
     </w:rPr>
     <w:tblPr>
@@ -11266,6 +11767,7 @@
     </w:tcPr>
     <w:tblStylePr w:type="firstRow">
       <w:rPr>
+        <w:rFonts w:eastAsia="黑体"/>
         <w:b/>
         <w:bCs/>
         <w:color w:themeColor="text1" w:val="000000"/>
@@ -11277,6 +11779,7 @@
     </w:tblStylePr>
     <w:tblStylePr w:type="lastRow">
       <w:rPr>
+        <w:rFonts w:eastAsia="黑体"/>
         <w:b/>
         <w:bCs/>
         <w:color w:themeColor="text1" w:val="000000"/>
@@ -11296,6 +11799,7 @@
     </w:tblStylePr>
     <w:tblStylePr w:type="firstCol">
       <w:rPr>
+        <w:rFonts w:eastAsia="黑体"/>
         <w:b/>
         <w:bCs/>
         <w:color w:themeColor="text1" w:val="000000"/>
@@ -11315,6 +11819,7 @@
     </w:tblStylePr>
     <w:tblStylePr w:type="lastCol">
       <w:rPr>
+        <w:rFonts w:eastAsia="黑体"/>
         <w:b w:val="0"/>
         <w:bCs w:val="0"/>
         <w:color w:themeColor="text1" w:val="000000"/>
@@ -11387,6 +11892,7 @@
     </w:tcPr>
     <w:tblStylePr w:type="firstRow">
       <w:rPr>
+        <w:rFonts w:eastAsia="黑体"/>
         <w:b/>
         <w:bCs/>
         <w:i w:val="0"/>
@@ -11408,6 +11914,7 @@
     </w:tblStylePr>
     <w:tblStylePr w:type="lastRow">
       <w:rPr>
+        <w:rFonts w:eastAsia="黑体"/>
         <w:b/>
         <w:bCs/>
         <w:i w:val="0"/>
@@ -11429,6 +11936,7 @@
     </w:tblStylePr>
     <w:tblStylePr w:type="firstCol">
       <w:rPr>
+        <w:rFonts w:eastAsia="黑体"/>
         <w:b/>
         <w:bCs/>
         <w:i w:val="0"/>
@@ -11448,6 +11956,7 @@
     </w:tblStylePr>
     <w:tblStylePr w:type="lastCol">
       <w:rPr>
+        <w:rFonts w:eastAsia="黑体"/>
         <w:b/>
         <w:bCs/>
         <w:i w:val="0"/>
@@ -11528,6 +12037,7 @@
     </w:tcPr>
     <w:tblStylePr w:type="firstRow">
       <w:rPr>
+        <w:rFonts w:eastAsia="黑体"/>
         <w:b/>
         <w:bCs/>
         <w:i w:val="0"/>
@@ -11549,6 +12059,7 @@
     </w:tblStylePr>
     <w:tblStylePr w:type="lastRow">
       <w:rPr>
+        <w:rFonts w:eastAsia="黑体"/>
         <w:b/>
         <w:bCs/>
         <w:i w:val="0"/>
@@ -11570,6 +12081,7 @@
     </w:tblStylePr>
     <w:tblStylePr w:type="firstCol">
       <w:rPr>
+        <w:rFonts w:eastAsia="黑体"/>
         <w:b/>
         <w:bCs/>
         <w:i w:val="0"/>
@@ -11589,6 +12101,7 @@
     </w:tblStylePr>
     <w:tblStylePr w:type="lastCol">
       <w:rPr>
+        <w:rFonts w:eastAsia="黑体"/>
         <w:b/>
         <w:bCs/>
         <w:i w:val="0"/>
@@ -11669,6 +12182,7 @@
     </w:tcPr>
     <w:tblStylePr w:type="firstRow">
       <w:rPr>
+        <w:rFonts w:eastAsia="黑体"/>
         <w:b/>
         <w:bCs/>
         <w:i w:val="0"/>
@@ -11690,6 +12204,7 @@
     </w:tblStylePr>
     <w:tblStylePr w:type="lastRow">
       <w:rPr>
+        <w:rFonts w:eastAsia="黑体"/>
         <w:b/>
         <w:bCs/>
         <w:i w:val="0"/>
@@ -11711,6 +12226,7 @@
     </w:tblStylePr>
     <w:tblStylePr w:type="firstCol">
       <w:rPr>
+        <w:rFonts w:eastAsia="黑体"/>
         <w:b/>
         <w:bCs/>
         <w:i w:val="0"/>
@@ -11730,6 +12246,7 @@
     </w:tblStylePr>
     <w:tblStylePr w:type="lastCol">
       <w:rPr>
+        <w:rFonts w:eastAsia="黑体"/>
         <w:b/>
         <w:bCs/>
         <w:i w:val="0"/>
@@ -11810,6 +12327,7 @@
     </w:tcPr>
     <w:tblStylePr w:type="firstRow">
       <w:rPr>
+        <w:rFonts w:eastAsia="黑体"/>
         <w:b/>
         <w:bCs/>
         <w:i w:val="0"/>
@@ -11831,6 +12349,7 @@
     </w:tblStylePr>
     <w:tblStylePr w:type="lastRow">
       <w:rPr>
+        <w:rFonts w:eastAsia="黑体"/>
         <w:b/>
         <w:bCs/>
         <w:i w:val="0"/>
@@ -11852,6 +12371,7 @@
     </w:tblStylePr>
     <w:tblStylePr w:type="firstCol">
       <w:rPr>
+        <w:rFonts w:eastAsia="黑体"/>
         <w:b/>
         <w:bCs/>
         <w:i w:val="0"/>
@@ -11871,6 +12391,7 @@
     </w:tblStylePr>
     <w:tblStylePr w:type="lastCol">
       <w:rPr>
+        <w:rFonts w:eastAsia="黑体"/>
         <w:b/>
         <w:bCs/>
         <w:i w:val="0"/>
@@ -11951,6 +12472,7 @@
     </w:tcPr>
     <w:tblStylePr w:type="firstRow">
       <w:rPr>
+        <w:rFonts w:eastAsia="黑体"/>
         <w:b/>
         <w:bCs/>
         <w:i w:val="0"/>
@@ -11972,6 +12494,7 @@
     </w:tblStylePr>
     <w:tblStylePr w:type="lastRow">
       <w:rPr>
+        <w:rFonts w:eastAsia="黑体"/>
         <w:b/>
         <w:bCs/>
         <w:i w:val="0"/>
@@ -11993,6 +12516,7 @@
     </w:tblStylePr>
     <w:tblStylePr w:type="firstCol">
       <w:rPr>
+        <w:rFonts w:eastAsia="黑体"/>
         <w:b/>
         <w:bCs/>
         <w:i w:val="0"/>
@@ -12012,6 +12536,7 @@
     </w:tblStylePr>
     <w:tblStylePr w:type="lastCol">
       <w:rPr>
+        <w:rFonts w:eastAsia="黑体"/>
         <w:b/>
         <w:bCs/>
         <w:i w:val="0"/>
@@ -12092,6 +12617,7 @@
     </w:tcPr>
     <w:tblStylePr w:type="firstRow">
       <w:rPr>
+        <w:rFonts w:eastAsia="黑体"/>
         <w:b/>
         <w:bCs/>
         <w:i w:val="0"/>
@@ -12113,6 +12639,7 @@
     </w:tblStylePr>
     <w:tblStylePr w:type="lastRow">
       <w:rPr>
+        <w:rFonts w:eastAsia="黑体"/>
         <w:b/>
         <w:bCs/>
         <w:i w:val="0"/>
@@ -12134,6 +12661,7 @@
     </w:tblStylePr>
     <w:tblStylePr w:type="firstCol">
       <w:rPr>
+        <w:rFonts w:eastAsia="黑体"/>
         <w:b/>
         <w:bCs/>
         <w:i w:val="0"/>
@@ -12153,6 +12681,7 @@
     </w:tblStylePr>
     <w:tblStylePr w:type="lastCol">
       <w:rPr>
+        <w:rFonts w:eastAsia="黑体"/>
         <w:b/>
         <w:bCs/>
         <w:i w:val="0"/>
@@ -12233,6 +12762,7 @@
     </w:tcPr>
     <w:tblStylePr w:type="firstRow">
       <w:rPr>
+        <w:rFonts w:eastAsia="黑体"/>
         <w:b/>
         <w:bCs/>
         <w:i w:val="0"/>
@@ -12254,6 +12784,7 @@
     </w:tblStylePr>
     <w:tblStylePr w:type="lastRow">
       <w:rPr>
+        <w:rFonts w:eastAsia="黑体"/>
         <w:b/>
         <w:bCs/>
         <w:i w:val="0"/>
@@ -12275,6 +12806,7 @@
     </w:tblStylePr>
     <w:tblStylePr w:type="firstCol">
       <w:rPr>
+        <w:rFonts w:eastAsia="黑体"/>
         <w:b/>
         <w:bCs/>
         <w:i w:val="0"/>
@@ -12294,6 +12826,7 @@
     </w:tblStylePr>
     <w:tblStylePr w:type="lastCol">
       <w:rPr>
+        <w:rFonts w:eastAsia="黑体"/>
         <w:b/>
         <w:bCs/>
         <w:i w:val="0"/>
@@ -12351,6 +12884,7 @@
       <w:spacing w:after="0" w:line="240" w:lineRule="auto"/>
     </w:pPr>
     <w:rPr>
+      <w:rFonts w:eastAsia="黑体"/>
       <w:color w:themeColor="background1" w:val="FFFFFF"/>
     </w:rPr>
     <w:tblPr>
@@ -12369,6 +12903,7 @@
     </w:tcPr>
     <w:tblStylePr w:type="firstRow">
       <w:rPr>
+        <w:rFonts w:eastAsia="黑体"/>
         <w:b/>
         <w:bCs/>
       </w:rPr>
@@ -12465,6 +13000,7 @@
       <w:spacing w:after="0" w:line="240" w:lineRule="auto"/>
     </w:pPr>
     <w:rPr>
+      <w:rFonts w:eastAsia="黑体"/>
       <w:color w:themeColor="background1" w:val="FFFFFF"/>
     </w:rPr>
     <w:tblPr>
@@ -12483,6 +13019,7 @@
     </w:tcPr>
     <w:tblStylePr w:type="firstRow">
       <w:rPr>
+        <w:rFonts w:eastAsia="黑体"/>
         <w:b/>
         <w:bCs/>
       </w:rPr>
@@ -12579,6 +13116,7 @@
       <w:spacing w:after="0" w:line="240" w:lineRule="auto"/>
     </w:pPr>
     <w:rPr>
+      <w:rFonts w:eastAsia="黑体"/>
       <w:color w:themeColor="background1" w:val="FFFFFF"/>
     </w:rPr>
     <w:tblPr>
@@ -12597,6 +13135,7 @@
     </w:tcPr>
     <w:tblStylePr w:type="firstRow">
       <w:rPr>
+        <w:rFonts w:eastAsia="黑体"/>
         <w:b/>
         <w:bCs/>
       </w:rPr>
@@ -12693,6 +13232,7 @@
       <w:spacing w:after="0" w:line="240" w:lineRule="auto"/>
     </w:pPr>
     <w:rPr>
+      <w:rFonts w:eastAsia="黑体"/>
       <w:color w:themeColor="background1" w:val="FFFFFF"/>
     </w:rPr>
     <w:tblPr>
@@ -12711,6 +13251,7 @@
     </w:tcPr>
     <w:tblStylePr w:type="firstRow">
       <w:rPr>
+        <w:rFonts w:eastAsia="黑体"/>
         <w:b/>
         <w:bCs/>
       </w:rPr>
@@ -12807,6 +13348,7 @@
       <w:spacing w:after="0" w:line="240" w:lineRule="auto"/>
     </w:pPr>
     <w:rPr>
+      <w:rFonts w:eastAsia="黑体"/>
       <w:color w:themeColor="background1" w:val="FFFFFF"/>
     </w:rPr>
     <w:tblPr>
@@ -12825,6 +13367,7 @@
     </w:tcPr>
     <w:tblStylePr w:type="firstRow">
       <w:rPr>
+        <w:rFonts w:eastAsia="黑体"/>
         <w:b/>
         <w:bCs/>
       </w:rPr>
@@ -12921,6 +13464,7 @@
       <w:spacing w:after="0" w:line="240" w:lineRule="auto"/>
     </w:pPr>
     <w:rPr>
+      <w:rFonts w:eastAsia="黑体"/>
       <w:color w:themeColor="background1" w:val="FFFFFF"/>
     </w:rPr>
     <w:tblPr>
@@ -12939,6 +13483,7 @@
     </w:tcPr>
     <w:tblStylePr w:type="firstRow">
       <w:rPr>
+        <w:rFonts w:eastAsia="黑体"/>
         <w:b/>
         <w:bCs/>
       </w:rPr>
@@ -13035,6 +13580,7 @@
       <w:spacing w:after="0" w:line="240" w:lineRule="auto"/>
     </w:pPr>
     <w:rPr>
+      <w:rFonts w:eastAsia="黑体"/>
       <w:color w:themeColor="background1" w:val="FFFFFF"/>
     </w:rPr>
     <w:tblPr>
@@ -13053,6 +13599,7 @@
     </w:tcPr>
     <w:tblStylePr w:type="firstRow">
       <w:rPr>
+        <w:rFonts w:eastAsia="黑体"/>
         <w:b/>
         <w:bCs/>
       </w:rPr>
@@ -13149,6 +13696,7 @@
       <w:spacing w:after="0" w:line="240" w:lineRule="auto"/>
     </w:pPr>
     <w:rPr>
+      <w:rFonts w:eastAsia="黑体"/>
       <w:color w:themeColor="text1" w:val="000000"/>
     </w:rPr>
     <w:tblPr>
@@ -13175,6 +13723,7 @@
     </w:tcPr>
     <w:tblStylePr w:type="firstRow">
       <w:rPr>
+        <w:rFonts w:eastAsia="黑体"/>
         <w:b/>
         <w:bCs/>
       </w:rPr>
@@ -13193,6 +13742,7 @@
     </w:tblStylePr>
     <w:tblStylePr w:type="lastRow">
       <w:rPr>
+        <w:rFonts w:eastAsia="黑体"/>
         <w:b/>
         <w:bCs/>
         <w:color w:themeColor="background1" w:val="FFFFFF"/>
@@ -13207,6 +13757,7 @@
     </w:tblStylePr>
     <w:tblStylePr w:type="firstCol">
       <w:rPr>
+        <w:rFonts w:eastAsia="黑体"/>
         <w:color w:themeColor="background1" w:val="FFFFFF"/>
       </w:rPr>
       <w:tblPr/>
@@ -13224,6 +13775,7 @@
     </w:tblStylePr>
     <w:tblStylePr w:type="lastCol">
       <w:rPr>
+        <w:rFonts w:eastAsia="黑体"/>
         <w:color w:themeColor="background1" w:val="FFFFFF"/>
       </w:rPr>
       <w:tblPr/>
@@ -13253,11 +13805,13 @@
     </w:tblStylePr>
     <w:tblStylePr w:type="neCell">
       <w:rPr>
+        <w:rFonts w:eastAsia="黑体"/>
         <w:color w:themeColor="text1" w:val="000000"/>
       </w:rPr>
     </w:tblStylePr>
     <w:tblStylePr w:type="nwCell">
       <w:rPr>
+        <w:rFonts w:eastAsia="黑体"/>
         <w:color w:themeColor="text1" w:val="000000"/>
       </w:rPr>
     </w:tblStylePr>
@@ -13271,6 +13825,7 @@
       <w:spacing w:after="0" w:line="240" w:lineRule="auto"/>
     </w:pPr>
     <w:rPr>
+      <w:rFonts w:eastAsia="黑体"/>
       <w:color w:themeColor="text1" w:val="000000"/>
     </w:rPr>
     <w:tblPr>
@@ -13297,6 +13852,7 @@
     </w:tcPr>
     <w:tblStylePr w:type="firstRow">
       <w:rPr>
+        <w:rFonts w:eastAsia="黑体"/>
         <w:b/>
         <w:bCs/>
       </w:rPr>
@@ -13315,6 +13871,7 @@
     </w:tblStylePr>
     <w:tblStylePr w:type="lastRow">
       <w:rPr>
+        <w:rFonts w:eastAsia="黑体"/>
         <w:b/>
         <w:bCs/>
         <w:color w:themeColor="background1" w:val="FFFFFF"/>
@@ -13329,6 +13886,7 @@
     </w:tblStylePr>
     <w:tblStylePr w:type="firstCol">
       <w:rPr>
+        <w:rFonts w:eastAsia="黑体"/>
         <w:color w:themeColor="background1" w:val="FFFFFF"/>
       </w:rPr>
       <w:tblPr/>
@@ -13346,6 +13904,7 @@
     </w:tblStylePr>
     <w:tblStylePr w:type="lastCol">
       <w:rPr>
+        <w:rFonts w:eastAsia="黑体"/>
         <w:color w:themeColor="background1" w:val="FFFFFF"/>
       </w:rPr>
       <w:tblPr/>
@@ -13375,11 +13934,13 @@
     </w:tblStylePr>
     <w:tblStylePr w:type="neCell">
       <w:rPr>
+        <w:rFonts w:eastAsia="黑体"/>
         <w:color w:themeColor="text1" w:val="000000"/>
       </w:rPr>
     </w:tblStylePr>
     <w:tblStylePr w:type="nwCell">
       <w:rPr>
+        <w:rFonts w:eastAsia="黑体"/>
         <w:color w:themeColor="text1" w:val="000000"/>
       </w:rPr>
     </w:tblStylePr>
@@ -13393,6 +13954,7 @@
       <w:spacing w:after="0" w:line="240" w:lineRule="auto"/>
     </w:pPr>
     <w:rPr>
+      <w:rFonts w:eastAsia="黑体"/>
       <w:color w:themeColor="text1" w:val="000000"/>
     </w:rPr>
     <w:tblPr>
@@ -13419,6 +13981,7 @@
     </w:tcPr>
     <w:tblStylePr w:type="firstRow">
       <w:rPr>
+        <w:rFonts w:eastAsia="黑体"/>
         <w:b/>
         <w:bCs/>
       </w:rPr>
@@ -13437,6 +14000,7 @@
     </w:tblStylePr>
     <w:tblStylePr w:type="lastRow">
       <w:rPr>
+        <w:rFonts w:eastAsia="黑体"/>
         <w:b/>
         <w:bCs/>
         <w:color w:themeColor="background1" w:val="FFFFFF"/>
@@ -13451,6 +14015,7 @@
     </w:tblStylePr>
     <w:tblStylePr w:type="firstCol">
       <w:rPr>
+        <w:rFonts w:eastAsia="黑体"/>
         <w:color w:themeColor="background1" w:val="FFFFFF"/>
       </w:rPr>
       <w:tblPr/>
@@ -13468,6 +14033,7 @@
     </w:tblStylePr>
     <w:tblStylePr w:type="lastCol">
       <w:rPr>
+        <w:rFonts w:eastAsia="黑体"/>
         <w:color w:themeColor="background1" w:val="FFFFFF"/>
       </w:rPr>
       <w:tblPr/>
@@ -13497,11 +14063,13 @@
     </w:tblStylePr>
     <w:tblStylePr w:type="neCell">
       <w:rPr>
+        <w:rFonts w:eastAsia="黑体"/>
         <w:color w:themeColor="text1" w:val="000000"/>
       </w:rPr>
     </w:tblStylePr>
     <w:tblStylePr w:type="nwCell">
       <w:rPr>
+        <w:rFonts w:eastAsia="黑体"/>
         <w:color w:themeColor="text1" w:val="000000"/>
       </w:rPr>
     </w:tblStylePr>
@@ -13515,6 +14083,7 @@
       <w:spacing w:after="0" w:line="240" w:lineRule="auto"/>
     </w:pPr>
     <w:rPr>
+      <w:rFonts w:eastAsia="黑体"/>
       <w:color w:themeColor="text1" w:val="000000"/>
     </w:rPr>
     <w:tblPr>
@@ -13541,6 +14110,7 @@
     </w:tcPr>
     <w:tblStylePr w:type="firstRow">
       <w:rPr>
+        <w:rFonts w:eastAsia="黑体"/>
         <w:b/>
         <w:bCs/>
       </w:rPr>
@@ -13559,6 +14129,7 @@
     </w:tblStylePr>
     <w:tblStylePr w:type="lastRow">
       <w:rPr>
+        <w:rFonts w:eastAsia="黑体"/>
         <w:b/>
         <w:bCs/>
         <w:color w:themeColor="background1" w:val="FFFFFF"/>
@@ -13573,6 +14144,7 @@
     </w:tblStylePr>
     <w:tblStylePr w:type="firstCol">
       <w:rPr>
+        <w:rFonts w:eastAsia="黑体"/>
         <w:color w:themeColor="background1" w:val="FFFFFF"/>
       </w:rPr>
       <w:tblPr/>
@@ -13590,6 +14162,7 @@
     </w:tblStylePr>
     <w:tblStylePr w:type="lastCol">
       <w:rPr>
+        <w:rFonts w:eastAsia="黑体"/>
         <w:color w:themeColor="background1" w:val="FFFFFF"/>
       </w:rPr>
       <w:tblPr/>
@@ -13627,6 +14200,7 @@
       <w:spacing w:after="0" w:line="240" w:lineRule="auto"/>
     </w:pPr>
     <w:rPr>
+      <w:rFonts w:eastAsia="黑体"/>
       <w:color w:themeColor="text1" w:val="000000"/>
     </w:rPr>
     <w:tblPr>
@@ -13653,6 +14227,7 @@
     </w:tcPr>
     <w:tblStylePr w:type="firstRow">
       <w:rPr>
+        <w:rFonts w:eastAsia="黑体"/>
         <w:b/>
         <w:bCs/>
       </w:rPr>
@@ -13671,6 +14246,7 @@
     </w:tblStylePr>
     <w:tblStylePr w:type="lastRow">
       <w:rPr>
+        <w:rFonts w:eastAsia="黑体"/>
         <w:b/>
         <w:bCs/>
         <w:color w:themeColor="background1" w:val="FFFFFF"/>
@@ -13685,6 +14261,7 @@
     </w:tblStylePr>
     <w:tblStylePr w:type="firstCol">
       <w:rPr>
+        <w:rFonts w:eastAsia="黑体"/>
         <w:color w:themeColor="background1" w:val="FFFFFF"/>
       </w:rPr>
       <w:tblPr/>
@@ -13702,6 +14279,7 @@
     </w:tblStylePr>
     <w:tblStylePr w:type="lastCol">
       <w:rPr>
+        <w:rFonts w:eastAsia="黑体"/>
         <w:color w:themeColor="background1" w:val="FFFFFF"/>
       </w:rPr>
       <w:tblPr/>
@@ -13731,11 +14309,13 @@
     </w:tblStylePr>
     <w:tblStylePr w:type="neCell">
       <w:rPr>
+        <w:rFonts w:eastAsia="黑体"/>
         <w:color w:themeColor="text1" w:val="000000"/>
       </w:rPr>
     </w:tblStylePr>
     <w:tblStylePr w:type="nwCell">
       <w:rPr>
+        <w:rFonts w:eastAsia="黑体"/>
         <w:color w:themeColor="text1" w:val="000000"/>
       </w:rPr>
     </w:tblStylePr>
@@ -13749,6 +14329,7 @@
       <w:spacing w:after="0" w:line="240" w:lineRule="auto"/>
     </w:pPr>
     <w:rPr>
+      <w:rFonts w:eastAsia="黑体"/>
       <w:color w:themeColor="text1" w:val="000000"/>
     </w:rPr>
     <w:tblPr>
@@ -13775,6 +14356,7 @@
     </w:tcPr>
     <w:tblStylePr w:type="firstRow">
       <w:rPr>
+        <w:rFonts w:eastAsia="黑体"/>
         <w:b/>
         <w:bCs/>
       </w:rPr>
@@ -13793,6 +14375,7 @@
     </w:tblStylePr>
     <w:tblStylePr w:type="lastRow">
       <w:rPr>
+        <w:rFonts w:eastAsia="黑体"/>
         <w:b/>
         <w:bCs/>
         <w:color w:themeColor="background1" w:val="FFFFFF"/>
@@ -13807,6 +14390,7 @@
     </w:tblStylePr>
     <w:tblStylePr w:type="firstCol">
       <w:rPr>
+        <w:rFonts w:eastAsia="黑体"/>
         <w:color w:themeColor="background1" w:val="FFFFFF"/>
       </w:rPr>
       <w:tblPr/>
@@ -13824,6 +14408,7 @@
     </w:tblStylePr>
     <w:tblStylePr w:type="lastCol">
       <w:rPr>
+        <w:rFonts w:eastAsia="黑体"/>
         <w:color w:themeColor="background1" w:val="FFFFFF"/>
       </w:rPr>
       <w:tblPr/>
@@ -13853,11 +14438,13 @@
     </w:tblStylePr>
     <w:tblStylePr w:type="neCell">
       <w:rPr>
+        <w:rFonts w:eastAsia="黑体"/>
         <w:color w:themeColor="text1" w:val="000000"/>
       </w:rPr>
     </w:tblStylePr>
     <w:tblStylePr w:type="nwCell">
       <w:rPr>
+        <w:rFonts w:eastAsia="黑体"/>
         <w:color w:themeColor="text1" w:val="000000"/>
       </w:rPr>
     </w:tblStylePr>
@@ -13871,6 +14458,7 @@
       <w:spacing w:after="0" w:line="240" w:lineRule="auto"/>
     </w:pPr>
     <w:rPr>
+      <w:rFonts w:eastAsia="黑体"/>
       <w:color w:themeColor="text1" w:val="000000"/>
     </w:rPr>
     <w:tblPr>
@@ -13897,6 +14485,7 @@
     </w:tcPr>
     <w:tblStylePr w:type="firstRow">
       <w:rPr>
+        <w:rFonts w:eastAsia="黑体"/>
         <w:b/>
         <w:bCs/>
       </w:rPr>
@@ -13915,6 +14504,7 @@
     </w:tblStylePr>
     <w:tblStylePr w:type="lastRow">
       <w:rPr>
+        <w:rFonts w:eastAsia="黑体"/>
         <w:b/>
         <w:bCs/>
         <w:color w:themeColor="background1" w:val="FFFFFF"/>
@@ -13929,6 +14519,7 @@
     </w:tblStylePr>
     <w:tblStylePr w:type="firstCol">
       <w:rPr>
+        <w:rFonts w:eastAsia="黑体"/>
         <w:color w:themeColor="background1" w:val="FFFFFF"/>
       </w:rPr>
       <w:tblPr/>
@@ -13946,6 +14537,7 @@
     </w:tblStylePr>
     <w:tblStylePr w:type="lastCol">
       <w:rPr>
+        <w:rFonts w:eastAsia="黑体"/>
         <w:color w:themeColor="background1" w:val="FFFFFF"/>
       </w:rPr>
       <w:tblPr/>
@@ -13975,11 +14567,13 @@
     </w:tblStylePr>
     <w:tblStylePr w:type="neCell">
       <w:rPr>
+        <w:rFonts w:eastAsia="黑体"/>
         <w:color w:themeColor="text1" w:val="000000"/>
       </w:rPr>
     </w:tblStylePr>
     <w:tblStylePr w:type="nwCell">
       <w:rPr>
+        <w:rFonts w:eastAsia="黑体"/>
         <w:color w:themeColor="text1" w:val="000000"/>
       </w:rPr>
     </w:tblStylePr>
@@ -13993,6 +14587,7 @@
       <w:spacing w:after="0" w:line="240" w:lineRule="auto"/>
     </w:pPr>
     <w:rPr>
+      <w:rFonts w:eastAsia="黑体"/>
       <w:color w:themeColor="text1" w:val="000000"/>
     </w:rPr>
     <w:tblPr>
@@ -14011,6 +14606,7 @@
     </w:tcPr>
     <w:tblStylePr w:type="firstRow">
       <w:rPr>
+        <w:rFonts w:eastAsia="黑体"/>
         <w:b/>
         <w:bCs/>
         <w:color w:themeColor="background1" w:val="FFFFFF"/>
@@ -14025,6 +14621,7 @@
     </w:tblStylePr>
     <w:tblStylePr w:type="lastRow">
       <w:rPr>
+        <w:rFonts w:eastAsia="黑体"/>
         <w:b/>
         <w:bCs/>
         <w:color w:themeColor="accent2" w:themeShade="CC" w:val="9E3A38"/>
@@ -14039,12 +14636,14 @@
     </w:tblStylePr>
     <w:tblStylePr w:type="firstCol">
       <w:rPr>
+        <w:rFonts w:eastAsia="黑体"/>
         <w:b/>
         <w:bCs/>
       </w:rPr>
     </w:tblStylePr>
     <w:tblStylePr w:type="lastCol">
       <w:rPr>
+        <w:rFonts w:eastAsia="黑体"/>
         <w:b/>
         <w:bCs/>
       </w:rPr>
@@ -14079,6 +14678,7 @@
       <w:spacing w:after="0" w:line="240" w:lineRule="auto"/>
     </w:pPr>
     <w:rPr>
+      <w:rFonts w:eastAsia="黑体"/>
       <w:color w:themeColor="text1" w:val="000000"/>
     </w:rPr>
     <w:tblPr>
@@ -14097,6 +14697,7 @@
     </w:tcPr>
     <w:tblStylePr w:type="firstRow">
       <w:rPr>
+        <w:rFonts w:eastAsia="黑体"/>
         <w:b/>
         <w:bCs/>
         <w:color w:themeColor="background1" w:val="FFFFFF"/>
@@ -14111,6 +14712,7 @@
     </w:tblStylePr>
     <w:tblStylePr w:type="lastRow">
       <w:rPr>
+        <w:rFonts w:eastAsia="黑体"/>
         <w:b/>
         <w:bCs/>
         <w:color w:themeColor="accent2" w:themeShade="CC" w:val="9E3A38"/>
@@ -14125,12 +14727,14 @@
     </w:tblStylePr>
     <w:tblStylePr w:type="firstCol">
       <w:rPr>
+        <w:rFonts w:eastAsia="黑体"/>
         <w:b/>
         <w:bCs/>
       </w:rPr>
     </w:tblStylePr>
     <w:tblStylePr w:type="lastCol">
       <w:rPr>
+        <w:rFonts w:eastAsia="黑体"/>
         <w:b/>
         <w:bCs/>
       </w:rPr>
@@ -14165,6 +14769,7 @@
       <w:spacing w:after="0" w:line="240" w:lineRule="auto"/>
     </w:pPr>
     <w:rPr>
+      <w:rFonts w:eastAsia="黑体"/>
       <w:color w:themeColor="text1" w:val="000000"/>
     </w:rPr>
     <w:tblPr>
@@ -14183,6 +14788,7 @@
     </w:tcPr>
     <w:tblStylePr w:type="firstRow">
       <w:rPr>
+        <w:rFonts w:eastAsia="黑体"/>
         <w:b/>
         <w:bCs/>
         <w:color w:themeColor="background1" w:val="FFFFFF"/>
@@ -14197,6 +14803,7 @@
     </w:tblStylePr>
     <w:tblStylePr w:type="lastRow">
       <w:rPr>
+        <w:rFonts w:eastAsia="黑体"/>
         <w:b/>
         <w:bCs/>
         <w:color w:themeColor="accent2" w:themeShade="CC" w:val="9E3A38"/>
@@ -14211,12 +14818,14 @@
     </w:tblStylePr>
     <w:tblStylePr w:type="firstCol">
       <w:rPr>
+        <w:rFonts w:eastAsia="黑体"/>
         <w:b/>
         <w:bCs/>
       </w:rPr>
     </w:tblStylePr>
     <w:tblStylePr w:type="lastCol">
       <w:rPr>
+        <w:rFonts w:eastAsia="黑体"/>
         <w:b/>
         <w:bCs/>
       </w:rPr>
@@ -14251,6 +14860,7 @@
       <w:spacing w:after="0" w:line="240" w:lineRule="auto"/>
     </w:pPr>
     <w:rPr>
+      <w:rFonts w:eastAsia="黑体"/>
       <w:color w:themeColor="text1" w:val="000000"/>
     </w:rPr>
     <w:tblPr>
@@ -14269,6 +14879,7 @@
     </w:tcPr>
     <w:tblStylePr w:type="firstRow">
       <w:rPr>
+        <w:rFonts w:eastAsia="黑体"/>
         <w:b/>
         <w:bCs/>
         <w:color w:themeColor="background1" w:val="FFFFFF"/>
@@ -14283,6 +14894,7 @@
     </w:tblStylePr>
     <w:tblStylePr w:type="lastRow">
       <w:rPr>
+        <w:rFonts w:eastAsia="黑体"/>
         <w:b/>
         <w:bCs/>
         <w:color w:themeColor="accent4" w:themeShade="CC" w:val="664E82"/>
@@ -14297,12 +14909,14 @@
     </w:tblStylePr>
     <w:tblStylePr w:type="firstCol">
       <w:rPr>
+        <w:rFonts w:eastAsia="黑体"/>
         <w:b/>
         <w:bCs/>
       </w:rPr>
     </w:tblStylePr>
     <w:tblStylePr w:type="lastCol">
       <w:rPr>
+        <w:rFonts w:eastAsia="黑体"/>
         <w:b/>
         <w:bCs/>
       </w:rPr>
@@ -14337,6 +14951,7 @@
       <w:spacing w:after="0" w:line="240" w:lineRule="auto"/>
     </w:pPr>
     <w:rPr>
+      <w:rFonts w:eastAsia="黑体"/>
       <w:color w:themeColor="text1" w:val="000000"/>
     </w:rPr>
     <w:tblPr>
@@ -14355,6 +14970,7 @@
     </w:tcPr>
     <w:tblStylePr w:type="firstRow">
       <w:rPr>
+        <w:rFonts w:eastAsia="黑体"/>
         <w:b/>
         <w:bCs/>
         <w:color w:themeColor="background1" w:val="FFFFFF"/>
@@ -14369,6 +14985,7 @@
     </w:tblStylePr>
     <w:tblStylePr w:type="lastRow">
       <w:rPr>
+        <w:rFonts w:eastAsia="黑体"/>
         <w:b/>
         <w:bCs/>
         <w:color w:themeColor="accent3" w:themeShade="CC" w:val="7E9C40"/>
@@ -14383,12 +15000,14 @@
     </w:tblStylePr>
     <w:tblStylePr w:type="firstCol">
       <w:rPr>
+        <w:rFonts w:eastAsia="黑体"/>
         <w:b/>
         <w:bCs/>
       </w:rPr>
     </w:tblStylePr>
     <w:tblStylePr w:type="lastCol">
       <w:rPr>
+        <w:rFonts w:eastAsia="黑体"/>
         <w:b/>
         <w:bCs/>
       </w:rPr>
@@ -14423,6 +15042,7 @@
       <w:spacing w:after="0" w:line="240" w:lineRule="auto"/>
     </w:pPr>
     <w:rPr>
+      <w:rFonts w:eastAsia="黑体"/>
       <w:color w:themeColor="text1" w:val="000000"/>
     </w:rPr>
     <w:tblPr>
@@ -14441,6 +15061,7 @@
     </w:tcPr>
     <w:tblStylePr w:type="firstRow">
       <w:rPr>
+        <w:rFonts w:eastAsia="黑体"/>
         <w:b/>
         <w:bCs/>
         <w:color w:themeColor="background1" w:val="FFFFFF"/>
@@ -14455,6 +15076,7 @@
     </w:tblStylePr>
     <w:tblStylePr w:type="lastRow">
       <w:rPr>
+        <w:rFonts w:eastAsia="黑体"/>
         <w:b/>
         <w:bCs/>
         <w:color w:themeColor="accent6" w:themeShade="CC" w:val="F2730A"/>
@@ -14469,12 +15091,14 @@
     </w:tblStylePr>
     <w:tblStylePr w:type="firstCol">
       <w:rPr>
+        <w:rFonts w:eastAsia="黑体"/>
         <w:b/>
         <w:bCs/>
       </w:rPr>
     </w:tblStylePr>
     <w:tblStylePr w:type="lastCol">
       <w:rPr>
+        <w:rFonts w:eastAsia="黑体"/>
         <w:b/>
         <w:bCs/>
       </w:rPr>
@@ -14509,6 +15133,7 @@
       <w:spacing w:after="0" w:line="240" w:lineRule="auto"/>
     </w:pPr>
     <w:rPr>
+      <w:rFonts w:eastAsia="黑体"/>
       <w:color w:themeColor="text1" w:val="000000"/>
     </w:rPr>
     <w:tblPr>
@@ -14527,6 +15152,7 @@
     </w:tcPr>
     <w:tblStylePr w:type="firstRow">
       <w:rPr>
+        <w:rFonts w:eastAsia="黑体"/>
         <w:b/>
         <w:bCs/>
         <w:color w:themeColor="background1" w:val="FFFFFF"/>
@@ -14541,6 +15167,7 @@
     </w:tblStylePr>
     <w:tblStylePr w:type="lastRow">
       <w:rPr>
+        <w:rFonts w:eastAsia="黑体"/>
         <w:b/>
         <w:bCs/>
         <w:color w:themeColor="accent5" w:themeShade="CC" w:val="348DA5"/>
@@ -14555,12 +15182,14 @@
     </w:tblStylePr>
     <w:tblStylePr w:type="firstCol">
       <w:rPr>
+        <w:rFonts w:eastAsia="黑体"/>
         <w:b/>
         <w:bCs/>
       </w:rPr>
     </w:tblStylePr>
     <w:tblStylePr w:type="lastCol">
       <w:rPr>
+        <w:rFonts w:eastAsia="黑体"/>
         <w:b/>
         <w:bCs/>
       </w:rPr>
@@ -14595,6 +15224,7 @@
       <w:spacing w:after="0" w:line="240" w:lineRule="auto"/>
     </w:pPr>
     <w:rPr>
+      <w:rFonts w:eastAsia="黑体"/>
       <w:color w:themeColor="text1" w:val="000000"/>
     </w:rPr>
     <w:tblPr>
@@ -14616,6 +15246,7 @@
     </w:tcPr>
     <w:tblStylePr w:type="firstRow">
       <w:rPr>
+        <w:rFonts w:eastAsia="黑体"/>
         <w:b/>
         <w:bCs/>
       </w:rPr>
@@ -14626,6 +15257,7 @@
     </w:tblStylePr>
     <w:tblStylePr w:type="lastRow">
       <w:rPr>
+        <w:rFonts w:eastAsia="黑体"/>
         <w:b/>
         <w:bCs/>
         <w:color w:themeColor="text1" w:val="000000"/>
@@ -14637,6 +15269,7 @@
     </w:tblStylePr>
     <w:tblStylePr w:type="firstCol">
       <w:rPr>
+        <w:rFonts w:eastAsia="黑体"/>
         <w:color w:themeColor="background1" w:val="FFFFFF"/>
       </w:rPr>
       <w:tblPr/>
@@ -14646,6 +15279,7 @@
     </w:tblStylePr>
     <w:tblStylePr w:type="lastCol">
       <w:rPr>
+        <w:rFonts w:eastAsia="黑体"/>
         <w:color w:themeColor="background1" w:val="FFFFFF"/>
       </w:rPr>
       <w:tblPr/>
@@ -14675,6 +15309,7 @@
       <w:spacing w:after="0" w:line="240" w:lineRule="auto"/>
     </w:pPr>
     <w:rPr>
+      <w:rFonts w:eastAsia="黑体"/>
       <w:color w:themeColor="text1" w:val="000000"/>
     </w:rPr>
     <w:tblPr>
@@ -14696,6 +15331,7 @@
     </w:tcPr>
     <w:tblStylePr w:type="firstRow">
       <w:rPr>
+        <w:rFonts w:eastAsia="黑体"/>
         <w:b/>
         <w:bCs/>
       </w:rPr>
@@ -14706,6 +15342,7 @@
     </w:tblStylePr>
     <w:tblStylePr w:type="lastRow">
       <w:rPr>
+        <w:rFonts w:eastAsia="黑体"/>
         <w:b/>
         <w:bCs/>
         <w:color w:themeColor="text1" w:val="000000"/>
@@ -14717,6 +15354,7 @@
     </w:tblStylePr>
     <w:tblStylePr w:type="firstCol">
       <w:rPr>
+        <w:rFonts w:eastAsia="黑体"/>
         <w:color w:themeColor="background1" w:val="FFFFFF"/>
       </w:rPr>
       <w:tblPr/>
@@ -14726,6 +15364,7 @@
     </w:tblStylePr>
     <w:tblStylePr w:type="lastCol">
       <w:rPr>
+        <w:rFonts w:eastAsia="黑体"/>
         <w:color w:themeColor="background1" w:val="FFFFFF"/>
       </w:rPr>
       <w:tblPr/>
@@ -14755,6 +15394,7 @@
       <w:spacing w:after="0" w:line="240" w:lineRule="auto"/>
     </w:pPr>
     <w:rPr>
+      <w:rFonts w:eastAsia="黑体"/>
       <w:color w:themeColor="text1" w:val="000000"/>
     </w:rPr>
     <w:tblPr>
@@ -14776,6 +15416,7 @@
     </w:tcPr>
     <w:tblStylePr w:type="firstRow">
       <w:rPr>
+        <w:rFonts w:eastAsia="黑体"/>
         <w:b/>
         <w:bCs/>
       </w:rPr>
@@ -14786,6 +15427,7 @@
     </w:tblStylePr>
     <w:tblStylePr w:type="lastRow">
       <w:rPr>
+        <w:rFonts w:eastAsia="黑体"/>
         <w:b/>
         <w:bCs/>
         <w:color w:themeColor="text1" w:val="000000"/>
@@ -14797,6 +15439,7 @@
     </w:tblStylePr>
     <w:tblStylePr w:type="firstCol">
       <w:rPr>
+        <w:rFonts w:eastAsia="黑体"/>
         <w:color w:themeColor="background1" w:val="FFFFFF"/>
       </w:rPr>
       <w:tblPr/>
@@ -14806,6 +15449,7 @@
     </w:tblStylePr>
     <w:tblStylePr w:type="lastCol">
       <w:rPr>
+        <w:rFonts w:eastAsia="黑体"/>
         <w:color w:themeColor="background1" w:val="FFFFFF"/>
       </w:rPr>
       <w:tblPr/>
@@ -14835,6 +15479,7 @@
       <w:spacing w:after="0" w:line="240" w:lineRule="auto"/>
     </w:pPr>
     <w:rPr>
+      <w:rFonts w:eastAsia="黑体"/>
       <w:color w:themeColor="text1" w:val="000000"/>
     </w:rPr>
     <w:tblPr>
@@ -14856,6 +15501,7 @@
     </w:tcPr>
     <w:tblStylePr w:type="firstRow">
       <w:rPr>
+        <w:rFonts w:eastAsia="黑体"/>
         <w:b/>
         <w:bCs/>
       </w:rPr>
@@ -14866,6 +15512,7 @@
     </w:tblStylePr>
     <w:tblStylePr w:type="lastRow">
       <w:rPr>
+        <w:rFonts w:eastAsia="黑体"/>
         <w:b/>
         <w:bCs/>
         <w:color w:themeColor="text1" w:val="000000"/>
@@ -14877,6 +15524,7 @@
     </w:tblStylePr>
     <w:tblStylePr w:type="firstCol">
       <w:rPr>
+        <w:rFonts w:eastAsia="黑体"/>
         <w:color w:themeColor="background1" w:val="FFFFFF"/>
       </w:rPr>
       <w:tblPr/>
@@ -14886,6 +15534,7 @@
     </w:tblStylePr>
     <w:tblStylePr w:type="lastCol">
       <w:rPr>
+        <w:rFonts w:eastAsia="黑体"/>
         <w:color w:themeColor="background1" w:val="FFFFFF"/>
       </w:rPr>
       <w:tblPr/>
@@ -14915,6 +15564,7 @@
       <w:spacing w:after="0" w:line="240" w:lineRule="auto"/>
     </w:pPr>
     <w:rPr>
+      <w:rFonts w:eastAsia="黑体"/>
       <w:color w:themeColor="text1" w:val="000000"/>
     </w:rPr>
     <w:tblPr>
@@ -14936,6 +15586,7 @@
     </w:tcPr>
     <w:tblStylePr w:type="firstRow">
       <w:rPr>
+        <w:rFonts w:eastAsia="黑体"/>
         <w:b/>
         <w:bCs/>
       </w:rPr>
@@ -14946,6 +15597,7 @@
     </w:tblStylePr>
     <w:tblStylePr w:type="lastRow">
       <w:rPr>
+        <w:rFonts w:eastAsia="黑体"/>
         <w:b/>
         <w:bCs/>
         <w:color w:themeColor="text1" w:val="000000"/>
@@ -14957,6 +15609,7 @@
     </w:tblStylePr>
     <w:tblStylePr w:type="firstCol">
       <w:rPr>
+        <w:rFonts w:eastAsia="黑体"/>
         <w:color w:themeColor="background1" w:val="FFFFFF"/>
       </w:rPr>
       <w:tblPr/>
@@ -14966,6 +15619,7 @@
     </w:tblStylePr>
     <w:tblStylePr w:type="lastCol">
       <w:rPr>
+        <w:rFonts w:eastAsia="黑体"/>
         <w:color w:themeColor="background1" w:val="FFFFFF"/>
       </w:rPr>
       <w:tblPr/>
@@ -14995,6 +15649,7 @@
       <w:spacing w:after="0" w:line="240" w:lineRule="auto"/>
     </w:pPr>
     <w:rPr>
+      <w:rFonts w:eastAsia="黑体"/>
       <w:color w:themeColor="text1" w:val="000000"/>
     </w:rPr>
     <w:tblPr>
@@ -15016,6 +15671,7 @@
     </w:tcPr>
     <w:tblStylePr w:type="firstRow">
       <w:rPr>
+        <w:rFonts w:eastAsia="黑体"/>
         <w:b/>
         <w:bCs/>
       </w:rPr>
@@ -15026,6 +15682,7 @@
     </w:tblStylePr>
     <w:tblStylePr w:type="lastRow">
       <w:rPr>
+        <w:rFonts w:eastAsia="黑体"/>
         <w:b/>
         <w:bCs/>
         <w:color w:themeColor="text1" w:val="000000"/>
@@ -15037,6 +15694,7 @@
     </w:tblStylePr>
     <w:tblStylePr w:type="firstCol">
       <w:rPr>
+        <w:rFonts w:eastAsia="黑体"/>
         <w:color w:themeColor="background1" w:val="FFFFFF"/>
       </w:rPr>
       <w:tblPr/>
@@ -15046,6 +15704,7 @@
     </w:tblStylePr>
     <w:tblStylePr w:type="lastCol">
       <w:rPr>
+        <w:rFonts w:eastAsia="黑体"/>
         <w:color w:themeColor="background1" w:val="FFFFFF"/>
       </w:rPr>
       <w:tblPr/>
@@ -15075,6 +15734,7 @@
       <w:spacing w:after="0" w:line="240" w:lineRule="auto"/>
     </w:pPr>
     <w:rPr>
+      <w:rFonts w:eastAsia="黑体"/>
       <w:color w:themeColor="text1" w:val="000000"/>
     </w:rPr>
     <w:tblPr>
@@ -15096,6 +15756,7 @@
     </w:tcPr>
     <w:tblStylePr w:type="firstRow">
       <w:rPr>
+        <w:rFonts w:eastAsia="黑体"/>
         <w:b/>
         <w:bCs/>
       </w:rPr>
@@ -15106,6 +15767,7 @@
     </w:tblStylePr>
     <w:tblStylePr w:type="lastRow">
       <w:rPr>
+        <w:rFonts w:eastAsia="黑体"/>
         <w:b/>
         <w:bCs/>
         <w:color w:themeColor="text1" w:val="000000"/>
@@ -15117,6 +15779,7 @@
     </w:tblStylePr>
     <w:tblStylePr w:type="firstCol">
       <w:rPr>
+        <w:rFonts w:eastAsia="黑体"/>
         <w:color w:themeColor="background1" w:val="FFFFFF"/>
       </w:rPr>
       <w:tblPr/>
@@ -15126,6 +15789,7 @@
     </w:tblStylePr>
     <w:tblStylePr w:type="lastCol">
       <w:rPr>
+        <w:rFonts w:eastAsia="黑体"/>
         <w:color w:themeColor="background1" w:val="FFFFFF"/>
       </w:rPr>
       <w:tblPr/>
@@ -15158,6 +15822,7 @@
     <w:name w:val="KeywordTok"/>
     <w:basedOn w:val="VerbatimChar"/>
     <w:rPr>
+      <w:rFonts w:eastAsia="黑体"/>
       <w:b/>
       <w:color w:val="007020"/>
     </w:rPr>
@@ -15166,6 +15831,7 @@
     <w:name w:val="DataTypeTok"/>
     <w:basedOn w:val="VerbatimChar"/>
     <w:rPr>
+      <w:rFonts w:eastAsia="黑体"/>
       <w:color w:val="902000"/>
     </w:rPr>
   </w:style>
@@ -15173,6 +15839,7 @@
     <w:name w:val="DecValTok"/>
     <w:basedOn w:val="VerbatimChar"/>
     <w:rPr>
+      <w:rFonts w:eastAsia="黑体"/>
       <w:color w:val="40a070"/>
     </w:rPr>
   </w:style>
@@ -15180,6 +15847,7 @@
     <w:name w:val="BaseNTok"/>
     <w:basedOn w:val="VerbatimChar"/>
     <w:rPr>
+      <w:rFonts w:eastAsia="黑体"/>
       <w:color w:val="40a070"/>
     </w:rPr>
   </w:style>
@@ -15187,6 +15855,7 @@
     <w:name w:val="FloatTok"/>
     <w:basedOn w:val="VerbatimChar"/>
     <w:rPr>
+      <w:rFonts w:eastAsia="黑体"/>
       <w:color w:val="40a070"/>
     </w:rPr>
   </w:style>
@@ -15194,6 +15863,7 @@
     <w:name w:val="ConstantTok"/>
     <w:basedOn w:val="VerbatimChar"/>
     <w:rPr>
+      <w:rFonts w:eastAsia="黑体"/>
       <w:color w:val="880000"/>
     </w:rPr>
   </w:style>
@@ -15201,6 +15871,7 @@
     <w:name w:val="CharTok"/>
     <w:basedOn w:val="VerbatimChar"/>
     <w:rPr>
+      <w:rFonts w:eastAsia="黑体"/>
       <w:color w:val="4070a0"/>
     </w:rPr>
   </w:style>
@@ -15208,6 +15879,7 @@
     <w:name w:val="SpecialCharTok"/>
     <w:basedOn w:val="VerbatimChar"/>
     <w:rPr>
+      <w:rFonts w:eastAsia="黑体"/>
       <w:color w:val="4070a0"/>
     </w:rPr>
   </w:style>
@@ -15215,6 +15887,7 @@
     <w:name w:val="StringTok"/>
     <w:basedOn w:val="VerbatimChar"/>
     <w:rPr>
+      <w:rFonts w:eastAsia="黑体"/>
       <w:color w:val="4070a0"/>
     </w:rPr>
   </w:style>
@@ -15222,6 +15895,7 @@
     <w:name w:val="VerbatimStringTok"/>
     <w:basedOn w:val="VerbatimChar"/>
     <w:rPr>
+      <w:rFonts w:eastAsia="黑体"/>
       <w:color w:val="4070a0"/>
     </w:rPr>
   </w:style>
@@ -15229,6 +15903,7 @@
     <w:name w:val="SpecialStringTok"/>
     <w:basedOn w:val="VerbatimChar"/>
     <w:rPr>
+      <w:rFonts w:eastAsia="黑体"/>
       <w:color w:val="bb6688"/>
     </w:rPr>
   </w:style>
@@ -15236,6 +15911,7 @@
     <w:name w:val="ImportTok"/>
     <w:basedOn w:val="VerbatimChar"/>
     <w:rPr>
+      <w:rFonts w:eastAsia="黑体"/>
       <w:b/>
       <w:color w:val="008000"/>
     </w:rPr>
@@ -15244,6 +15920,7 @@
     <w:name w:val="CommentTok"/>
     <w:basedOn w:val="VerbatimChar"/>
     <w:rPr>
+      <w:rFonts w:eastAsia="黑体"/>
       <w:i/>
       <w:color w:val="60a0b0"/>
     </w:rPr>
@@ -15252,6 +15929,7 @@
     <w:name w:val="DocumentationTok"/>
     <w:basedOn w:val="VerbatimChar"/>
     <w:rPr>
+      <w:rFonts w:eastAsia="黑体"/>
       <w:i/>
       <w:color w:val="ba2121"/>
     </w:rPr>
@@ -15260,6 +15938,7 @@
     <w:name w:val="AnnotationTok"/>
     <w:basedOn w:val="VerbatimChar"/>
     <w:rPr>
+      <w:rFonts w:eastAsia="黑体"/>
       <w:b/>
       <w:i/>
       <w:color w:val="60a0b0"/>
@@ -15269,6 +15948,7 @@
     <w:name w:val="CommentVarTok"/>
     <w:basedOn w:val="VerbatimChar"/>
     <w:rPr>
+      <w:rFonts w:eastAsia="黑体"/>
       <w:b/>
       <w:i/>
       <w:color w:val="60a0b0"/>
@@ -15278,6 +15958,7 @@
     <w:name w:val="OtherTok"/>
     <w:basedOn w:val="VerbatimChar"/>
     <w:rPr>
+      <w:rFonts w:eastAsia="黑体"/>
       <w:color w:val="007020"/>
     </w:rPr>
   </w:style>
@@ -15285,6 +15966,7 @@
     <w:name w:val="FunctionTok"/>
     <w:basedOn w:val="VerbatimChar"/>
     <w:rPr>
+      <w:rFonts w:eastAsia="黑体"/>
       <w:color w:val="06287e"/>
     </w:rPr>
   </w:style>
@@ -15292,6 +15974,7 @@
     <w:name w:val="VariableTok"/>
     <w:basedOn w:val="VerbatimChar"/>
     <w:rPr>
+      <w:rFonts w:eastAsia="黑体"/>
       <w:color w:val="19177c"/>
     </w:rPr>
   </w:style>
@@ -15299,6 +15982,7 @@
     <w:name w:val="ControlFlowTok"/>
     <w:basedOn w:val="VerbatimChar"/>
     <w:rPr>
+      <w:rFonts w:eastAsia="黑体"/>
       <w:b/>
       <w:color w:val="007020"/>
     </w:rPr>
@@ -15307,6 +15991,7 @@
     <w:name w:val="OperatorTok"/>
     <w:basedOn w:val="VerbatimChar"/>
     <w:rPr>
+      <w:rFonts w:eastAsia="黑体"/>
       <w:color w:val="666666"/>
     </w:rPr>
   </w:style>
@@ -15314,18 +15999,22 @@
     <w:name w:val="BuiltInTok"/>
     <w:basedOn w:val="VerbatimChar"/>
     <w:rPr>
+      <w:rFonts w:eastAsia="黑体"/>
       <w:color w:val="008000"/>
     </w:rPr>
   </w:style>
   <w:style w:type="character" w:customStyle="1" w:styleId="ExtensionTok">
     <w:name w:val="ExtensionTok"/>
     <w:basedOn w:val="VerbatimChar"/>
-    <w:rPr/>
+    <w:rPr>
+      <w:rFonts w:eastAsia="黑体"/>
+    </w:rPr>
   </w:style>
   <w:style w:type="character" w:customStyle="1" w:styleId="PreprocessorTok">
     <w:name w:val="PreprocessorTok"/>
     <w:basedOn w:val="VerbatimChar"/>
     <w:rPr>
+      <w:rFonts w:eastAsia="黑体"/>
       <w:color w:val="bc7a00"/>
     </w:rPr>
   </w:style>
@@ -15333,18 +16022,22 @@
     <w:name w:val="AttributeTok"/>
     <w:basedOn w:val="VerbatimChar"/>
     <w:rPr>
+      <w:rFonts w:eastAsia="黑体"/>
       <w:color w:val="7d9029"/>
     </w:rPr>
   </w:style>
   <w:style w:type="character" w:customStyle="1" w:styleId="RegionMarkerTok">
     <w:name w:val="RegionMarkerTok"/>
     <w:basedOn w:val="VerbatimChar"/>
-    <w:rPr/>
+    <w:rPr>
+      <w:rFonts w:eastAsia="黑体"/>
+    </w:rPr>
   </w:style>
   <w:style w:type="character" w:customStyle="1" w:styleId="InformationTok">
     <w:name w:val="InformationTok"/>
     <w:basedOn w:val="VerbatimChar"/>
     <w:rPr>
+      <w:rFonts w:eastAsia="黑体"/>
       <w:b/>
       <w:i/>
       <w:color w:val="60a0b0"/>
@@ -15354,6 +16047,7 @@
     <w:name w:val="WarningTok"/>
     <w:basedOn w:val="VerbatimChar"/>
     <w:rPr>
+      <w:rFonts w:eastAsia="黑体"/>
       <w:b/>
       <w:i/>
       <w:color w:val="60a0b0"/>
@@ -15363,6 +16057,7 @@
     <w:name w:val="AlertTok"/>
     <w:basedOn w:val="VerbatimChar"/>
     <w:rPr>
+      <w:rFonts w:eastAsia="黑体"/>
       <w:b/>
       <w:color w:val="ff0000"/>
     </w:rPr>
@@ -15371,6 +16066,7 @@
     <w:name w:val="ErrorTok"/>
     <w:basedOn w:val="VerbatimChar"/>
     <w:rPr>
+      <w:rFonts w:eastAsia="黑体"/>
       <w:b/>
       <w:color w:val="ff0000"/>
     </w:rPr>
@@ -15378,7 +16074,9 @@
   <w:style w:type="character" w:customStyle="1" w:styleId="NormalTok">
     <w:name w:val="NormalTok"/>
     <w:basedOn w:val="VerbatimChar"/>
-    <w:rPr/>
+    <w:rPr>
+      <w:rFonts w:eastAsia="黑体"/>
+    </w:rPr>
   </w:style>
 </w:styles>
 </file>
@@ -15427,12 +16125,12 @@
     <a:fontScheme name="Office">
       <a:majorFont>
         <a:latin typeface="Calibri"/>
-        <a:ea typeface=""/>
+        <a:ea typeface="黑体"/>
         <a:cs typeface=""/>
         <a:font script="Jpan" typeface="ＭＳ ゴシック"/>
         <a:font script="Hang" typeface="맑은 고딕"/>
-        <a:font script="Hans" typeface="宋体"/>
-        <a:font script="Hant" typeface="新細明體"/>
+        <a:font script="Hans" typeface="黑体"/>
+        <a:font script="Hant" typeface="黑体"/>
         <a:font script="Arab" typeface="Times New Roman"/>
         <a:font script="Hebr" typeface="Times New Roman"/>
         <a:font script="Thai" typeface="Angsana New"/>
@@ -15462,12 +16160,12 @@
       </a:majorFont>
       <a:minorFont>
         <a:latin typeface="Cambria"/>
-        <a:ea typeface=""/>
+        <a:ea typeface="黑体"/>
         <a:cs typeface=""/>
         <a:font script="Jpan" typeface="ＭＳ 明朝"/>
         <a:font script="Hang" typeface="맑은 고딕"/>
-        <a:font script="Hans" typeface="宋体"/>
-        <a:font script="Hant" typeface="新細明體"/>
+        <a:font script="Hans" typeface="黑体"/>
+        <a:font script="Hant" typeface="黑体"/>
         <a:font script="Arab" typeface="Arial"/>
         <a:font script="Hebr" typeface="Arial"/>
         <a:font script="Thai" typeface="Cordia New"/>

--- a/04-滤波电路/05-其他滤波器/数字滤波器/数字滤波器.docx
+++ b/04-滤波电路/05-其他滤波器/数字滤波器/数字滤波器.docx
@@ -3054,7 +3054,7 @@
           <w:color w:val="555555"/>
           <w:sz w:val="21"/>
         </w:rPr>
-        <w:t>材料收集者：杜文杰，WX手机：19519196569，QQ:3478827729</w:t>
+        <w:t>材料收集者：杜文杰，微信/手机：19519196569，QQ:3478827729</w:t>
       </w:r>
     </w:p>
     <w:sectPr>
